--- a/course/机械故障诊断及维护/2025/大纲/25JD32106-机械故障诊断及维护-课程教学大纲.docx
+++ b/course/机械故障诊断及维护/2025/大纲/25JD32106-机械故障诊断及维护-课程教学大纲.docx
@@ -9,7 +9,7 @@
       </w:pPr>
       <w:r>
         <w:rPr>
-          <w:rFonts w:ascii="Times New Roman" w:hAnsi="Times New Roman" w:eastAsia="黑体"/>
+          <w:rFonts w:ascii="Times New Roman" w:hAnsi="Times New Roman" w:eastAsia="黑体" w:cs="Times New Roman"/>
           <w:b/>
           <w:sz w:val="32"/>
         </w:rPr>
@@ -23,7 +23,7 @@
       </w:pPr>
       <w:r>
         <w:rPr>
-          <w:rFonts w:ascii="Times New Roman" w:hAnsi="Times New Roman" w:eastAsia="黑体"/>
+          <w:rFonts w:ascii="Times New Roman" w:hAnsi="Times New Roman" w:eastAsia="黑体" w:cs="Times New Roman"/>
           <w:b/>
           <w:sz w:val="28"/>
         </w:rPr>
@@ -78,7 +78,7 @@
             <w:r/>
             <w:r>
               <w:rPr>
-                <w:rFonts w:ascii="Times New Roman" w:hAnsi="Times New Roman" w:eastAsia="宋体"/>
+                <w:rFonts w:ascii="Times New Roman" w:hAnsi="Times New Roman" w:eastAsia="宋体" w:cs="Times New Roman"/>
                 <w:b/>
                 <w:sz w:val="18"/>
               </w:rPr>
@@ -106,7 +106,7 @@
             <w:r/>
             <w:r>
               <w:rPr>
-                <w:rFonts w:ascii="Times New Roman" w:hAnsi="Times New Roman" w:eastAsia="宋体"/>
+                <w:rFonts w:ascii="Times New Roman" w:hAnsi="Times New Roman" w:eastAsia="宋体" w:cs="Times New Roman"/>
                 <w:b w:val="0"/>
                 <w:sz w:val="19"/>
               </w:rPr>
@@ -138,7 +138,7 @@
             <w:r/>
             <w:r>
               <w:rPr>
-                <w:rFonts w:ascii="Times New Roman" w:hAnsi="Times New Roman" w:eastAsia="宋体"/>
+                <w:rFonts w:ascii="Times New Roman" w:hAnsi="Times New Roman" w:eastAsia="宋体" w:cs="Times New Roman"/>
                 <w:b/>
                 <w:sz w:val="18"/>
               </w:rPr>
@@ -166,7 +166,7 @@
             <w:r/>
             <w:r>
               <w:rPr>
-                <w:rFonts w:ascii="Times New Roman" w:hAnsi="Times New Roman" w:eastAsia="宋体"/>
+                <w:rFonts w:ascii="Times New Roman" w:hAnsi="Times New Roman" w:eastAsia="宋体" w:cs="Times New Roman"/>
                 <w:b w:val="0"/>
                 <w:sz w:val="18"/>
               </w:rPr>
@@ -193,7 +193,7 @@
             <w:r/>
             <w:r>
               <w:rPr>
-                <w:rFonts w:ascii="Times New Roman" w:hAnsi="Times New Roman" w:eastAsia="宋体"/>
+                <w:rFonts w:ascii="Times New Roman" w:hAnsi="Times New Roman" w:eastAsia="宋体" w:cs="Times New Roman"/>
                 <w:b/>
                 <w:sz w:val="18"/>
               </w:rPr>
@@ -221,7 +221,7 @@
             <w:r/>
             <w:r>
               <w:rPr>
-                <w:rFonts w:ascii="Times New Roman" w:hAnsi="Times New Roman" w:eastAsia="宋体"/>
+                <w:rFonts w:ascii="Times New Roman" w:hAnsi="Times New Roman" w:eastAsia="宋体" w:cs="Times New Roman"/>
                 <w:b w:val="0"/>
                 <w:sz w:val="18"/>
               </w:rPr>
@@ -253,7 +253,7 @@
             <w:r/>
             <w:r>
               <w:rPr>
-                <w:rFonts w:ascii="Times New Roman" w:hAnsi="Times New Roman" w:eastAsia="宋体"/>
+                <w:rFonts w:ascii="Times New Roman" w:hAnsi="Times New Roman" w:eastAsia="宋体" w:cs="Times New Roman"/>
                 <w:b/>
                 <w:sz w:val="18"/>
               </w:rPr>
@@ -281,7 +281,7 @@
             <w:r/>
             <w:r>
               <w:rPr>
-                <w:rFonts w:ascii="Times New Roman" w:hAnsi="Times New Roman" w:eastAsia="宋体"/>
+                <w:rFonts w:ascii="Times New Roman" w:hAnsi="Times New Roman" w:eastAsia="宋体" w:cs="Times New Roman"/>
                 <w:b w:val="0"/>
                 <w:sz w:val="18"/>
               </w:rPr>
@@ -308,7 +308,7 @@
             <w:r/>
             <w:r>
               <w:rPr>
-                <w:rFonts w:ascii="Times New Roman" w:hAnsi="Times New Roman" w:eastAsia="宋体"/>
+                <w:rFonts w:ascii="Times New Roman" w:hAnsi="Times New Roman" w:eastAsia="宋体" w:cs="Times New Roman"/>
                 <w:b/>
                 <w:sz w:val="18"/>
               </w:rPr>
@@ -336,7 +336,7 @@
             <w:r/>
             <w:r>
               <w:rPr>
-                <w:rFonts w:ascii="Times New Roman" w:hAnsi="Times New Roman" w:eastAsia="宋体"/>
+                <w:rFonts w:ascii="Times New Roman" w:hAnsi="Times New Roman" w:eastAsia="宋体" w:cs="Times New Roman"/>
                 <w:b w:val="0"/>
                 <w:sz w:val="18"/>
               </w:rPr>
@@ -368,7 +368,7 @@
             <w:r/>
             <w:r>
               <w:rPr>
-                <w:rFonts w:ascii="Times New Roman" w:hAnsi="Times New Roman" w:eastAsia="宋体"/>
+                <w:rFonts w:ascii="Times New Roman" w:hAnsi="Times New Roman" w:eastAsia="宋体" w:cs="Times New Roman"/>
                 <w:b/>
                 <w:sz w:val="18"/>
               </w:rPr>
@@ -396,7 +396,7 @@
             <w:r/>
             <w:r>
               <w:rPr>
-                <w:rFonts w:ascii="Times New Roman" w:hAnsi="Times New Roman" w:eastAsia="宋体"/>
+                <w:rFonts w:ascii="Times New Roman" w:hAnsi="Times New Roman" w:eastAsia="宋体" w:cs="Times New Roman"/>
                 <w:b w:val="0"/>
                 <w:sz w:val="18"/>
               </w:rPr>
@@ -423,7 +423,7 @@
             <w:r/>
             <w:r>
               <w:rPr>
-                <w:rFonts w:ascii="Times New Roman" w:hAnsi="Times New Roman" w:eastAsia="宋体"/>
+                <w:rFonts w:ascii="Times New Roman" w:hAnsi="Times New Roman" w:eastAsia="宋体" w:cs="Times New Roman"/>
                 <w:b/>
                 <w:sz w:val="18"/>
               </w:rPr>
@@ -451,7 +451,7 @@
             <w:r/>
             <w:r>
               <w:rPr>
-                <w:rFonts w:ascii="Times New Roman" w:hAnsi="Times New Roman" w:eastAsia="宋体"/>
+                <w:rFonts w:ascii="Times New Roman" w:hAnsi="Times New Roman" w:eastAsia="宋体" w:cs="Times New Roman"/>
                 <w:b w:val="0"/>
                 <w:sz w:val="18"/>
               </w:rPr>
@@ -485,7 +485,7 @@
             <w:r/>
             <w:r>
               <w:rPr>
-                <w:rFonts w:ascii="Times New Roman" w:hAnsi="Times New Roman" w:eastAsia="宋体"/>
+                <w:rFonts w:ascii="Times New Roman" w:hAnsi="Times New Roman" w:eastAsia="宋体" w:cs="Times New Roman"/>
                 <w:b/>
                 <w:sz w:val="18"/>
               </w:rPr>
@@ -512,7 +512,7 @@
             <w:r/>
             <w:r>
               <w:rPr>
-                <w:rFonts w:ascii="Times New Roman" w:hAnsi="Times New Roman" w:eastAsia="宋体"/>
+                <w:rFonts w:ascii="Times New Roman" w:hAnsi="Times New Roman" w:eastAsia="宋体" w:cs="Times New Roman"/>
                 <w:b/>
                 <w:sz w:val="17"/>
               </w:rPr>
@@ -539,7 +539,7 @@
             <w:r/>
             <w:r>
               <w:rPr>
-                <w:rFonts w:ascii="Times New Roman" w:hAnsi="Times New Roman" w:eastAsia="宋体"/>
+                <w:rFonts w:ascii="Times New Roman" w:hAnsi="Times New Roman" w:eastAsia="宋体" w:cs="Times New Roman"/>
                 <w:b/>
                 <w:sz w:val="17"/>
               </w:rPr>
@@ -566,7 +566,7 @@
             <w:r/>
             <w:r>
               <w:rPr>
-                <w:rFonts w:ascii="Times New Roman" w:hAnsi="Times New Roman" w:eastAsia="宋体"/>
+                <w:rFonts w:ascii="Times New Roman" w:hAnsi="Times New Roman" w:eastAsia="宋体" w:cs="Times New Roman"/>
                 <w:b/>
                 <w:sz w:val="17"/>
               </w:rPr>
@@ -593,7 +593,7 @@
             <w:r/>
             <w:r>
               <w:rPr>
-                <w:rFonts w:ascii="Times New Roman" w:hAnsi="Times New Roman" w:eastAsia="宋体"/>
+                <w:rFonts w:ascii="Times New Roman" w:hAnsi="Times New Roman" w:eastAsia="宋体" w:cs="Times New Roman"/>
                 <w:b/>
                 <w:sz w:val="17"/>
               </w:rPr>
@@ -620,7 +620,7 @@
             <w:r/>
             <w:r>
               <w:rPr>
-                <w:rFonts w:ascii="Times New Roman" w:hAnsi="Times New Roman" w:eastAsia="宋体"/>
+                <w:rFonts w:ascii="Times New Roman" w:hAnsi="Times New Roman" w:eastAsia="宋体" w:cs="Times New Roman"/>
                 <w:b/>
                 <w:sz w:val="17"/>
               </w:rPr>
@@ -647,7 +647,7 @@
             <w:r/>
             <w:r>
               <w:rPr>
-                <w:rFonts w:ascii="Times New Roman" w:hAnsi="Times New Roman" w:eastAsia="宋体"/>
+                <w:rFonts w:ascii="Times New Roman" w:hAnsi="Times New Roman" w:eastAsia="宋体" w:cs="Times New Roman"/>
                 <w:b/>
                 <w:sz w:val="17"/>
               </w:rPr>
@@ -693,7 +693,7 @@
             <w:r/>
             <w:r>
               <w:rPr>
-                <w:rFonts w:ascii="Times New Roman" w:hAnsi="Times New Roman" w:eastAsia="宋体"/>
+                <w:rFonts w:ascii="Times New Roman" w:hAnsi="Times New Roman" w:eastAsia="宋体" w:cs="Times New Roman"/>
                 <w:b w:val="0"/>
                 <w:sz w:val="18"/>
               </w:rPr>
@@ -720,7 +720,7 @@
             <w:r/>
             <w:r>
               <w:rPr>
-                <w:rFonts w:ascii="Times New Roman" w:hAnsi="Times New Roman" w:eastAsia="宋体"/>
+                <w:rFonts w:ascii="Times New Roman" w:hAnsi="Times New Roman" w:eastAsia="宋体" w:cs="Times New Roman"/>
                 <w:b w:val="0"/>
                 <w:sz w:val="18"/>
               </w:rPr>
@@ -747,7 +747,7 @@
             <w:r/>
             <w:r>
               <w:rPr>
-                <w:rFonts w:ascii="Times New Roman" w:hAnsi="Times New Roman" w:eastAsia="宋体"/>
+                <w:rFonts w:ascii="Times New Roman" w:hAnsi="Times New Roman" w:eastAsia="宋体" w:cs="Times New Roman"/>
                 <w:b w:val="0"/>
                 <w:sz w:val="18"/>
               </w:rPr>
@@ -774,7 +774,7 @@
             <w:r/>
             <w:r>
               <w:rPr>
-                <w:rFonts w:ascii="Times New Roman" w:hAnsi="Times New Roman" w:eastAsia="宋体"/>
+                <w:rFonts w:ascii="Times New Roman" w:hAnsi="Times New Roman" w:eastAsia="宋体" w:cs="Times New Roman"/>
                 <w:b w:val="0"/>
                 <w:sz w:val="18"/>
               </w:rPr>
@@ -801,7 +801,7 @@
             <w:r/>
             <w:r>
               <w:rPr>
-                <w:rFonts w:ascii="Times New Roman" w:hAnsi="Times New Roman" w:eastAsia="宋体"/>
+                <w:rFonts w:ascii="Times New Roman" w:hAnsi="Times New Roman" w:eastAsia="宋体" w:cs="Times New Roman"/>
                 <w:b w:val="0"/>
                 <w:sz w:val="18"/>
               </w:rPr>
@@ -828,7 +828,7 @@
             <w:r/>
             <w:r>
               <w:rPr>
-                <w:rFonts w:ascii="Times New Roman" w:hAnsi="Times New Roman" w:eastAsia="宋体"/>
+                <w:rFonts w:ascii="Times New Roman" w:hAnsi="Times New Roman" w:eastAsia="宋体" w:cs="Times New Roman"/>
                 <w:b w:val="0"/>
                 <w:sz w:val="18"/>
               </w:rPr>
@@ -860,7 +860,7 @@
             <w:r/>
             <w:r>
               <w:rPr>
-                <w:rFonts w:ascii="Times New Roman" w:hAnsi="Times New Roman" w:eastAsia="宋体"/>
+                <w:rFonts w:ascii="Times New Roman" w:hAnsi="Times New Roman" w:eastAsia="宋体" w:cs="Times New Roman"/>
                 <w:b/>
                 <w:sz w:val="18"/>
               </w:rPr>
@@ -888,7 +888,7 @@
             <w:r/>
             <w:r>
               <w:rPr>
-                <w:rFonts w:ascii="Times New Roman" w:hAnsi="Times New Roman" w:eastAsia="宋体"/>
+                <w:rFonts w:ascii="Times New Roman" w:hAnsi="Times New Roman" w:eastAsia="宋体" w:cs="Times New Roman"/>
                 <w:b w:val="0"/>
                 <w:sz w:val="18"/>
               </w:rPr>
@@ -920,7 +920,7 @@
             <w:r/>
             <w:r>
               <w:rPr>
-                <w:rFonts w:ascii="Times New Roman" w:hAnsi="Times New Roman" w:eastAsia="宋体"/>
+                <w:rFonts w:ascii="Times New Roman" w:hAnsi="Times New Roman" w:eastAsia="宋体" w:cs="Times New Roman"/>
                 <w:b/>
                 <w:sz w:val="18"/>
               </w:rPr>
@@ -948,7 +948,7 @@
             <w:r/>
             <w:r>
               <w:rPr>
-                <w:rFonts w:ascii="Times New Roman" w:hAnsi="Times New Roman" w:eastAsia="宋体"/>
+                <w:rFonts w:ascii="Times New Roman" w:hAnsi="Times New Roman" w:eastAsia="宋体" w:cs="Times New Roman"/>
                 <w:b w:val="0"/>
                 <w:sz w:val="18"/>
               </w:rPr>
@@ -980,7 +980,7 @@
             <w:r/>
             <w:r>
               <w:rPr>
-                <w:rFonts w:ascii="Times New Roman" w:hAnsi="Times New Roman" w:eastAsia="宋体"/>
+                <w:rFonts w:ascii="Times New Roman" w:hAnsi="Times New Roman" w:eastAsia="宋体" w:cs="Times New Roman"/>
                 <w:b/>
                 <w:sz w:val="18"/>
               </w:rPr>
@@ -1008,7 +1008,7 @@
             <w:r/>
             <w:r>
               <w:rPr>
-                <w:rFonts w:ascii="Times New Roman" w:hAnsi="Times New Roman" w:eastAsia="宋体"/>
+                <w:rFonts w:ascii="Times New Roman" w:hAnsi="Times New Roman" w:eastAsia="宋体" w:cs="Times New Roman"/>
                 <w:b w:val="0"/>
                 <w:sz w:val="18"/>
               </w:rPr>
@@ -1040,7 +1040,7 @@
             <w:r/>
             <w:r>
               <w:rPr>
-                <w:rFonts w:ascii="Times New Roman" w:hAnsi="Times New Roman" w:eastAsia="宋体"/>
+                <w:rFonts w:ascii="Times New Roman" w:hAnsi="Times New Roman" w:eastAsia="宋体" w:cs="Times New Roman"/>
                 <w:b/>
                 <w:sz w:val="18"/>
               </w:rPr>
@@ -1068,7 +1068,7 @@
             <w:r/>
             <w:r>
               <w:rPr>
-                <w:rFonts w:ascii="Times New Roman" w:hAnsi="Times New Roman" w:eastAsia="宋体"/>
+                <w:rFonts w:ascii="Times New Roman" w:hAnsi="Times New Roman" w:eastAsia="宋体" w:cs="Times New Roman"/>
                 <w:b w:val="0"/>
                 <w:sz w:val="18"/>
               </w:rPr>
@@ -1100,7 +1100,7 @@
             <w:r/>
             <w:r>
               <w:rPr>
-                <w:rFonts w:ascii="Times New Roman" w:hAnsi="Times New Roman" w:eastAsia="宋体"/>
+                <w:rFonts w:ascii="Times New Roman" w:hAnsi="Times New Roman" w:eastAsia="宋体" w:cs="Times New Roman"/>
                 <w:b/>
                 <w:sz w:val="18"/>
               </w:rPr>
@@ -1118,7 +1118,6 @@
               <w:bottom w:w="80" w:type="dxa"/>
               <w:end w:w="70" w:type="dxa"/>
             </w:tcMar>
-            <w:vAlign w:val="center"/>
           </w:tcPr>
           <w:p>
             <w:pPr>
@@ -1127,7 +1126,7 @@
             <w:r/>
             <w:r>
               <w:rPr>
-                <w:rFonts w:ascii="Times New Roman" w:hAnsi="Times New Roman" w:eastAsia="宋体"/>
+                <w:rFonts w:ascii="Times New Roman" w:hAnsi="Times New Roman" w:eastAsia="宋体" w:cs="Times New Roman"/>
                 <w:b/>
                 <w:sz w:val="18"/>
               </w:rPr>
@@ -1136,7 +1135,7 @@
             </w:r>
             <w:r>
               <w:rPr>
-                <w:rFonts w:ascii="Times New Roman" w:hAnsi="Times New Roman" w:eastAsia="宋体"/>
+                <w:rFonts w:ascii="Times New Roman" w:hAnsi="Times New Roman" w:eastAsia="宋体" w:cs="Times New Roman"/>
                 <w:b w:val="0"/>
                 <w:sz w:val="18"/>
               </w:rPr>
@@ -1149,7 +1148,7 @@
             </w:pPr>
             <w:r>
               <w:rPr>
-                <w:rFonts w:ascii="Times New Roman" w:hAnsi="Times New Roman" w:eastAsia="宋体"/>
+                <w:rFonts w:ascii="Times New Roman" w:hAnsi="Times New Roman" w:eastAsia="宋体" w:cs="Times New Roman"/>
                 <w:b/>
                 <w:sz w:val="18"/>
               </w:rPr>
@@ -1158,7 +1157,7 @@
             </w:r>
             <w:r>
               <w:rPr>
-                <w:rFonts w:ascii="Times New Roman" w:hAnsi="Times New Roman" w:eastAsia="宋体"/>
+                <w:rFonts w:ascii="Times New Roman" w:hAnsi="Times New Roman" w:eastAsia="宋体" w:cs="Times New Roman"/>
                 <w:b w:val="0"/>
                 <w:sz w:val="18"/>
               </w:rPr>
@@ -1171,7 +1170,7 @@
             </w:pPr>
             <w:r>
               <w:rPr>
-                <w:rFonts w:ascii="Times New Roman" w:hAnsi="Times New Roman" w:eastAsia="宋体"/>
+                <w:rFonts w:ascii="Times New Roman" w:hAnsi="Times New Roman" w:eastAsia="宋体" w:cs="Times New Roman"/>
                 <w:b/>
                 <w:sz w:val="18"/>
               </w:rPr>
@@ -1180,7 +1179,7 @@
             </w:r>
             <w:r>
               <w:rPr>
-                <w:rFonts w:ascii="Times New Roman" w:hAnsi="Times New Roman" w:eastAsia="宋体"/>
+                <w:rFonts w:ascii="Times New Roman" w:hAnsi="Times New Roman" w:eastAsia="宋体" w:cs="Times New Roman"/>
                 <w:b w:val="0"/>
                 <w:sz w:val="18"/>
               </w:rPr>
@@ -1212,7 +1211,7 @@
             <w:r/>
             <w:r>
               <w:rPr>
-                <w:rFonts w:ascii="Times New Roman" w:hAnsi="Times New Roman" w:eastAsia="宋体"/>
+                <w:rFonts w:ascii="Times New Roman" w:hAnsi="Times New Roman" w:eastAsia="宋体" w:cs="Times New Roman"/>
                 <w:b/>
                 <w:sz w:val="18"/>
               </w:rPr>
@@ -1240,7 +1239,7 @@
             <w:r/>
             <w:r>
               <w:rPr>
-                <w:rFonts w:ascii="Times New Roman" w:hAnsi="Times New Roman" w:eastAsia="宋体"/>
+                <w:rFonts w:ascii="Times New Roman" w:hAnsi="Times New Roman" w:eastAsia="宋体" w:cs="Times New Roman"/>
                 <w:b w:val="0"/>
                 <w:sz w:val="18"/>
               </w:rPr>
@@ -1257,7 +1256,7 @@
       </w:pPr>
       <w:r>
         <w:rPr>
-          <w:rFonts w:ascii="Times New Roman" w:hAnsi="Times New Roman" w:eastAsia="黑体"/>
+          <w:rFonts w:ascii="Times New Roman" w:hAnsi="Times New Roman" w:eastAsia="黑体" w:cs="Times New Roman"/>
           <w:b/>
           <w:sz w:val="28"/>
         </w:rPr>
@@ -1308,7 +1307,7 @@
             <w:r/>
             <w:r>
               <w:rPr>
-                <w:rFonts w:ascii="Times New Roman" w:hAnsi="Times New Roman" w:eastAsia="宋体"/>
+                <w:rFonts w:ascii="Times New Roman" w:hAnsi="Times New Roman" w:eastAsia="宋体" w:cs="Times New Roman"/>
                 <w:b/>
                 <w:sz w:val="17"/>
               </w:rPr>
@@ -1335,7 +1334,7 @@
             <w:r/>
             <w:r>
               <w:rPr>
-                <w:rFonts w:ascii="Times New Roman" w:hAnsi="Times New Roman" w:eastAsia="宋体"/>
+                <w:rFonts w:ascii="Times New Roman" w:hAnsi="Times New Roman" w:eastAsia="宋体" w:cs="Times New Roman"/>
                 <w:b/>
                 <w:sz w:val="17"/>
               </w:rPr>
@@ -1362,7 +1361,7 @@
             <w:r/>
             <w:r>
               <w:rPr>
-                <w:rFonts w:ascii="Times New Roman" w:hAnsi="Times New Roman" w:eastAsia="宋体"/>
+                <w:rFonts w:ascii="Times New Roman" w:hAnsi="Times New Roman" w:eastAsia="宋体" w:cs="Times New Roman"/>
                 <w:b/>
                 <w:sz w:val="17"/>
               </w:rPr>
@@ -1391,7 +1390,7 @@
             <w:r/>
             <w:r>
               <w:rPr>
-                <w:rFonts w:ascii="Times New Roman" w:hAnsi="Times New Roman" w:eastAsia="宋体"/>
+                <w:rFonts w:ascii="Times New Roman" w:hAnsi="Times New Roman" w:eastAsia="宋体" w:cs="Times New Roman"/>
                 <w:b w:val="0"/>
                 <w:sz w:val="17"/>
               </w:rPr>
@@ -1418,7 +1417,7 @@
             <w:r/>
             <w:r>
               <w:rPr>
-                <w:rFonts w:ascii="Times New Roman" w:hAnsi="Times New Roman" w:eastAsia="宋体"/>
+                <w:rFonts w:ascii="Times New Roman" w:hAnsi="Times New Roman" w:eastAsia="宋体" w:cs="Times New Roman"/>
                 <w:b/>
                 <w:sz w:val="17"/>
               </w:rPr>
@@ -1426,7 +1425,7 @@
             </w:r>
             <w:r>
               <w:rPr>
-                <w:rFonts w:ascii="Times New Roman" w:hAnsi="Times New Roman" w:eastAsia="宋体"/>
+                <w:rFonts w:ascii="Times New Roman" w:hAnsi="Times New Roman" w:eastAsia="宋体" w:cs="Times New Roman"/>
                 <w:b w:val="0"/>
                 <w:sz w:val="17"/>
               </w:rPr>
@@ -1453,7 +1452,7 @@
             <w:r/>
             <w:r>
               <w:rPr>
-                <w:rFonts w:ascii="Times New Roman" w:hAnsi="Times New Roman" w:eastAsia="宋体"/>
+                <w:rFonts w:ascii="Times New Roman" w:hAnsi="Times New Roman" w:eastAsia="宋体" w:cs="Times New Roman"/>
                 <w:b w:val="0"/>
                 <w:sz w:val="17"/>
               </w:rPr>
@@ -1501,7 +1500,7 @@
             <w:r/>
             <w:r>
               <w:rPr>
-                <w:rFonts w:ascii="Times New Roman" w:hAnsi="Times New Roman" w:eastAsia="宋体"/>
+                <w:rFonts w:ascii="Times New Roman" w:hAnsi="Times New Roman" w:eastAsia="宋体" w:cs="Times New Roman"/>
                 <w:b/>
                 <w:sz w:val="17"/>
               </w:rPr>
@@ -1509,7 +1508,7 @@
             </w:r>
             <w:r>
               <w:rPr>
-                <w:rFonts w:ascii="Times New Roman" w:hAnsi="Times New Roman" w:eastAsia="宋体"/>
+                <w:rFonts w:ascii="Times New Roman" w:hAnsi="Times New Roman" w:eastAsia="宋体" w:cs="Times New Roman"/>
                 <w:b w:val="0"/>
                 <w:sz w:val="17"/>
               </w:rPr>
@@ -1536,7 +1535,7 @@
             <w:r/>
             <w:r>
               <w:rPr>
-                <w:rFonts w:ascii="Times New Roman" w:hAnsi="Times New Roman" w:eastAsia="宋体"/>
+                <w:rFonts w:ascii="Times New Roman" w:hAnsi="Times New Roman" w:eastAsia="宋体" w:cs="Times New Roman"/>
                 <w:b w:val="0"/>
                 <w:sz w:val="17"/>
               </w:rPr>
@@ -1584,7 +1583,7 @@
             <w:r/>
             <w:r>
               <w:rPr>
-                <w:rFonts w:ascii="Times New Roman" w:hAnsi="Times New Roman" w:eastAsia="宋体"/>
+                <w:rFonts w:ascii="Times New Roman" w:hAnsi="Times New Roman" w:eastAsia="宋体" w:cs="Times New Roman"/>
                 <w:b/>
                 <w:sz w:val="17"/>
               </w:rPr>
@@ -1592,7 +1591,7 @@
             </w:r>
             <w:r>
               <w:rPr>
-                <w:rFonts w:ascii="Times New Roman" w:hAnsi="Times New Roman" w:eastAsia="宋体"/>
+                <w:rFonts w:ascii="Times New Roman" w:hAnsi="Times New Roman" w:eastAsia="宋体" w:cs="Times New Roman"/>
                 <w:b w:val="0"/>
                 <w:sz w:val="17"/>
               </w:rPr>
@@ -1619,7 +1618,7 @@
             <w:r/>
             <w:r>
               <w:rPr>
-                <w:rFonts w:ascii="Times New Roman" w:hAnsi="Times New Roman" w:eastAsia="宋体"/>
+                <w:rFonts w:ascii="Times New Roman" w:hAnsi="Times New Roman" w:eastAsia="宋体" w:cs="Times New Roman"/>
                 <w:b w:val="0"/>
                 <w:sz w:val="17"/>
               </w:rPr>
@@ -1667,7 +1666,7 @@
             <w:r/>
             <w:r>
               <w:rPr>
-                <w:rFonts w:ascii="Times New Roman" w:hAnsi="Times New Roman" w:eastAsia="宋体"/>
+                <w:rFonts w:ascii="Times New Roman" w:hAnsi="Times New Roman" w:eastAsia="宋体" w:cs="Times New Roman"/>
                 <w:b/>
                 <w:sz w:val="17"/>
               </w:rPr>
@@ -1675,7 +1674,7 @@
             </w:r>
             <w:r>
               <w:rPr>
-                <w:rFonts w:ascii="Times New Roman" w:hAnsi="Times New Roman" w:eastAsia="宋体"/>
+                <w:rFonts w:ascii="Times New Roman" w:hAnsi="Times New Roman" w:eastAsia="宋体" w:cs="Times New Roman"/>
                 <w:b w:val="0"/>
                 <w:sz w:val="17"/>
               </w:rPr>
@@ -1702,7 +1701,7 @@
             <w:r/>
             <w:r>
               <w:rPr>
-                <w:rFonts w:ascii="Times New Roman" w:hAnsi="Times New Roman" w:eastAsia="宋体"/>
+                <w:rFonts w:ascii="Times New Roman" w:hAnsi="Times New Roman" w:eastAsia="宋体" w:cs="Times New Roman"/>
                 <w:b w:val="0"/>
                 <w:sz w:val="17"/>
               </w:rPr>
@@ -1750,7 +1749,7 @@
             <w:r/>
             <w:r>
               <w:rPr>
-                <w:rFonts w:ascii="Times New Roman" w:hAnsi="Times New Roman" w:eastAsia="宋体"/>
+                <w:rFonts w:ascii="Times New Roman" w:hAnsi="Times New Roman" w:eastAsia="宋体" w:cs="Times New Roman"/>
                 <w:b/>
                 <w:sz w:val="17"/>
               </w:rPr>
@@ -1758,7 +1757,7 @@
             </w:r>
             <w:r>
               <w:rPr>
-                <w:rFonts w:ascii="Times New Roman" w:hAnsi="Times New Roman" w:eastAsia="宋体"/>
+                <w:rFonts w:ascii="Times New Roman" w:hAnsi="Times New Roman" w:eastAsia="宋体" w:cs="Times New Roman"/>
                 <w:b w:val="0"/>
                 <w:sz w:val="17"/>
               </w:rPr>
@@ -1785,7 +1784,7 @@
             <w:r/>
             <w:r>
               <w:rPr>
-                <w:rFonts w:ascii="Times New Roman" w:hAnsi="Times New Roman" w:eastAsia="宋体"/>
+                <w:rFonts w:ascii="Times New Roman" w:hAnsi="Times New Roman" w:eastAsia="宋体" w:cs="Times New Roman"/>
                 <w:b w:val="0"/>
                 <w:sz w:val="17"/>
               </w:rPr>
@@ -1833,7 +1832,7 @@
             <w:r/>
             <w:r>
               <w:rPr>
-                <w:rFonts w:ascii="Times New Roman" w:hAnsi="Times New Roman" w:eastAsia="宋体"/>
+                <w:rFonts w:ascii="Times New Roman" w:hAnsi="Times New Roman" w:eastAsia="宋体" w:cs="Times New Roman"/>
                 <w:b/>
                 <w:sz w:val="17"/>
               </w:rPr>
@@ -1841,7 +1840,7 @@
             </w:r>
             <w:r>
               <w:rPr>
-                <w:rFonts w:ascii="Times New Roman" w:hAnsi="Times New Roman" w:eastAsia="宋体"/>
+                <w:rFonts w:ascii="Times New Roman" w:hAnsi="Times New Roman" w:eastAsia="宋体" w:cs="Times New Roman"/>
                 <w:b w:val="0"/>
                 <w:sz w:val="17"/>
               </w:rPr>
@@ -1868,7 +1867,7 @@
             <w:r/>
             <w:r>
               <w:rPr>
-                <w:rFonts w:ascii="Times New Roman" w:hAnsi="Times New Roman" w:eastAsia="宋体"/>
+                <w:rFonts w:ascii="Times New Roman" w:hAnsi="Times New Roman" w:eastAsia="宋体" w:cs="Times New Roman"/>
                 <w:b w:val="0"/>
                 <w:sz w:val="17"/>
               </w:rPr>
@@ -1897,7 +1896,7 @@
             <w:r/>
             <w:r>
               <w:rPr>
-                <w:rFonts w:ascii="Times New Roman" w:hAnsi="Times New Roman" w:eastAsia="宋体"/>
+                <w:rFonts w:ascii="Times New Roman" w:hAnsi="Times New Roman" w:eastAsia="宋体" w:cs="Times New Roman"/>
                 <w:b w:val="0"/>
                 <w:sz w:val="17"/>
               </w:rPr>
@@ -1924,7 +1923,7 @@
             <w:r/>
             <w:r>
               <w:rPr>
-                <w:rFonts w:ascii="Times New Roman" w:hAnsi="Times New Roman" w:eastAsia="宋体"/>
+                <w:rFonts w:ascii="Times New Roman" w:hAnsi="Times New Roman" w:eastAsia="宋体" w:cs="Times New Roman"/>
                 <w:b/>
                 <w:sz w:val="17"/>
               </w:rPr>
@@ -1932,7 +1931,7 @@
             </w:r>
             <w:r>
               <w:rPr>
-                <w:rFonts w:ascii="Times New Roman" w:hAnsi="Times New Roman" w:eastAsia="宋体"/>
+                <w:rFonts w:ascii="Times New Roman" w:hAnsi="Times New Roman" w:eastAsia="宋体" w:cs="Times New Roman"/>
                 <w:b w:val="0"/>
                 <w:sz w:val="17"/>
               </w:rPr>
@@ -1959,7 +1958,7 @@
             <w:r/>
             <w:r>
               <w:rPr>
-                <w:rFonts w:ascii="Times New Roman" w:hAnsi="Times New Roman" w:eastAsia="宋体"/>
+                <w:rFonts w:ascii="Times New Roman" w:hAnsi="Times New Roman" w:eastAsia="宋体" w:cs="Times New Roman"/>
                 <w:b w:val="0"/>
                 <w:sz w:val="17"/>
               </w:rPr>
@@ -2007,7 +2006,7 @@
             <w:r/>
             <w:r>
               <w:rPr>
-                <w:rFonts w:ascii="Times New Roman" w:hAnsi="Times New Roman" w:eastAsia="宋体"/>
+                <w:rFonts w:ascii="Times New Roman" w:hAnsi="Times New Roman" w:eastAsia="宋体" w:cs="Times New Roman"/>
                 <w:b/>
                 <w:sz w:val="17"/>
               </w:rPr>
@@ -2015,7 +2014,7 @@
             </w:r>
             <w:r>
               <w:rPr>
-                <w:rFonts w:ascii="Times New Roman" w:hAnsi="Times New Roman" w:eastAsia="宋体"/>
+                <w:rFonts w:ascii="Times New Roman" w:hAnsi="Times New Roman" w:eastAsia="宋体" w:cs="Times New Roman"/>
                 <w:b w:val="0"/>
                 <w:sz w:val="17"/>
               </w:rPr>
@@ -2042,7 +2041,7 @@
             <w:r/>
             <w:r>
               <w:rPr>
-                <w:rFonts w:ascii="Times New Roman" w:hAnsi="Times New Roman" w:eastAsia="宋体"/>
+                <w:rFonts w:ascii="Times New Roman" w:hAnsi="Times New Roman" w:eastAsia="宋体" w:cs="Times New Roman"/>
                 <w:b w:val="0"/>
                 <w:sz w:val="17"/>
               </w:rPr>
@@ -2090,7 +2089,7 @@
             <w:r/>
             <w:r>
               <w:rPr>
-                <w:rFonts w:ascii="Times New Roman" w:hAnsi="Times New Roman" w:eastAsia="宋体"/>
+                <w:rFonts w:ascii="Times New Roman" w:hAnsi="Times New Roman" w:eastAsia="宋体" w:cs="Times New Roman"/>
                 <w:b/>
                 <w:sz w:val="17"/>
               </w:rPr>
@@ -2098,7 +2097,7 @@
             </w:r>
             <w:r>
               <w:rPr>
-                <w:rFonts w:ascii="Times New Roman" w:hAnsi="Times New Roman" w:eastAsia="宋体"/>
+                <w:rFonts w:ascii="Times New Roman" w:hAnsi="Times New Roman" w:eastAsia="宋体" w:cs="Times New Roman"/>
                 <w:b w:val="0"/>
                 <w:sz w:val="17"/>
               </w:rPr>
@@ -2125,7 +2124,7 @@
             <w:r/>
             <w:r>
               <w:rPr>
-                <w:rFonts w:ascii="Times New Roman" w:hAnsi="Times New Roman" w:eastAsia="宋体"/>
+                <w:rFonts w:ascii="Times New Roman" w:hAnsi="Times New Roman" w:eastAsia="宋体" w:cs="Times New Roman"/>
                 <w:b w:val="0"/>
                 <w:sz w:val="17"/>
               </w:rPr>
@@ -2173,7 +2172,7 @@
             <w:r/>
             <w:r>
               <w:rPr>
-                <w:rFonts w:ascii="Times New Roman" w:hAnsi="Times New Roman" w:eastAsia="宋体"/>
+                <w:rFonts w:ascii="Times New Roman" w:hAnsi="Times New Roman" w:eastAsia="宋体" w:cs="Times New Roman"/>
                 <w:b/>
                 <w:sz w:val="17"/>
               </w:rPr>
@@ -2181,7 +2180,7 @@
             </w:r>
             <w:r>
               <w:rPr>
-                <w:rFonts w:ascii="Times New Roman" w:hAnsi="Times New Roman" w:eastAsia="宋体"/>
+                <w:rFonts w:ascii="Times New Roman" w:hAnsi="Times New Roman" w:eastAsia="宋体" w:cs="Times New Roman"/>
                 <w:b w:val="0"/>
                 <w:sz w:val="17"/>
               </w:rPr>
@@ -2208,7 +2207,7 @@
             <w:r/>
             <w:r>
               <w:rPr>
-                <w:rFonts w:ascii="Times New Roman" w:hAnsi="Times New Roman" w:eastAsia="宋体"/>
+                <w:rFonts w:ascii="Times New Roman" w:hAnsi="Times New Roman" w:eastAsia="宋体" w:cs="Times New Roman"/>
                 <w:b w:val="0"/>
                 <w:sz w:val="17"/>
               </w:rPr>
@@ -2256,7 +2255,7 @@
             <w:r/>
             <w:r>
               <w:rPr>
-                <w:rFonts w:ascii="Times New Roman" w:hAnsi="Times New Roman" w:eastAsia="宋体"/>
+                <w:rFonts w:ascii="Times New Roman" w:hAnsi="Times New Roman" w:eastAsia="宋体" w:cs="Times New Roman"/>
                 <w:b/>
                 <w:sz w:val="17"/>
               </w:rPr>
@@ -2264,7 +2263,7 @@
             </w:r>
             <w:r>
               <w:rPr>
-                <w:rFonts w:ascii="Times New Roman" w:hAnsi="Times New Roman" w:eastAsia="宋体"/>
+                <w:rFonts w:ascii="Times New Roman" w:hAnsi="Times New Roman" w:eastAsia="宋体" w:cs="Times New Roman"/>
                 <w:b w:val="0"/>
                 <w:sz w:val="17"/>
               </w:rPr>
@@ -2291,7 +2290,7 @@
             <w:r/>
             <w:r>
               <w:rPr>
-                <w:rFonts w:ascii="Times New Roman" w:hAnsi="Times New Roman" w:eastAsia="宋体"/>
+                <w:rFonts w:ascii="Times New Roman" w:hAnsi="Times New Roman" w:eastAsia="宋体" w:cs="Times New Roman"/>
                 <w:b w:val="0"/>
                 <w:sz w:val="17"/>
               </w:rPr>
@@ -2339,7 +2338,7 @@
             <w:r/>
             <w:r>
               <w:rPr>
-                <w:rFonts w:ascii="Times New Roman" w:hAnsi="Times New Roman" w:eastAsia="宋体"/>
+                <w:rFonts w:ascii="Times New Roman" w:hAnsi="Times New Roman" w:eastAsia="宋体" w:cs="Times New Roman"/>
                 <w:b/>
                 <w:sz w:val="17"/>
               </w:rPr>
@@ -2347,7 +2346,7 @@
             </w:r>
             <w:r>
               <w:rPr>
-                <w:rFonts w:ascii="Times New Roman" w:hAnsi="Times New Roman" w:eastAsia="宋体"/>
+                <w:rFonts w:ascii="Times New Roman" w:hAnsi="Times New Roman" w:eastAsia="宋体" w:cs="Times New Roman"/>
                 <w:b w:val="0"/>
                 <w:sz w:val="17"/>
               </w:rPr>
@@ -2374,7 +2373,7 @@
             <w:r/>
             <w:r>
               <w:rPr>
-                <w:rFonts w:ascii="Times New Roman" w:hAnsi="Times New Roman" w:eastAsia="宋体"/>
+                <w:rFonts w:ascii="Times New Roman" w:hAnsi="Times New Roman" w:eastAsia="宋体" w:cs="Times New Roman"/>
                 <w:b w:val="0"/>
                 <w:sz w:val="17"/>
               </w:rPr>
@@ -2403,7 +2402,7 @@
             <w:r/>
             <w:r>
               <w:rPr>
-                <w:rFonts w:ascii="Times New Roman" w:hAnsi="Times New Roman" w:eastAsia="宋体"/>
+                <w:rFonts w:ascii="Times New Roman" w:hAnsi="Times New Roman" w:eastAsia="宋体" w:cs="Times New Roman"/>
                 <w:b w:val="0"/>
                 <w:sz w:val="17"/>
               </w:rPr>
@@ -2430,7 +2429,7 @@
             <w:r/>
             <w:r>
               <w:rPr>
-                <w:rFonts w:ascii="Times New Roman" w:hAnsi="Times New Roman" w:eastAsia="宋体"/>
+                <w:rFonts w:ascii="Times New Roman" w:hAnsi="Times New Roman" w:eastAsia="宋体" w:cs="Times New Roman"/>
                 <w:b/>
                 <w:sz w:val="17"/>
               </w:rPr>
@@ -2438,7 +2437,7 @@
             </w:r>
             <w:r>
               <w:rPr>
-                <w:rFonts w:ascii="Times New Roman" w:hAnsi="Times New Roman" w:eastAsia="宋体"/>
+                <w:rFonts w:ascii="Times New Roman" w:hAnsi="Times New Roman" w:eastAsia="宋体" w:cs="Times New Roman"/>
                 <w:b w:val="0"/>
                 <w:sz w:val="17"/>
               </w:rPr>
@@ -2465,7 +2464,7 @@
             <w:r/>
             <w:r>
               <w:rPr>
-                <w:rFonts w:ascii="Times New Roman" w:hAnsi="Times New Roman" w:eastAsia="宋体"/>
+                <w:rFonts w:ascii="Times New Roman" w:hAnsi="Times New Roman" w:eastAsia="宋体" w:cs="Times New Roman"/>
                 <w:b w:val="0"/>
                 <w:sz w:val="17"/>
               </w:rPr>
@@ -2513,7 +2512,7 @@
             <w:r/>
             <w:r>
               <w:rPr>
-                <w:rFonts w:ascii="Times New Roman" w:hAnsi="Times New Roman" w:eastAsia="宋体"/>
+                <w:rFonts w:ascii="Times New Roman" w:hAnsi="Times New Roman" w:eastAsia="宋体" w:cs="Times New Roman"/>
                 <w:b/>
                 <w:sz w:val="17"/>
               </w:rPr>
@@ -2521,7 +2520,7 @@
             </w:r>
             <w:r>
               <w:rPr>
-                <w:rFonts w:ascii="Times New Roman" w:hAnsi="Times New Roman" w:eastAsia="宋体"/>
+                <w:rFonts w:ascii="Times New Roman" w:hAnsi="Times New Roman" w:eastAsia="宋体" w:cs="Times New Roman"/>
                 <w:b w:val="0"/>
                 <w:sz w:val="17"/>
               </w:rPr>
@@ -2548,7 +2547,7 @@
             <w:r/>
             <w:r>
               <w:rPr>
-                <w:rFonts w:ascii="Times New Roman" w:hAnsi="Times New Roman" w:eastAsia="宋体"/>
+                <w:rFonts w:ascii="Times New Roman" w:hAnsi="Times New Roman" w:eastAsia="宋体" w:cs="Times New Roman"/>
                 <w:b w:val="0"/>
                 <w:sz w:val="17"/>
               </w:rPr>
@@ -2596,7 +2595,7 @@
             <w:r/>
             <w:r>
               <w:rPr>
-                <w:rFonts w:ascii="Times New Roman" w:hAnsi="Times New Roman" w:eastAsia="宋体"/>
+                <w:rFonts w:ascii="Times New Roman" w:hAnsi="Times New Roman" w:eastAsia="宋体" w:cs="Times New Roman"/>
                 <w:b/>
                 <w:sz w:val="17"/>
               </w:rPr>
@@ -2604,7 +2603,7 @@
             </w:r>
             <w:r>
               <w:rPr>
-                <w:rFonts w:ascii="Times New Roman" w:hAnsi="Times New Roman" w:eastAsia="宋体"/>
+                <w:rFonts w:ascii="Times New Roman" w:hAnsi="Times New Roman" w:eastAsia="宋体" w:cs="Times New Roman"/>
                 <w:b w:val="0"/>
                 <w:sz w:val="17"/>
               </w:rPr>
@@ -2631,7 +2630,7 @@
             <w:r/>
             <w:r>
               <w:rPr>
-                <w:rFonts w:ascii="Times New Roman" w:hAnsi="Times New Roman" w:eastAsia="宋体"/>
+                <w:rFonts w:ascii="Times New Roman" w:hAnsi="Times New Roman" w:eastAsia="宋体" w:cs="Times New Roman"/>
                 <w:b w:val="0"/>
                 <w:sz w:val="17"/>
               </w:rPr>
@@ -2679,7 +2678,7 @@
             <w:r/>
             <w:r>
               <w:rPr>
-                <w:rFonts w:ascii="Times New Roman" w:hAnsi="Times New Roman" w:eastAsia="宋体"/>
+                <w:rFonts w:ascii="Times New Roman" w:hAnsi="Times New Roman" w:eastAsia="宋体" w:cs="Times New Roman"/>
                 <w:b/>
                 <w:sz w:val="17"/>
               </w:rPr>
@@ -2687,7 +2686,7 @@
             </w:r>
             <w:r>
               <w:rPr>
-                <w:rFonts w:ascii="Times New Roman" w:hAnsi="Times New Roman" w:eastAsia="宋体"/>
+                <w:rFonts w:ascii="Times New Roman" w:hAnsi="Times New Roman" w:eastAsia="宋体" w:cs="Times New Roman"/>
                 <w:b w:val="0"/>
                 <w:sz w:val="17"/>
               </w:rPr>
@@ -2714,7 +2713,7 @@
             <w:r/>
             <w:r>
               <w:rPr>
-                <w:rFonts w:ascii="Times New Roman" w:hAnsi="Times New Roman" w:eastAsia="宋体"/>
+                <w:rFonts w:ascii="Times New Roman" w:hAnsi="Times New Roman" w:eastAsia="宋体" w:cs="Times New Roman"/>
                 <w:b w:val="0"/>
                 <w:sz w:val="17"/>
               </w:rPr>
@@ -2762,7 +2761,7 @@
             <w:r/>
             <w:r>
               <w:rPr>
-                <w:rFonts w:ascii="Times New Roman" w:hAnsi="Times New Roman" w:eastAsia="宋体"/>
+                <w:rFonts w:ascii="Times New Roman" w:hAnsi="Times New Roman" w:eastAsia="宋体" w:cs="Times New Roman"/>
                 <w:b/>
                 <w:sz w:val="17"/>
               </w:rPr>
@@ -2770,7 +2769,7 @@
             </w:r>
             <w:r>
               <w:rPr>
-                <w:rFonts w:ascii="Times New Roman" w:hAnsi="Times New Roman" w:eastAsia="宋体"/>
+                <w:rFonts w:ascii="Times New Roman" w:hAnsi="Times New Roman" w:eastAsia="宋体" w:cs="Times New Roman"/>
                 <w:b w:val="0"/>
                 <w:sz w:val="17"/>
               </w:rPr>
@@ -2797,7 +2796,7 @@
             <w:r/>
             <w:r>
               <w:rPr>
-                <w:rFonts w:ascii="Times New Roman" w:hAnsi="Times New Roman" w:eastAsia="宋体"/>
+                <w:rFonts w:ascii="Times New Roman" w:hAnsi="Times New Roman" w:eastAsia="宋体" w:cs="Times New Roman"/>
                 <w:b w:val="0"/>
                 <w:sz w:val="17"/>
               </w:rPr>
@@ -2845,7 +2844,7 @@
             <w:r/>
             <w:r>
               <w:rPr>
-                <w:rFonts w:ascii="Times New Roman" w:hAnsi="Times New Roman" w:eastAsia="宋体"/>
+                <w:rFonts w:ascii="Times New Roman" w:hAnsi="Times New Roman" w:eastAsia="宋体" w:cs="Times New Roman"/>
                 <w:b/>
                 <w:sz w:val="17"/>
               </w:rPr>
@@ -2853,7 +2852,7 @@
             </w:r>
             <w:r>
               <w:rPr>
-                <w:rFonts w:ascii="Times New Roman" w:hAnsi="Times New Roman" w:eastAsia="宋体"/>
+                <w:rFonts w:ascii="Times New Roman" w:hAnsi="Times New Roman" w:eastAsia="宋体" w:cs="Times New Roman"/>
                 <w:b w:val="0"/>
                 <w:sz w:val="17"/>
               </w:rPr>
@@ -2880,7 +2879,7 @@
             <w:r/>
             <w:r>
               <w:rPr>
-                <w:rFonts w:ascii="Times New Roman" w:hAnsi="Times New Roman" w:eastAsia="宋体"/>
+                <w:rFonts w:ascii="Times New Roman" w:hAnsi="Times New Roman" w:eastAsia="宋体" w:cs="Times New Roman"/>
                 <w:b w:val="0"/>
                 <w:sz w:val="17"/>
               </w:rPr>
@@ -2897,7 +2896,7 @@
       </w:pPr>
       <w:r>
         <w:rPr>
-          <w:rFonts w:ascii="Times New Roman" w:hAnsi="Times New Roman" w:eastAsia="黑体"/>
+          <w:rFonts w:ascii="Times New Roman" w:hAnsi="Times New Roman" w:eastAsia="黑体" w:cs="Times New Roman"/>
           <w:b/>
           <w:sz w:val="28"/>
         </w:rPr>
@@ -2950,7 +2949,7 @@
             <w:r/>
             <w:r>
               <w:rPr>
-                <w:rFonts w:ascii="Times New Roman" w:hAnsi="Times New Roman" w:eastAsia="宋体"/>
+                <w:rFonts w:ascii="Times New Roman" w:hAnsi="Times New Roman" w:eastAsia="宋体" w:cs="Times New Roman"/>
                 <w:b/>
                 <w:sz w:val="17"/>
               </w:rPr>
@@ -2977,7 +2976,7 @@
             <w:r/>
             <w:r>
               <w:rPr>
-                <w:rFonts w:ascii="Times New Roman" w:hAnsi="Times New Roman" w:eastAsia="宋体"/>
+                <w:rFonts w:ascii="Times New Roman" w:hAnsi="Times New Roman" w:eastAsia="宋体" w:cs="Times New Roman"/>
                 <w:b/>
                 <w:sz w:val="17"/>
               </w:rPr>
@@ -3004,7 +3003,7 @@
             <w:r/>
             <w:r>
               <w:rPr>
-                <w:rFonts w:ascii="Times New Roman" w:hAnsi="Times New Roman" w:eastAsia="宋体"/>
+                <w:rFonts w:ascii="Times New Roman" w:hAnsi="Times New Roman" w:eastAsia="宋体" w:cs="Times New Roman"/>
                 <w:b/>
                 <w:sz w:val="17"/>
               </w:rPr>
@@ -3031,7 +3030,7 @@
             <w:r/>
             <w:r>
               <w:rPr>
-                <w:rFonts w:ascii="Times New Roman" w:hAnsi="Times New Roman" w:eastAsia="宋体"/>
+                <w:rFonts w:ascii="Times New Roman" w:hAnsi="Times New Roman" w:eastAsia="宋体" w:cs="Times New Roman"/>
                 <w:b/>
                 <w:sz w:val="17"/>
               </w:rPr>
@@ -3058,7 +3057,7 @@
             <w:r/>
             <w:r>
               <w:rPr>
-                <w:rFonts w:ascii="Times New Roman" w:hAnsi="Times New Roman" w:eastAsia="宋体"/>
+                <w:rFonts w:ascii="Times New Roman" w:hAnsi="Times New Roman" w:eastAsia="宋体" w:cs="Times New Roman"/>
                 <w:b/>
                 <w:sz w:val="17"/>
               </w:rPr>
@@ -3087,7 +3086,7 @@
             <w:r/>
             <w:r>
               <w:rPr>
-                <w:rFonts w:ascii="Times New Roman" w:hAnsi="Times New Roman" w:eastAsia="宋体"/>
+                <w:rFonts w:ascii="Times New Roman" w:hAnsi="Times New Roman" w:eastAsia="宋体" w:cs="Times New Roman"/>
                 <w:b w:val="0"/>
                 <w:sz w:val="17"/>
               </w:rPr>
@@ -3114,7 +3113,7 @@
             <w:r/>
             <w:r>
               <w:rPr>
-                <w:rFonts w:ascii="Times New Roman" w:hAnsi="Times New Roman" w:eastAsia="宋体"/>
+                <w:rFonts w:ascii="Times New Roman" w:hAnsi="Times New Roman" w:eastAsia="宋体" w:cs="Times New Roman"/>
                 <w:b w:val="0"/>
                 <w:sz w:val="17"/>
               </w:rPr>
@@ -3141,7 +3140,7 @@
             <w:r/>
             <w:r>
               <w:rPr>
-                <w:rFonts w:ascii="Times New Roman" w:hAnsi="Times New Roman" w:eastAsia="宋体"/>
+                <w:rFonts w:ascii="Times New Roman" w:hAnsi="Times New Roman" w:eastAsia="宋体" w:cs="Times New Roman"/>
                 <w:b w:val="0"/>
                 <w:sz w:val="17"/>
               </w:rPr>
@@ -3168,7 +3167,7 @@
             <w:r/>
             <w:r>
               <w:rPr>
-                <w:rFonts w:ascii="Times New Roman" w:hAnsi="Times New Roman" w:eastAsia="宋体"/>
+                <w:rFonts w:ascii="Times New Roman" w:hAnsi="Times New Roman" w:eastAsia="宋体" w:cs="Times New Roman"/>
                 <w:b/>
                 <w:sz w:val="17"/>
               </w:rPr>
@@ -3176,7 +3175,7 @@
             </w:r>
             <w:r>
               <w:rPr>
-                <w:rFonts w:ascii="Times New Roman" w:hAnsi="Times New Roman" w:eastAsia="宋体"/>
+                <w:rFonts w:ascii="Times New Roman" w:hAnsi="Times New Roman" w:eastAsia="宋体" w:cs="Times New Roman"/>
                 <w:b w:val="0"/>
                 <w:sz w:val="17"/>
               </w:rPr>
@@ -3190,7 +3189,7 @@
             </w:pPr>
             <w:r>
               <w:rPr>
-                <w:rFonts w:ascii="Times New Roman" w:hAnsi="Times New Roman" w:eastAsia="宋体"/>
+                <w:rFonts w:ascii="Times New Roman" w:hAnsi="Times New Roman" w:eastAsia="宋体" w:cs="Times New Roman"/>
                 <w:b/>
                 <w:sz w:val="17"/>
               </w:rPr>
@@ -3204,7 +3203,7 @@
             </w:pPr>
             <w:r>
               <w:rPr>
-                <w:rFonts w:ascii="Times New Roman" w:hAnsi="Times New Roman" w:eastAsia="宋体"/>
+                <w:rFonts w:ascii="Times New Roman" w:hAnsi="Times New Roman" w:eastAsia="宋体" w:cs="Times New Roman"/>
                 <w:b w:val="0"/>
                 <w:sz w:val="17"/>
               </w:rPr>
@@ -3218,7 +3217,7 @@
             </w:pPr>
             <w:r>
               <w:rPr>
-                <w:rFonts w:ascii="Times New Roman" w:hAnsi="Times New Roman" w:eastAsia="宋体"/>
+                <w:rFonts w:ascii="Times New Roman" w:hAnsi="Times New Roman" w:eastAsia="宋体" w:cs="Times New Roman"/>
                 <w:b w:val="0"/>
                 <w:sz w:val="17"/>
               </w:rPr>
@@ -3232,7 +3231,7 @@
             </w:pPr>
             <w:r>
               <w:rPr>
-                <w:rFonts w:ascii="Times New Roman" w:hAnsi="Times New Roman" w:eastAsia="宋体"/>
+                <w:rFonts w:ascii="Times New Roman" w:hAnsi="Times New Roman" w:eastAsia="宋体" w:cs="Times New Roman"/>
                 <w:b w:val="0"/>
                 <w:sz w:val="17"/>
               </w:rPr>
@@ -3246,7 +3245,7 @@
             </w:pPr>
             <w:r>
               <w:rPr>
-                <w:rFonts w:ascii="Times New Roman" w:hAnsi="Times New Roman" w:eastAsia="宋体"/>
+                <w:rFonts w:ascii="Times New Roman" w:hAnsi="Times New Roman" w:eastAsia="宋体" w:cs="Times New Roman"/>
                 <w:b/>
                 <w:sz w:val="17"/>
               </w:rPr>
@@ -3254,7 +3253,7 @@
             </w:r>
             <w:r>
               <w:rPr>
-                <w:rFonts w:ascii="Times New Roman" w:hAnsi="Times New Roman" w:eastAsia="宋体"/>
+                <w:rFonts w:ascii="Times New Roman" w:hAnsi="Times New Roman" w:eastAsia="宋体" w:cs="Times New Roman"/>
                 <w:b w:val="0"/>
                 <w:sz w:val="17"/>
               </w:rPr>
@@ -3281,7 +3280,7 @@
             <w:r/>
             <w:r>
               <w:rPr>
-                <w:rFonts w:ascii="Times New Roman" w:hAnsi="Times New Roman" w:eastAsia="宋体"/>
+                <w:rFonts w:ascii="Times New Roman" w:hAnsi="Times New Roman" w:eastAsia="宋体" w:cs="Times New Roman"/>
                 <w:b w:val="0"/>
                 <w:sz w:val="17"/>
               </w:rPr>
@@ -3310,7 +3309,7 @@
             <w:r/>
             <w:r>
               <w:rPr>
-                <w:rFonts w:ascii="Times New Roman" w:hAnsi="Times New Roman" w:eastAsia="宋体"/>
+                <w:rFonts w:ascii="Times New Roman" w:hAnsi="Times New Roman" w:eastAsia="宋体" w:cs="Times New Roman"/>
                 <w:b w:val="0"/>
                 <w:sz w:val="17"/>
               </w:rPr>
@@ -3337,7 +3336,7 @@
             <w:r/>
             <w:r>
               <w:rPr>
-                <w:rFonts w:ascii="Times New Roman" w:hAnsi="Times New Roman" w:eastAsia="宋体"/>
+                <w:rFonts w:ascii="Times New Roman" w:hAnsi="Times New Roman" w:eastAsia="宋体" w:cs="Times New Roman"/>
                 <w:b w:val="0"/>
                 <w:sz w:val="17"/>
               </w:rPr>
@@ -3364,7 +3363,7 @@
             <w:r/>
             <w:r>
               <w:rPr>
-                <w:rFonts w:ascii="Times New Roman" w:hAnsi="Times New Roman" w:eastAsia="宋体"/>
+                <w:rFonts w:ascii="Times New Roman" w:hAnsi="Times New Roman" w:eastAsia="宋体" w:cs="Times New Roman"/>
                 <w:b w:val="0"/>
                 <w:sz w:val="17"/>
               </w:rPr>
@@ -3391,7 +3390,7 @@
             <w:r/>
             <w:r>
               <w:rPr>
-                <w:rFonts w:ascii="Times New Roman" w:hAnsi="Times New Roman" w:eastAsia="宋体"/>
+                <w:rFonts w:ascii="Times New Roman" w:hAnsi="Times New Roman" w:eastAsia="宋体" w:cs="Times New Roman"/>
                 <w:b/>
                 <w:sz w:val="17"/>
               </w:rPr>
@@ -3399,7 +3398,7 @@
             </w:r>
             <w:r>
               <w:rPr>
-                <w:rFonts w:ascii="Times New Roman" w:hAnsi="Times New Roman" w:eastAsia="宋体"/>
+                <w:rFonts w:ascii="Times New Roman" w:hAnsi="Times New Roman" w:eastAsia="宋体" w:cs="Times New Roman"/>
                 <w:b w:val="0"/>
                 <w:sz w:val="17"/>
               </w:rPr>
@@ -3413,7 +3412,7 @@
             </w:pPr>
             <w:r>
               <w:rPr>
-                <w:rFonts w:ascii="Times New Roman" w:hAnsi="Times New Roman" w:eastAsia="宋体"/>
+                <w:rFonts w:ascii="Times New Roman" w:hAnsi="Times New Roman" w:eastAsia="宋体" w:cs="Times New Roman"/>
                 <w:b/>
                 <w:sz w:val="17"/>
               </w:rPr>
@@ -3427,7 +3426,7 @@
             </w:pPr>
             <w:r>
               <w:rPr>
-                <w:rFonts w:ascii="Times New Roman" w:hAnsi="Times New Roman" w:eastAsia="宋体"/>
+                <w:rFonts w:ascii="Times New Roman" w:hAnsi="Times New Roman" w:eastAsia="宋体" w:cs="Times New Roman"/>
                 <w:b w:val="0"/>
                 <w:sz w:val="17"/>
               </w:rPr>
@@ -3441,7 +3440,7 @@
             </w:pPr>
             <w:r>
               <w:rPr>
-                <w:rFonts w:ascii="Times New Roman" w:hAnsi="Times New Roman" w:eastAsia="宋体"/>
+                <w:rFonts w:ascii="Times New Roman" w:hAnsi="Times New Roman" w:eastAsia="宋体" w:cs="Times New Roman"/>
                 <w:b w:val="0"/>
                 <w:sz w:val="17"/>
               </w:rPr>
@@ -3455,7 +3454,7 @@
             </w:pPr>
             <w:r>
               <w:rPr>
-                <w:rFonts w:ascii="Times New Roman" w:hAnsi="Times New Roman" w:eastAsia="宋体"/>
+                <w:rFonts w:ascii="Times New Roman" w:hAnsi="Times New Roman" w:eastAsia="宋体" w:cs="Times New Roman"/>
                 <w:b w:val="0"/>
                 <w:sz w:val="17"/>
               </w:rPr>
@@ -3469,7 +3468,7 @@
             </w:pPr>
             <w:r>
               <w:rPr>
-                <w:rFonts w:ascii="Times New Roman" w:hAnsi="Times New Roman" w:eastAsia="宋体"/>
+                <w:rFonts w:ascii="Times New Roman" w:hAnsi="Times New Roman" w:eastAsia="宋体" w:cs="Times New Roman"/>
                 <w:b/>
                 <w:sz w:val="17"/>
               </w:rPr>
@@ -3477,7 +3476,7 @@
             </w:r>
             <w:r>
               <w:rPr>
-                <w:rFonts w:ascii="Times New Roman" w:hAnsi="Times New Roman" w:eastAsia="宋体"/>
+                <w:rFonts w:ascii="Times New Roman" w:hAnsi="Times New Roman" w:eastAsia="宋体" w:cs="Times New Roman"/>
                 <w:b w:val="0"/>
                 <w:sz w:val="17"/>
               </w:rPr>
@@ -3504,7 +3503,7 @@
             <w:r/>
             <w:r>
               <w:rPr>
-                <w:rFonts w:ascii="Times New Roman" w:hAnsi="Times New Roman" w:eastAsia="宋体"/>
+                <w:rFonts w:ascii="Times New Roman" w:hAnsi="Times New Roman" w:eastAsia="宋体" w:cs="Times New Roman"/>
                 <w:b w:val="0"/>
                 <w:sz w:val="17"/>
               </w:rPr>
@@ -3533,7 +3532,7 @@
             <w:r/>
             <w:r>
               <w:rPr>
-                <w:rFonts w:ascii="Times New Roman" w:hAnsi="Times New Roman" w:eastAsia="宋体"/>
+                <w:rFonts w:ascii="Times New Roman" w:hAnsi="Times New Roman" w:eastAsia="宋体" w:cs="Times New Roman"/>
                 <w:b w:val="0"/>
                 <w:sz w:val="17"/>
               </w:rPr>
@@ -3560,7 +3559,7 @@
             <w:r/>
             <w:r>
               <w:rPr>
-                <w:rFonts w:ascii="Times New Roman" w:hAnsi="Times New Roman" w:eastAsia="宋体"/>
+                <w:rFonts w:ascii="Times New Roman" w:hAnsi="Times New Roman" w:eastAsia="宋体" w:cs="Times New Roman"/>
                 <w:b w:val="0"/>
                 <w:sz w:val="17"/>
               </w:rPr>
@@ -3587,7 +3586,7 @@
             <w:r/>
             <w:r>
               <w:rPr>
-                <w:rFonts w:ascii="Times New Roman" w:hAnsi="Times New Roman" w:eastAsia="宋体"/>
+                <w:rFonts w:ascii="Times New Roman" w:hAnsi="Times New Roman" w:eastAsia="宋体" w:cs="Times New Roman"/>
                 <w:b w:val="0"/>
                 <w:sz w:val="17"/>
               </w:rPr>
@@ -3614,7 +3613,7 @@
             <w:r/>
             <w:r>
               <w:rPr>
-                <w:rFonts w:ascii="Times New Roman" w:hAnsi="Times New Roman" w:eastAsia="宋体"/>
+                <w:rFonts w:ascii="Times New Roman" w:hAnsi="Times New Roman" w:eastAsia="宋体" w:cs="Times New Roman"/>
                 <w:b/>
                 <w:sz w:val="17"/>
               </w:rPr>
@@ -3622,7 +3621,7 @@
             </w:r>
             <w:r>
               <w:rPr>
-                <w:rFonts w:ascii="Times New Roman" w:hAnsi="Times New Roman" w:eastAsia="宋体"/>
+                <w:rFonts w:ascii="Times New Roman" w:hAnsi="Times New Roman" w:eastAsia="宋体" w:cs="Times New Roman"/>
                 <w:b w:val="0"/>
                 <w:sz w:val="17"/>
               </w:rPr>
@@ -3636,7 +3635,7 @@
             </w:pPr>
             <w:r>
               <w:rPr>
-                <w:rFonts w:ascii="Times New Roman" w:hAnsi="Times New Roman" w:eastAsia="宋体"/>
+                <w:rFonts w:ascii="Times New Roman" w:hAnsi="Times New Roman" w:eastAsia="宋体" w:cs="Times New Roman"/>
                 <w:b/>
                 <w:sz w:val="17"/>
               </w:rPr>
@@ -3650,7 +3649,7 @@
             </w:pPr>
             <w:r>
               <w:rPr>
-                <w:rFonts w:ascii="Times New Roman" w:hAnsi="Times New Roman" w:eastAsia="宋体"/>
+                <w:rFonts w:ascii="Times New Roman" w:hAnsi="Times New Roman" w:eastAsia="宋体" w:cs="Times New Roman"/>
                 <w:b w:val="0"/>
                 <w:sz w:val="17"/>
               </w:rPr>
@@ -3664,7 +3663,7 @@
             </w:pPr>
             <w:r>
               <w:rPr>
-                <w:rFonts w:ascii="Times New Roman" w:hAnsi="Times New Roman" w:eastAsia="宋体"/>
+                <w:rFonts w:ascii="Times New Roman" w:hAnsi="Times New Roman" w:eastAsia="宋体" w:cs="Times New Roman"/>
                 <w:b w:val="0"/>
                 <w:sz w:val="17"/>
               </w:rPr>
@@ -3678,7 +3677,7 @@
             </w:pPr>
             <w:r>
               <w:rPr>
-                <w:rFonts w:ascii="Times New Roman" w:hAnsi="Times New Roman" w:eastAsia="宋体"/>
+                <w:rFonts w:ascii="Times New Roman" w:hAnsi="Times New Roman" w:eastAsia="宋体" w:cs="Times New Roman"/>
                 <w:b w:val="0"/>
                 <w:sz w:val="17"/>
               </w:rPr>
@@ -3692,7 +3691,7 @@
             </w:pPr>
             <w:r>
               <w:rPr>
-                <w:rFonts w:ascii="Times New Roman" w:hAnsi="Times New Roman" w:eastAsia="宋体"/>
+                <w:rFonts w:ascii="Times New Roman" w:hAnsi="Times New Roman" w:eastAsia="宋体" w:cs="Times New Roman"/>
                 <w:b/>
                 <w:sz w:val="17"/>
               </w:rPr>
@@ -3700,7 +3699,7 @@
             </w:r>
             <w:r>
               <w:rPr>
-                <w:rFonts w:ascii="Times New Roman" w:hAnsi="Times New Roman" w:eastAsia="宋体"/>
+                <w:rFonts w:ascii="Times New Roman" w:hAnsi="Times New Roman" w:eastAsia="宋体" w:cs="Times New Roman"/>
                 <w:b w:val="0"/>
                 <w:sz w:val="17"/>
               </w:rPr>
@@ -3727,7 +3726,7 @@
             <w:r/>
             <w:r>
               <w:rPr>
-                <w:rFonts w:ascii="Times New Roman" w:hAnsi="Times New Roman" w:eastAsia="宋体"/>
+                <w:rFonts w:ascii="Times New Roman" w:hAnsi="Times New Roman" w:eastAsia="宋体" w:cs="Times New Roman"/>
                 <w:b w:val="0"/>
                 <w:sz w:val="17"/>
               </w:rPr>
@@ -3756,7 +3755,7 @@
             <w:r/>
             <w:r>
               <w:rPr>
-                <w:rFonts w:ascii="Times New Roman" w:hAnsi="Times New Roman" w:eastAsia="宋体"/>
+                <w:rFonts w:ascii="Times New Roman" w:hAnsi="Times New Roman" w:eastAsia="宋体" w:cs="Times New Roman"/>
                 <w:b w:val="0"/>
                 <w:sz w:val="17"/>
               </w:rPr>
@@ -3783,7 +3782,7 @@
             <w:r/>
             <w:r>
               <w:rPr>
-                <w:rFonts w:ascii="Times New Roman" w:hAnsi="Times New Roman" w:eastAsia="宋体"/>
+                <w:rFonts w:ascii="Times New Roman" w:hAnsi="Times New Roman" w:eastAsia="宋体" w:cs="Times New Roman"/>
                 <w:b w:val="0"/>
                 <w:sz w:val="17"/>
               </w:rPr>
@@ -3810,7 +3809,7 @@
             <w:r/>
             <w:r>
               <w:rPr>
-                <w:rFonts w:ascii="Times New Roman" w:hAnsi="Times New Roman" w:eastAsia="宋体"/>
+                <w:rFonts w:ascii="Times New Roman" w:hAnsi="Times New Roman" w:eastAsia="宋体" w:cs="Times New Roman"/>
                 <w:b w:val="0"/>
                 <w:sz w:val="17"/>
               </w:rPr>
@@ -3837,7 +3836,7 @@
             <w:r/>
             <w:r>
               <w:rPr>
-                <w:rFonts w:ascii="Times New Roman" w:hAnsi="Times New Roman" w:eastAsia="宋体"/>
+                <w:rFonts w:ascii="Times New Roman" w:hAnsi="Times New Roman" w:eastAsia="宋体" w:cs="Times New Roman"/>
                 <w:b/>
                 <w:sz w:val="17"/>
               </w:rPr>
@@ -3845,7 +3844,7 @@
             </w:r>
             <w:r>
               <w:rPr>
-                <w:rFonts w:ascii="Times New Roman" w:hAnsi="Times New Roman" w:eastAsia="宋体"/>
+                <w:rFonts w:ascii="Times New Roman" w:hAnsi="Times New Roman" w:eastAsia="宋体" w:cs="Times New Roman"/>
                 <w:b w:val="0"/>
                 <w:sz w:val="17"/>
               </w:rPr>
@@ -3859,7 +3858,7 @@
             </w:pPr>
             <w:r>
               <w:rPr>
-                <w:rFonts w:ascii="Times New Roman" w:hAnsi="Times New Roman" w:eastAsia="宋体"/>
+                <w:rFonts w:ascii="Times New Roman" w:hAnsi="Times New Roman" w:eastAsia="宋体" w:cs="Times New Roman"/>
                 <w:b/>
                 <w:sz w:val="17"/>
               </w:rPr>
@@ -3873,7 +3872,7 @@
             </w:pPr>
             <w:r>
               <w:rPr>
-                <w:rFonts w:ascii="Times New Roman" w:hAnsi="Times New Roman" w:eastAsia="宋体"/>
+                <w:rFonts w:ascii="Times New Roman" w:hAnsi="Times New Roman" w:eastAsia="宋体" w:cs="Times New Roman"/>
                 <w:b w:val="0"/>
                 <w:sz w:val="17"/>
               </w:rPr>
@@ -3887,7 +3886,7 @@
             </w:pPr>
             <w:r>
               <w:rPr>
-                <w:rFonts w:ascii="Times New Roman" w:hAnsi="Times New Roman" w:eastAsia="宋体"/>
+                <w:rFonts w:ascii="Times New Roman" w:hAnsi="Times New Roman" w:eastAsia="宋体" w:cs="Times New Roman"/>
                 <w:b w:val="0"/>
                 <w:sz w:val="17"/>
               </w:rPr>
@@ -3901,7 +3900,7 @@
             </w:pPr>
             <w:r>
               <w:rPr>
-                <w:rFonts w:ascii="Times New Roman" w:hAnsi="Times New Roman" w:eastAsia="宋体"/>
+                <w:rFonts w:ascii="Times New Roman" w:hAnsi="Times New Roman" w:eastAsia="宋体" w:cs="Times New Roman"/>
                 <w:b w:val="0"/>
                 <w:sz w:val="17"/>
               </w:rPr>
@@ -3915,7 +3914,7 @@
             </w:pPr>
             <w:r>
               <w:rPr>
-                <w:rFonts w:ascii="Times New Roman" w:hAnsi="Times New Roman" w:eastAsia="宋体"/>
+                <w:rFonts w:ascii="Times New Roman" w:hAnsi="Times New Roman" w:eastAsia="宋体" w:cs="Times New Roman"/>
                 <w:b/>
                 <w:sz w:val="17"/>
               </w:rPr>
@@ -3923,7 +3922,7 @@
             </w:r>
             <w:r>
               <w:rPr>
-                <w:rFonts w:ascii="Times New Roman" w:hAnsi="Times New Roman" w:eastAsia="宋体"/>
+                <w:rFonts w:ascii="Times New Roman" w:hAnsi="Times New Roman" w:eastAsia="宋体" w:cs="Times New Roman"/>
                 <w:b w:val="0"/>
                 <w:sz w:val="17"/>
               </w:rPr>
@@ -3950,7 +3949,7 @@
             <w:r/>
             <w:r>
               <w:rPr>
-                <w:rFonts w:ascii="Times New Roman" w:hAnsi="Times New Roman" w:eastAsia="宋体"/>
+                <w:rFonts w:ascii="Times New Roman" w:hAnsi="Times New Roman" w:eastAsia="宋体" w:cs="Times New Roman"/>
                 <w:b w:val="0"/>
                 <w:sz w:val="17"/>
               </w:rPr>
@@ -3979,7 +3978,7 @@
             <w:r/>
             <w:r>
               <w:rPr>
-                <w:rFonts w:ascii="Times New Roman" w:hAnsi="Times New Roman" w:eastAsia="宋体"/>
+                <w:rFonts w:ascii="Times New Roman" w:hAnsi="Times New Roman" w:eastAsia="宋体" w:cs="Times New Roman"/>
                 <w:b w:val="0"/>
                 <w:sz w:val="17"/>
               </w:rPr>
@@ -4006,7 +4005,7 @@
             <w:r/>
             <w:r>
               <w:rPr>
-                <w:rFonts w:ascii="Times New Roman" w:hAnsi="Times New Roman" w:eastAsia="宋体"/>
+                <w:rFonts w:ascii="Times New Roman" w:hAnsi="Times New Roman" w:eastAsia="宋体" w:cs="Times New Roman"/>
                 <w:b w:val="0"/>
                 <w:sz w:val="17"/>
               </w:rPr>
@@ -4033,7 +4032,7 @@
             <w:r/>
             <w:r>
               <w:rPr>
-                <w:rFonts w:ascii="Times New Roman" w:hAnsi="Times New Roman" w:eastAsia="宋体"/>
+                <w:rFonts w:ascii="Times New Roman" w:hAnsi="Times New Roman" w:eastAsia="宋体" w:cs="Times New Roman"/>
                 <w:b w:val="0"/>
                 <w:sz w:val="17"/>
               </w:rPr>
@@ -4060,7 +4059,7 @@
             <w:r/>
             <w:r>
               <w:rPr>
-                <w:rFonts w:ascii="Times New Roman" w:hAnsi="Times New Roman" w:eastAsia="宋体"/>
+                <w:rFonts w:ascii="Times New Roman" w:hAnsi="Times New Roman" w:eastAsia="宋体" w:cs="Times New Roman"/>
                 <w:b/>
                 <w:sz w:val="17"/>
               </w:rPr>
@@ -4068,7 +4067,7 @@
             </w:r>
             <w:r>
               <w:rPr>
-                <w:rFonts w:ascii="Times New Roman" w:hAnsi="Times New Roman" w:eastAsia="宋体"/>
+                <w:rFonts w:ascii="Times New Roman" w:hAnsi="Times New Roman" w:eastAsia="宋体" w:cs="Times New Roman"/>
                 <w:b w:val="0"/>
                 <w:sz w:val="17"/>
               </w:rPr>
@@ -4082,7 +4081,7 @@
             </w:pPr>
             <w:r>
               <w:rPr>
-                <w:rFonts w:ascii="Times New Roman" w:hAnsi="Times New Roman" w:eastAsia="宋体"/>
+                <w:rFonts w:ascii="Times New Roman" w:hAnsi="Times New Roman" w:eastAsia="宋体" w:cs="Times New Roman"/>
                 <w:b/>
                 <w:sz w:val="17"/>
               </w:rPr>
@@ -4096,7 +4095,7 @@
             </w:pPr>
             <w:r>
               <w:rPr>
-                <w:rFonts w:ascii="Times New Roman" w:hAnsi="Times New Roman" w:eastAsia="宋体"/>
+                <w:rFonts w:ascii="Times New Roman" w:hAnsi="Times New Roman" w:eastAsia="宋体" w:cs="Times New Roman"/>
                 <w:b w:val="0"/>
                 <w:sz w:val="17"/>
               </w:rPr>
@@ -4110,7 +4109,7 @@
             </w:pPr>
             <w:r>
               <w:rPr>
-                <w:rFonts w:ascii="Times New Roman" w:hAnsi="Times New Roman" w:eastAsia="宋体"/>
+                <w:rFonts w:ascii="Times New Roman" w:hAnsi="Times New Roman" w:eastAsia="宋体" w:cs="Times New Roman"/>
                 <w:b w:val="0"/>
                 <w:sz w:val="17"/>
               </w:rPr>
@@ -4124,7 +4123,7 @@
             </w:pPr>
             <w:r>
               <w:rPr>
-                <w:rFonts w:ascii="Times New Roman" w:hAnsi="Times New Roman" w:eastAsia="宋体"/>
+                <w:rFonts w:ascii="Times New Roman" w:hAnsi="Times New Roman" w:eastAsia="宋体" w:cs="Times New Roman"/>
                 <w:b w:val="0"/>
                 <w:sz w:val="17"/>
               </w:rPr>
@@ -4138,7 +4137,7 @@
             </w:pPr>
             <w:r>
               <w:rPr>
-                <w:rFonts w:ascii="Times New Roman" w:hAnsi="Times New Roman" w:eastAsia="宋体"/>
+                <w:rFonts w:ascii="Times New Roman" w:hAnsi="Times New Roman" w:eastAsia="宋体" w:cs="Times New Roman"/>
                 <w:b/>
                 <w:sz w:val="17"/>
               </w:rPr>
@@ -4146,7 +4145,7 @@
             </w:r>
             <w:r>
               <w:rPr>
-                <w:rFonts w:ascii="Times New Roman" w:hAnsi="Times New Roman" w:eastAsia="宋体"/>
+                <w:rFonts w:ascii="Times New Roman" w:hAnsi="Times New Roman" w:eastAsia="宋体" w:cs="Times New Roman"/>
                 <w:b w:val="0"/>
                 <w:sz w:val="17"/>
               </w:rPr>
@@ -4173,7 +4172,7 @@
             <w:r/>
             <w:r>
               <w:rPr>
-                <w:rFonts w:ascii="Times New Roman" w:hAnsi="Times New Roman" w:eastAsia="宋体"/>
+                <w:rFonts w:ascii="Times New Roman" w:hAnsi="Times New Roman" w:eastAsia="宋体" w:cs="Times New Roman"/>
                 <w:b w:val="0"/>
                 <w:sz w:val="17"/>
               </w:rPr>
@@ -4202,7 +4201,7 @@
             <w:r/>
             <w:r>
               <w:rPr>
-                <w:rFonts w:ascii="Times New Roman" w:hAnsi="Times New Roman" w:eastAsia="宋体"/>
+                <w:rFonts w:ascii="Times New Roman" w:hAnsi="Times New Roman" w:eastAsia="宋体" w:cs="Times New Roman"/>
                 <w:b w:val="0"/>
                 <w:sz w:val="17"/>
               </w:rPr>
@@ -4229,7 +4228,7 @@
             <w:r/>
             <w:r>
               <w:rPr>
-                <w:rFonts w:ascii="Times New Roman" w:hAnsi="Times New Roman" w:eastAsia="宋体"/>
+                <w:rFonts w:ascii="Times New Roman" w:hAnsi="Times New Roman" w:eastAsia="宋体" w:cs="Times New Roman"/>
                 <w:b w:val="0"/>
                 <w:sz w:val="17"/>
               </w:rPr>
@@ -4256,7 +4255,7 @@
             <w:r/>
             <w:r>
               <w:rPr>
-                <w:rFonts w:ascii="Times New Roman" w:hAnsi="Times New Roman" w:eastAsia="宋体"/>
+                <w:rFonts w:ascii="Times New Roman" w:hAnsi="Times New Roman" w:eastAsia="宋体" w:cs="Times New Roman"/>
                 <w:b w:val="0"/>
                 <w:sz w:val="17"/>
               </w:rPr>
@@ -4283,7 +4282,7 @@
             <w:r/>
             <w:r>
               <w:rPr>
-                <w:rFonts w:ascii="Times New Roman" w:hAnsi="Times New Roman" w:eastAsia="宋体"/>
+                <w:rFonts w:ascii="Times New Roman" w:hAnsi="Times New Roman" w:eastAsia="宋体" w:cs="Times New Roman"/>
                 <w:b/>
                 <w:sz w:val="17"/>
               </w:rPr>
@@ -4291,7 +4290,7 @@
             </w:r>
             <w:r>
               <w:rPr>
-                <w:rFonts w:ascii="Times New Roman" w:hAnsi="Times New Roman" w:eastAsia="宋体"/>
+                <w:rFonts w:ascii="Times New Roman" w:hAnsi="Times New Roman" w:eastAsia="宋体" w:cs="Times New Roman"/>
                 <w:b w:val="0"/>
                 <w:sz w:val="17"/>
               </w:rPr>
@@ -4305,7 +4304,7 @@
             </w:pPr>
             <w:r>
               <w:rPr>
-                <w:rFonts w:ascii="Times New Roman" w:hAnsi="Times New Roman" w:eastAsia="宋体"/>
+                <w:rFonts w:ascii="Times New Roman" w:hAnsi="Times New Roman" w:eastAsia="宋体" w:cs="Times New Roman"/>
                 <w:b/>
                 <w:sz w:val="17"/>
               </w:rPr>
@@ -4319,7 +4318,7 @@
             </w:pPr>
             <w:r>
               <w:rPr>
-                <w:rFonts w:ascii="Times New Roman" w:hAnsi="Times New Roman" w:eastAsia="宋体"/>
+                <w:rFonts w:ascii="Times New Roman" w:hAnsi="Times New Roman" w:eastAsia="宋体" w:cs="Times New Roman"/>
                 <w:b w:val="0"/>
                 <w:sz w:val="17"/>
               </w:rPr>
@@ -4333,7 +4332,7 @@
             </w:pPr>
             <w:r>
               <w:rPr>
-                <w:rFonts w:ascii="Times New Roman" w:hAnsi="Times New Roman" w:eastAsia="宋体"/>
+                <w:rFonts w:ascii="Times New Roman" w:hAnsi="Times New Roman" w:eastAsia="宋体" w:cs="Times New Roman"/>
                 <w:b w:val="0"/>
                 <w:sz w:val="17"/>
               </w:rPr>
@@ -4347,7 +4346,7 @@
             </w:pPr>
             <w:r>
               <w:rPr>
-                <w:rFonts w:ascii="Times New Roman" w:hAnsi="Times New Roman" w:eastAsia="宋体"/>
+                <w:rFonts w:ascii="Times New Roman" w:hAnsi="Times New Roman" w:eastAsia="宋体" w:cs="Times New Roman"/>
                 <w:b w:val="0"/>
                 <w:sz w:val="17"/>
               </w:rPr>
@@ -4361,7 +4360,7 @@
             </w:pPr>
             <w:r>
               <w:rPr>
-                <w:rFonts w:ascii="Times New Roman" w:hAnsi="Times New Roman" w:eastAsia="宋体"/>
+                <w:rFonts w:ascii="Times New Roman" w:hAnsi="Times New Roman" w:eastAsia="宋体" w:cs="Times New Roman"/>
                 <w:b/>
                 <w:sz w:val="17"/>
               </w:rPr>
@@ -4369,7 +4368,7 @@
             </w:r>
             <w:r>
               <w:rPr>
-                <w:rFonts w:ascii="Times New Roman" w:hAnsi="Times New Roman" w:eastAsia="宋体"/>
+                <w:rFonts w:ascii="Times New Roman" w:hAnsi="Times New Roman" w:eastAsia="宋体" w:cs="Times New Roman"/>
                 <w:b w:val="0"/>
                 <w:sz w:val="17"/>
               </w:rPr>
@@ -4396,7 +4395,7 @@
             <w:r/>
             <w:r>
               <w:rPr>
-                <w:rFonts w:ascii="Times New Roman" w:hAnsi="Times New Roman" w:eastAsia="宋体"/>
+                <w:rFonts w:ascii="Times New Roman" w:hAnsi="Times New Roman" w:eastAsia="宋体" w:cs="Times New Roman"/>
                 <w:b w:val="0"/>
                 <w:sz w:val="17"/>
               </w:rPr>
@@ -4413,7 +4412,7 @@
       </w:pPr>
       <w:r>
         <w:rPr>
-          <w:rFonts w:ascii="Times New Roman" w:hAnsi="Times New Roman" w:eastAsia="宋体"/>
+          <w:rFonts w:ascii="Times New Roman" w:hAnsi="Times New Roman" w:eastAsia="宋体" w:cs="Times New Roman"/>
           <w:b/>
           <w:sz w:val="21"/>
         </w:rPr>
@@ -4427,7 +4426,7 @@
       </w:pPr>
       <w:r>
         <w:rPr>
-          <w:rFonts w:ascii="Times New Roman" w:hAnsi="Times New Roman" w:eastAsia="黑体"/>
+          <w:rFonts w:ascii="Times New Roman" w:hAnsi="Times New Roman" w:eastAsia="黑体" w:cs="Times New Roman"/>
           <w:b/>
           <w:sz w:val="28"/>
         </w:rPr>
@@ -4441,7 +4440,7 @@
       </w:pPr>
       <w:r>
         <w:rPr>
-          <w:rFonts w:ascii="Times New Roman" w:hAnsi="Times New Roman" w:eastAsia="宋体"/>
+          <w:rFonts w:ascii="Times New Roman" w:hAnsi="Times New Roman" w:eastAsia="宋体" w:cs="Times New Roman"/>
           <w:b/>
           <w:sz w:val="24"/>
         </w:rPr>
@@ -4456,11 +4455,11 @@
       </w:pPr>
       <w:r>
         <w:rPr>
-          <w:rFonts w:ascii="Times New Roman" w:hAnsi="Times New Roman" w:eastAsia="宋体"/>
+          <w:rFonts w:ascii="Times New Roman" w:hAnsi="Times New Roman" w:eastAsia="宋体" w:cs="Times New Roman"/>
           <w:b w:val="0"/>
           <w:sz w:val="21"/>
         </w:rPr>
-        <w:t>本课程采用考查。总评由平时学习与课堂分析20%、信号与故障分析作业30%、诊断与维护方案报告40%、个人核验与答辩10%构成。下表各考核列百分比为该项考核内部的教学内容分配，各列分别合计100%。</w:t>
+        <w:t>本课程采用考查。最终成绩100%=平时成绩20%＋课程作业20%＋期末考核60%。平时成绩重点评价课堂参与、学习过程、规范记录、安全责任和学术诚信；课程作业承接原有信号与故障分析作业以及Python信号分析、公开数据诊断、故障案例等阶段性学习证据；期末考核沿用课程原有综合考查性质，采用诊断与维护综合方案报告（或等效综合成果）与现场答辩/个人核验相结合的形式，不新增笔试或机考。下表各考核列百分比为该项考核内部的教学内容分配，各列分别合计100%。</w:t>
       </w:r>
     </w:p>
     <w:tbl>
@@ -4479,15 +4478,13 @@
         </w:tblBorders>
       </w:tblPr>
       <w:tblGrid>
-        <w:gridCol w:w="1545"/>
-        <w:gridCol w:w="746"/>
-        <w:gridCol w:w="746"/>
-        <w:gridCol w:w="746"/>
-        <w:gridCol w:w="959"/>
-        <w:gridCol w:w="959"/>
-        <w:gridCol w:w="959"/>
-        <w:gridCol w:w="959"/>
-        <w:gridCol w:w="1435"/>
+        <w:gridCol w:w="1293"/>
+        <w:gridCol w:w="1293"/>
+        <w:gridCol w:w="1293"/>
+        <w:gridCol w:w="1293"/>
+        <w:gridCol w:w="1293"/>
+        <w:gridCol w:w="1293"/>
+        <w:gridCol w:w="1296"/>
       </w:tblGrid>
       <w:tr>
         <w:trPr>
@@ -4496,7 +4493,7 @@
         </w:trPr>
         <w:tc>
           <w:tcPr>
-            <w:tcW w:type="dxa" w:w="1545"/>
+            <w:tcW w:type="dxa" w:w="1293"/>
             <w:tcMar>
               <w:top w:w="80" w:type="dxa"/>
               <w:start w:w="70" w:type="dxa"/>
@@ -4513,9 +4510,9 @@
             <w:r/>
             <w:r>
               <w:rPr>
-                <w:rFonts w:ascii="Times New Roman" w:hAnsi="Times New Roman" w:eastAsia="宋体"/>
+                <w:rFonts w:ascii="Times New Roman" w:hAnsi="Times New Roman" w:eastAsia="宋体" w:cs="Times New Roman"/>
                 <w:b/>
-                <w:sz w:val="16"/>
+                <w:sz w:val="17"/>
               </w:rPr>
               <w:t>考核内容</w:t>
             </w:r>
@@ -4523,7 +4520,7 @@
         </w:tc>
         <w:tc>
           <w:tcPr>
-            <w:tcW w:type="dxa" w:w="746"/>
+            <w:tcW w:type="dxa" w:w="1293"/>
             <w:tcMar>
               <w:top w:w="80" w:type="dxa"/>
               <w:start w:w="70" w:type="dxa"/>
@@ -4540,9 +4537,9 @@
             <w:r/>
             <w:r>
               <w:rPr>
-                <w:rFonts w:ascii="Times New Roman" w:hAnsi="Times New Roman" w:eastAsia="宋体"/>
+                <w:rFonts w:ascii="Times New Roman" w:hAnsi="Times New Roman" w:eastAsia="宋体" w:cs="Times New Roman"/>
                 <w:b/>
-                <w:sz w:val="16"/>
+                <w:sz w:val="17"/>
               </w:rPr>
               <w:t>总学时</w:t>
             </w:r>
@@ -4550,7 +4547,7 @@
         </w:tc>
         <w:tc>
           <w:tcPr>
-            <w:tcW w:type="dxa" w:w="746"/>
+            <w:tcW w:type="dxa" w:w="1293"/>
             <w:tcMar>
               <w:top w:w="80" w:type="dxa"/>
               <w:start w:w="70" w:type="dxa"/>
@@ -4567,9 +4564,9 @@
             <w:r/>
             <w:r>
               <w:rPr>
-                <w:rFonts w:ascii="Times New Roman" w:hAnsi="Times New Roman" w:eastAsia="宋体"/>
+                <w:rFonts w:ascii="Times New Roman" w:hAnsi="Times New Roman" w:eastAsia="宋体" w:cs="Times New Roman"/>
                 <w:b/>
-                <w:sz w:val="16"/>
+                <w:sz w:val="17"/>
               </w:rPr>
               <w:t>理论学时</w:t>
             </w:r>
@@ -4577,7 +4574,7 @@
         </w:tc>
         <w:tc>
           <w:tcPr>
-            <w:tcW w:type="dxa" w:w="746"/>
+            <w:tcW w:type="dxa" w:w="1293"/>
             <w:tcMar>
               <w:top w:w="80" w:type="dxa"/>
               <w:start w:w="70" w:type="dxa"/>
@@ -4594,17 +4591,17 @@
             <w:r/>
             <w:r>
               <w:rPr>
-                <w:rFonts w:ascii="Times New Roman" w:hAnsi="Times New Roman" w:eastAsia="宋体"/>
+                <w:rFonts w:ascii="Times New Roman" w:hAnsi="Times New Roman" w:eastAsia="宋体" w:cs="Times New Roman"/>
                 <w:b/>
-                <w:sz w:val="16"/>
+                <w:sz w:val="17"/>
               </w:rPr>
-              <w:t>上机学时</w:t>
+              <w:t>平时成绩（20%）</w:t>
             </w:r>
           </w:p>
         </w:tc>
         <w:tc>
           <w:tcPr>
-            <w:tcW w:type="dxa" w:w="959"/>
+            <w:tcW w:type="dxa" w:w="1293"/>
             <w:tcMar>
               <w:top w:w="80" w:type="dxa"/>
               <w:start w:w="70" w:type="dxa"/>
@@ -4621,17 +4618,17 @@
             <w:r/>
             <w:r>
               <w:rPr>
-                <w:rFonts w:ascii="Times New Roman" w:hAnsi="Times New Roman" w:eastAsia="宋体"/>
+                <w:rFonts w:ascii="Times New Roman" w:hAnsi="Times New Roman" w:eastAsia="宋体" w:cs="Times New Roman"/>
                 <w:b/>
-                <w:sz w:val="16"/>
+                <w:sz w:val="17"/>
               </w:rPr>
-              <w:t>平时分析（20%）</w:t>
+              <w:t>课程作业（20%）</w:t>
             </w:r>
           </w:p>
         </w:tc>
         <w:tc>
           <w:tcPr>
-            <w:tcW w:type="dxa" w:w="959"/>
+            <w:tcW w:type="dxa" w:w="1293"/>
             <w:tcMar>
               <w:top w:w="80" w:type="dxa"/>
               <w:start w:w="70" w:type="dxa"/>
@@ -4648,17 +4645,17 @@
             <w:r/>
             <w:r>
               <w:rPr>
-                <w:rFonts w:ascii="Times New Roman" w:hAnsi="Times New Roman" w:eastAsia="宋体"/>
+                <w:rFonts w:ascii="Times New Roman" w:hAnsi="Times New Roman" w:eastAsia="宋体" w:cs="Times New Roman"/>
                 <w:b/>
-                <w:sz w:val="16"/>
+                <w:sz w:val="17"/>
               </w:rPr>
-              <w:t>分析作业（30%）</w:t>
+              <w:t>期末考核（60%）</w:t>
             </w:r>
           </w:p>
         </w:tc>
         <w:tc>
           <w:tcPr>
-            <w:tcW w:type="dxa" w:w="959"/>
+            <w:tcW w:type="dxa" w:w="1296"/>
             <w:tcMar>
               <w:top w:w="80" w:type="dxa"/>
               <w:start w:w="70" w:type="dxa"/>
@@ -4675,63 +4672,9 @@
             <w:r/>
             <w:r>
               <w:rPr>
-                <w:rFonts w:ascii="Times New Roman" w:hAnsi="Times New Roman" w:eastAsia="宋体"/>
+                <w:rFonts w:ascii="Times New Roman" w:hAnsi="Times New Roman" w:eastAsia="宋体" w:cs="Times New Roman"/>
                 <w:b/>
-                <w:sz w:val="16"/>
-              </w:rPr>
-              <w:t>方案报告（40%）</w:t>
-            </w:r>
-          </w:p>
-        </w:tc>
-        <w:tc>
-          <w:tcPr>
-            <w:tcW w:type="dxa" w:w="959"/>
-            <w:tcMar>
-              <w:top w:w="80" w:type="dxa"/>
-              <w:start w:w="70" w:type="dxa"/>
-              <w:bottom w:w="80" w:type="dxa"/>
-              <w:end w:w="70" w:type="dxa"/>
-            </w:tcMar>
-            <w:vAlign w:val="center"/>
-          </w:tcPr>
-          <w:p>
-            <w:pPr>
-              <w:spacing w:line="269" w:lineRule="auto" w:before="0" w:after="0"/>
-              <w:jc w:val="center"/>
-            </w:pPr>
-            <w:r/>
-            <w:r>
-              <w:rPr>
-                <w:rFonts w:ascii="Times New Roman" w:hAnsi="Times New Roman" w:eastAsia="宋体"/>
-                <w:b/>
-                <w:sz w:val="16"/>
-              </w:rPr>
-              <w:t>个人核验（10%）</w:t>
-            </w:r>
-          </w:p>
-        </w:tc>
-        <w:tc>
-          <w:tcPr>
-            <w:tcW w:type="dxa" w:w="1435"/>
-            <w:tcMar>
-              <w:top w:w="80" w:type="dxa"/>
-              <w:start w:w="70" w:type="dxa"/>
-              <w:bottom w:w="80" w:type="dxa"/>
-              <w:end w:w="70" w:type="dxa"/>
-            </w:tcMar>
-            <w:vAlign w:val="center"/>
-          </w:tcPr>
-          <w:p>
-            <w:pPr>
-              <w:spacing w:line="269" w:lineRule="auto" w:before="0" w:after="0"/>
-              <w:jc w:val="center"/>
-            </w:pPr>
-            <w:r/>
-            <w:r>
-              <w:rPr>
-                <w:rFonts w:ascii="Times New Roman" w:hAnsi="Times New Roman" w:eastAsia="宋体"/>
-                <w:b/>
-                <w:sz w:val="16"/>
+                <w:sz w:val="17"/>
               </w:rPr>
               <w:t>课程目标</w:t>
             </w:r>
@@ -4741,7 +4684,7 @@
       <w:tr>
         <w:tc>
           <w:tcPr>
-            <w:tcW w:type="dxa" w:w="1545"/>
+            <w:tcW w:type="dxa" w:w="1293"/>
             <w:vAlign w:val="center"/>
             <w:tcMar>
               <w:top w:w="80" w:type="dxa"/>
@@ -4758,9 +4701,9 @@
             <w:r/>
             <w:r>
               <w:rPr>
-                <w:rFonts w:ascii="Times New Roman" w:hAnsi="Times New Roman" w:eastAsia="宋体"/>
+                <w:rFonts w:ascii="Times New Roman" w:hAnsi="Times New Roman" w:eastAsia="宋体" w:cs="Times New Roman"/>
                 <w:b w:val="0"/>
-                <w:sz w:val="16"/>
+                <w:sz w:val="17"/>
               </w:rPr>
               <w:t>故障诊断基础、失效机理与维护策略</w:t>
             </w:r>
@@ -4768,7 +4711,7 @@
         </w:tc>
         <w:tc>
           <w:tcPr>
-            <w:tcW w:type="dxa" w:w="746"/>
+            <w:tcW w:type="dxa" w:w="1293"/>
             <w:vAlign w:val="center"/>
             <w:tcMar>
               <w:top w:w="80" w:type="dxa"/>
@@ -4785,9 +4728,9 @@
             <w:r/>
             <w:r>
               <w:rPr>
-                <w:rFonts w:ascii="Times New Roman" w:hAnsi="Times New Roman" w:eastAsia="宋体"/>
+                <w:rFonts w:ascii="Times New Roman" w:hAnsi="Times New Roman" w:eastAsia="宋体" w:cs="Times New Roman"/>
                 <w:b w:val="0"/>
-                <w:sz w:val="16"/>
+                <w:sz w:val="17"/>
               </w:rPr>
               <w:t>4</w:t>
             </w:r>
@@ -4795,7 +4738,7 @@
         </w:tc>
         <w:tc>
           <w:tcPr>
-            <w:tcW w:type="dxa" w:w="746"/>
+            <w:tcW w:type="dxa" w:w="1293"/>
             <w:vAlign w:val="center"/>
             <w:tcMar>
               <w:top w:w="80" w:type="dxa"/>
@@ -4812,9 +4755,9 @@
             <w:r/>
             <w:r>
               <w:rPr>
-                <w:rFonts w:ascii="Times New Roman" w:hAnsi="Times New Roman" w:eastAsia="宋体"/>
+                <w:rFonts w:ascii="Times New Roman" w:hAnsi="Times New Roman" w:eastAsia="宋体" w:cs="Times New Roman"/>
                 <w:b w:val="0"/>
-                <w:sz w:val="16"/>
+                <w:sz w:val="17"/>
               </w:rPr>
               <w:t>4</w:t>
             </w:r>
@@ -4822,7 +4765,144 @@
         </w:tc>
         <w:tc>
           <w:tcPr>
-            <w:tcW w:type="dxa" w:w="746"/>
+            <w:tcW w:type="dxa" w:w="1293"/>
+            <w:vAlign w:val="center"/>
+            <w:tcMar>
+              <w:top w:w="80" w:type="dxa"/>
+              <w:start w:w="70" w:type="dxa"/>
+              <w:bottom w:w="80" w:type="dxa"/>
+              <w:end w:w="70" w:type="dxa"/>
+            </w:tcMar>
+          </w:tcPr>
+          <w:p>
+            <w:pPr>
+              <w:spacing w:line="269" w:lineRule="auto" w:before="0" w:after="0"/>
+              <w:jc w:val="left"/>
+            </w:pPr>
+            <w:r/>
+            <w:r>
+              <w:rPr>
+                <w:rFonts w:ascii="Times New Roman" w:hAnsi="Times New Roman" w:eastAsia="宋体" w:cs="Times New Roman"/>
+                <w:b w:val="0"/>
+                <w:sz w:val="17"/>
+              </w:rPr>
+              <w:t>15%</w:t>
+            </w:r>
+          </w:p>
+        </w:tc>
+        <w:tc>
+          <w:tcPr>
+            <w:tcW w:type="dxa" w:w="1293"/>
+            <w:vAlign w:val="center"/>
+            <w:tcMar>
+              <w:top w:w="80" w:type="dxa"/>
+              <w:start w:w="70" w:type="dxa"/>
+              <w:bottom w:w="80" w:type="dxa"/>
+              <w:end w:w="70" w:type="dxa"/>
+            </w:tcMar>
+          </w:tcPr>
+          <w:p>
+            <w:pPr>
+              <w:spacing w:line="269" w:lineRule="auto" w:before="0" w:after="0"/>
+              <w:jc w:val="left"/>
+            </w:pPr>
+            <w:r/>
+            <w:r>
+              <w:rPr>
+                <w:rFonts w:ascii="Times New Roman" w:hAnsi="Times New Roman" w:eastAsia="宋体" w:cs="Times New Roman"/>
+                <w:b w:val="0"/>
+                <w:sz w:val="17"/>
+              </w:rPr>
+              <w:t>10%</w:t>
+            </w:r>
+          </w:p>
+        </w:tc>
+        <w:tc>
+          <w:tcPr>
+            <w:tcW w:type="dxa" w:w="1293"/>
+            <w:vAlign w:val="center"/>
+            <w:tcMar>
+              <w:top w:w="80" w:type="dxa"/>
+              <w:start w:w="70" w:type="dxa"/>
+              <w:bottom w:w="80" w:type="dxa"/>
+              <w:end w:w="70" w:type="dxa"/>
+            </w:tcMar>
+          </w:tcPr>
+          <w:p>
+            <w:pPr>
+              <w:spacing w:line="269" w:lineRule="auto" w:before="0" w:after="0"/>
+              <w:jc w:val="left"/>
+            </w:pPr>
+            <w:r/>
+            <w:r>
+              <w:rPr>
+                <w:rFonts w:ascii="Times New Roman" w:hAnsi="Times New Roman" w:eastAsia="宋体" w:cs="Times New Roman"/>
+                <w:b w:val="0"/>
+                <w:sz w:val="17"/>
+              </w:rPr>
+              <w:t>11%</w:t>
+            </w:r>
+          </w:p>
+        </w:tc>
+        <w:tc>
+          <w:tcPr>
+            <w:tcW w:type="dxa" w:w="1296"/>
+            <w:vAlign w:val="center"/>
+            <w:tcMar>
+              <w:top w:w="80" w:type="dxa"/>
+              <w:start w:w="70" w:type="dxa"/>
+              <w:bottom w:w="80" w:type="dxa"/>
+              <w:end w:w="70" w:type="dxa"/>
+            </w:tcMar>
+          </w:tcPr>
+          <w:p>
+            <w:pPr>
+              <w:spacing w:line="269" w:lineRule="auto" w:before="0" w:after="0"/>
+              <w:jc w:val="left"/>
+            </w:pPr>
+            <w:r/>
+            <w:r>
+              <w:rPr>
+                <w:rFonts w:ascii="Times New Roman" w:hAnsi="Times New Roman" w:eastAsia="宋体" w:cs="Times New Roman"/>
+                <w:b w:val="0"/>
+                <w:sz w:val="17"/>
+              </w:rPr>
+              <w:t>目标 1.1，2.1，3.1</w:t>
+            </w:r>
+          </w:p>
+        </w:tc>
+      </w:tr>
+      <w:tr>
+        <w:tc>
+          <w:tcPr>
+            <w:tcW w:type="dxa" w:w="1293"/>
+            <w:vAlign w:val="center"/>
+            <w:tcMar>
+              <w:top w:w="80" w:type="dxa"/>
+              <w:start w:w="70" w:type="dxa"/>
+              <w:bottom w:w="80" w:type="dxa"/>
+              <w:end w:w="70" w:type="dxa"/>
+            </w:tcMar>
+          </w:tcPr>
+          <w:p>
+            <w:pPr>
+              <w:spacing w:line="269" w:lineRule="auto" w:before="0" w:after="0"/>
+              <w:jc w:val="left"/>
+            </w:pPr>
+            <w:r/>
+            <w:r>
+              <w:rPr>
+                <w:rFonts w:ascii="Times New Roman" w:hAnsi="Times New Roman" w:eastAsia="宋体" w:cs="Times New Roman"/>
+                <w:b w:val="0"/>
+                <w:sz w:val="17"/>
+              </w:rPr>
+              <w:t>机械振动、传感器与状态数据采集</w:t>
+            </w:r>
+          </w:p>
+        </w:tc>
+        <w:tc>
+          <w:tcPr>
+            <w:tcW w:type="dxa" w:w="1293"/>
             <w:vAlign w:val="center"/>
             <w:tcMar>
               <w:top w:w="80" w:type="dxa"/>
@@ -4839,17 +4919,44 @@
             <w:r/>
             <w:r>
               <w:rPr>
-                <w:rFonts w:ascii="Times New Roman" w:hAnsi="Times New Roman" w:eastAsia="宋体"/>
+                <w:rFonts w:ascii="Times New Roman" w:hAnsi="Times New Roman" w:eastAsia="宋体" w:cs="Times New Roman"/>
                 <w:b w:val="0"/>
-                <w:sz w:val="16"/>
+                <w:sz w:val="17"/>
               </w:rPr>
-              <w:t>0</w:t>
+              <w:t>6</w:t>
             </w:r>
           </w:p>
         </w:tc>
         <w:tc>
           <w:tcPr>
-            <w:tcW w:type="dxa" w:w="959"/>
+            <w:tcW w:type="dxa" w:w="1293"/>
+            <w:vAlign w:val="center"/>
+            <w:tcMar>
+              <w:top w:w="80" w:type="dxa"/>
+              <w:start w:w="70" w:type="dxa"/>
+              <w:bottom w:w="80" w:type="dxa"/>
+              <w:end w:w="70" w:type="dxa"/>
+            </w:tcMar>
+          </w:tcPr>
+          <w:p>
+            <w:pPr>
+              <w:spacing w:line="269" w:lineRule="auto" w:before="0" w:after="0"/>
+              <w:jc w:val="center"/>
+            </w:pPr>
+            <w:r/>
+            <w:r>
+              <w:rPr>
+                <w:rFonts w:ascii="Times New Roman" w:hAnsi="Times New Roman" w:eastAsia="宋体" w:cs="Times New Roman"/>
+                <w:b w:val="0"/>
+                <w:sz w:val="17"/>
+              </w:rPr>
+              <w:t>6</w:t>
+            </w:r>
+          </w:p>
+        </w:tc>
+        <w:tc>
+          <w:tcPr>
+            <w:tcW w:type="dxa" w:w="1293"/>
             <w:vAlign w:val="center"/>
             <w:tcMar>
               <w:top w:w="80" w:type="dxa"/>
@@ -4866,9 +4973,9 @@
             <w:r/>
             <w:r>
               <w:rPr>
-                <w:rFonts w:ascii="Times New Roman" w:hAnsi="Times New Roman" w:eastAsia="宋体"/>
+                <w:rFonts w:ascii="Times New Roman" w:hAnsi="Times New Roman" w:eastAsia="宋体" w:cs="Times New Roman"/>
                 <w:b w:val="0"/>
-                <w:sz w:val="16"/>
+                <w:sz w:val="17"/>
               </w:rPr>
               <w:t>15%</w:t>
             </w:r>
@@ -4876,7 +4983,7 @@
         </w:tc>
         <w:tc>
           <w:tcPr>
-            <w:tcW w:type="dxa" w:w="959"/>
+            <w:tcW w:type="dxa" w:w="1293"/>
             <w:vAlign w:val="center"/>
             <w:tcMar>
               <w:top w:w="80" w:type="dxa"/>
@@ -4893,17 +5000,17 @@
             <w:r/>
             <w:r>
               <w:rPr>
-                <w:rFonts w:ascii="Times New Roman" w:hAnsi="Times New Roman" w:eastAsia="宋体"/>
+                <w:rFonts w:ascii="Times New Roman" w:hAnsi="Times New Roman" w:eastAsia="宋体" w:cs="Times New Roman"/>
                 <w:b w:val="0"/>
-                <w:sz w:val="16"/>
+                <w:sz w:val="17"/>
               </w:rPr>
-              <w:t>10%</w:t>
+              <w:t>15%</w:t>
             </w:r>
           </w:p>
         </w:tc>
         <w:tc>
           <w:tcPr>
-            <w:tcW w:type="dxa" w:w="959"/>
+            <w:tcW w:type="dxa" w:w="1293"/>
             <w:vAlign w:val="center"/>
             <w:tcMar>
               <w:top w:w="80" w:type="dxa"/>
@@ -4920,17 +5027,17 @@
             <w:r/>
             <w:r>
               <w:rPr>
-                <w:rFonts w:ascii="Times New Roman" w:hAnsi="Times New Roman" w:eastAsia="宋体"/>
+                <w:rFonts w:ascii="Times New Roman" w:hAnsi="Times New Roman" w:eastAsia="宋体" w:cs="Times New Roman"/>
                 <w:b w:val="0"/>
-                <w:sz w:val="16"/>
+                <w:sz w:val="17"/>
               </w:rPr>
-              <w:t>10%</w:t>
+              <w:t>15%</w:t>
             </w:r>
           </w:p>
         </w:tc>
         <w:tc>
           <w:tcPr>
-            <w:tcW w:type="dxa" w:w="959"/>
+            <w:tcW w:type="dxa" w:w="1296"/>
             <w:vAlign w:val="center"/>
             <w:tcMar>
               <w:top w:w="80" w:type="dxa"/>
@@ -4947,17 +5054,19 @@
             <w:r/>
             <w:r>
               <w:rPr>
-                <w:rFonts w:ascii="Times New Roman" w:hAnsi="Times New Roman" w:eastAsia="宋体"/>
+                <w:rFonts w:ascii="Times New Roman" w:hAnsi="Times New Roman" w:eastAsia="宋体" w:cs="Times New Roman"/>
                 <w:b w:val="0"/>
-                <w:sz w:val="16"/>
+                <w:sz w:val="17"/>
               </w:rPr>
-              <w:t>15%</w:t>
+              <w:t>目标 1.2，2.2，3.2</w:t>
             </w:r>
           </w:p>
         </w:tc>
+      </w:tr>
+      <w:tr>
         <w:tc>
           <w:tcPr>
-            <w:tcW w:type="dxa" w:w="1435"/>
+            <w:tcW w:type="dxa" w:w="1293"/>
             <w:vAlign w:val="center"/>
             <w:tcMar>
               <w:top w:w="80" w:type="dxa"/>
@@ -4974,19 +5083,71 @@
             <w:r/>
             <w:r>
               <w:rPr>
-                <w:rFonts w:ascii="Times New Roman" w:hAnsi="Times New Roman" w:eastAsia="宋体"/>
+                <w:rFonts w:ascii="Times New Roman" w:hAnsi="Times New Roman" w:eastAsia="宋体" w:cs="Times New Roman"/>
                 <w:b w:val="0"/>
-                <w:sz w:val="16"/>
+                <w:sz w:val="17"/>
               </w:rPr>
-              <w:t>目标 1.1，2.1，3.1</w:t>
+              <w:t>时域、频域与包络分析及特征提取</w:t>
             </w:r>
           </w:p>
         </w:tc>
-      </w:tr>
-      <w:tr>
         <w:tc>
           <w:tcPr>
-            <w:tcW w:type="dxa" w:w="1545"/>
+            <w:tcW w:type="dxa" w:w="1293"/>
+            <w:vAlign w:val="center"/>
+            <w:tcMar>
+              <w:top w:w="80" w:type="dxa"/>
+              <w:start w:w="70" w:type="dxa"/>
+              <w:bottom w:w="80" w:type="dxa"/>
+              <w:end w:w="70" w:type="dxa"/>
+            </w:tcMar>
+          </w:tcPr>
+          <w:p>
+            <w:pPr>
+              <w:spacing w:line="269" w:lineRule="auto" w:before="0" w:after="0"/>
+              <w:jc w:val="center"/>
+            </w:pPr>
+            <w:r/>
+            <w:r>
+              <w:rPr>
+                <w:rFonts w:ascii="Times New Roman" w:hAnsi="Times New Roman" w:eastAsia="宋体" w:cs="Times New Roman"/>
+                <w:b w:val="0"/>
+                <w:sz w:val="17"/>
+              </w:rPr>
+              <w:t>6</w:t>
+            </w:r>
+          </w:p>
+        </w:tc>
+        <w:tc>
+          <w:tcPr>
+            <w:tcW w:type="dxa" w:w="1293"/>
+            <w:vAlign w:val="center"/>
+            <w:tcMar>
+              <w:top w:w="80" w:type="dxa"/>
+              <w:start w:w="70" w:type="dxa"/>
+              <w:bottom w:w="80" w:type="dxa"/>
+              <w:end w:w="70" w:type="dxa"/>
+            </w:tcMar>
+          </w:tcPr>
+          <w:p>
+            <w:pPr>
+              <w:spacing w:line="269" w:lineRule="auto" w:before="0" w:after="0"/>
+              <w:jc w:val="center"/>
+            </w:pPr>
+            <w:r/>
+            <w:r>
+              <w:rPr>
+                <w:rFonts w:ascii="Times New Roman" w:hAnsi="Times New Roman" w:eastAsia="宋体" w:cs="Times New Roman"/>
+                <w:b w:val="0"/>
+                <w:sz w:val="17"/>
+              </w:rPr>
+              <w:t>6</w:t>
+            </w:r>
+          </w:p>
+        </w:tc>
+        <w:tc>
+          <w:tcPr>
+            <w:tcW w:type="dxa" w:w="1293"/>
             <w:vAlign w:val="center"/>
             <w:tcMar>
               <w:top w:w="80" w:type="dxa"/>
@@ -5003,17 +5164,127 @@
             <w:r/>
             <w:r>
               <w:rPr>
-                <w:rFonts w:ascii="Times New Roman" w:hAnsi="Times New Roman" w:eastAsia="宋体"/>
+                <w:rFonts w:ascii="Times New Roman" w:hAnsi="Times New Roman" w:eastAsia="宋体" w:cs="Times New Roman"/>
                 <w:b w:val="0"/>
-                <w:sz w:val="16"/>
+                <w:sz w:val="17"/>
               </w:rPr>
-              <w:t>机械振动、传感器与状态数据采集</w:t>
+              <w:t>15%</w:t>
             </w:r>
           </w:p>
         </w:tc>
         <w:tc>
           <w:tcPr>
-            <w:tcW w:type="dxa" w:w="746"/>
+            <w:tcW w:type="dxa" w:w="1293"/>
+            <w:vAlign w:val="center"/>
+            <w:tcMar>
+              <w:top w:w="80" w:type="dxa"/>
+              <w:start w:w="70" w:type="dxa"/>
+              <w:bottom w:w="80" w:type="dxa"/>
+              <w:end w:w="70" w:type="dxa"/>
+            </w:tcMar>
+          </w:tcPr>
+          <w:p>
+            <w:pPr>
+              <w:spacing w:line="269" w:lineRule="auto" w:before="0" w:after="0"/>
+              <w:jc w:val="left"/>
+            </w:pPr>
+            <w:r/>
+            <w:r>
+              <w:rPr>
+                <w:rFonts w:ascii="Times New Roman" w:hAnsi="Times New Roman" w:eastAsia="宋体" w:cs="Times New Roman"/>
+                <w:b w:val="0"/>
+                <w:sz w:val="17"/>
+              </w:rPr>
+              <w:t>20%</w:t>
+            </w:r>
+          </w:p>
+        </w:tc>
+        <w:tc>
+          <w:tcPr>
+            <w:tcW w:type="dxa" w:w="1293"/>
+            <w:vAlign w:val="center"/>
+            <w:tcMar>
+              <w:top w:w="80" w:type="dxa"/>
+              <w:start w:w="70" w:type="dxa"/>
+              <w:bottom w:w="80" w:type="dxa"/>
+              <w:end w:w="70" w:type="dxa"/>
+            </w:tcMar>
+          </w:tcPr>
+          <w:p>
+            <w:pPr>
+              <w:spacing w:line="269" w:lineRule="auto" w:before="0" w:after="0"/>
+              <w:jc w:val="left"/>
+            </w:pPr>
+            <w:r/>
+            <w:r>
+              <w:rPr>
+                <w:rFonts w:ascii="Times New Roman" w:hAnsi="Times New Roman" w:eastAsia="宋体" w:cs="Times New Roman"/>
+                <w:b w:val="0"/>
+                <w:sz w:val="17"/>
+              </w:rPr>
+              <w:t>19%</w:t>
+            </w:r>
+          </w:p>
+        </w:tc>
+        <w:tc>
+          <w:tcPr>
+            <w:tcW w:type="dxa" w:w="1296"/>
+            <w:vAlign w:val="center"/>
+            <w:tcMar>
+              <w:top w:w="80" w:type="dxa"/>
+              <w:start w:w="70" w:type="dxa"/>
+              <w:bottom w:w="80" w:type="dxa"/>
+              <w:end w:w="70" w:type="dxa"/>
+            </w:tcMar>
+          </w:tcPr>
+          <w:p>
+            <w:pPr>
+              <w:spacing w:line="269" w:lineRule="auto" w:before="0" w:after="0"/>
+              <w:jc w:val="left"/>
+            </w:pPr>
+            <w:r/>
+            <w:r>
+              <w:rPr>
+                <w:rFonts w:ascii="Times New Roman" w:hAnsi="Times New Roman" w:eastAsia="宋体" w:cs="Times New Roman"/>
+                <w:b w:val="0"/>
+                <w:sz w:val="17"/>
+              </w:rPr>
+              <w:t>目标 1.3，2.3，3.3</w:t>
+            </w:r>
+          </w:p>
+        </w:tc>
+      </w:tr>
+      <w:tr>
+        <w:tc>
+          <w:tcPr>
+            <w:tcW w:type="dxa" w:w="1293"/>
+            <w:vAlign w:val="center"/>
+            <w:tcMar>
+              <w:top w:w="80" w:type="dxa"/>
+              <w:start w:w="70" w:type="dxa"/>
+              <w:bottom w:w="80" w:type="dxa"/>
+              <w:end w:w="70" w:type="dxa"/>
+            </w:tcMar>
+          </w:tcPr>
+          <w:p>
+            <w:pPr>
+              <w:spacing w:line="269" w:lineRule="auto" w:before="0" w:after="0"/>
+              <w:jc w:val="left"/>
+            </w:pPr>
+            <w:r/>
+            <w:r>
+              <w:rPr>
+                <w:rFonts w:ascii="Times New Roman" w:hAnsi="Times New Roman" w:eastAsia="宋体" w:cs="Times New Roman"/>
+                <w:b w:val="0"/>
+                <w:sz w:val="17"/>
+              </w:rPr>
+              <w:t>旋转机械、滚动轴承、齿轮箱与电动机故障诊断</w:t>
+            </w:r>
+          </w:p>
+        </w:tc>
+        <w:tc>
+          <w:tcPr>
+            <w:tcW w:type="dxa" w:w="1293"/>
             <w:vAlign w:val="center"/>
             <w:tcMar>
               <w:top w:w="80" w:type="dxa"/>
@@ -5030,17 +5301,17 @@
             <w:r/>
             <w:r>
               <w:rPr>
-                <w:rFonts w:ascii="Times New Roman" w:hAnsi="Times New Roman" w:eastAsia="宋体"/>
+                <w:rFonts w:ascii="Times New Roman" w:hAnsi="Times New Roman" w:eastAsia="宋体" w:cs="Times New Roman"/>
                 <w:b w:val="0"/>
-                <w:sz w:val="16"/>
+                <w:sz w:val="17"/>
               </w:rPr>
-              <w:t>6</w:t>
+              <w:t>8</w:t>
             </w:r>
           </w:p>
         </w:tc>
         <w:tc>
           <w:tcPr>
-            <w:tcW w:type="dxa" w:w="746"/>
+            <w:tcW w:type="dxa" w:w="1293"/>
             <w:vAlign w:val="center"/>
             <w:tcMar>
               <w:top w:w="80" w:type="dxa"/>
@@ -5057,17 +5328,154 @@
             <w:r/>
             <w:r>
               <w:rPr>
-                <w:rFonts w:ascii="Times New Roman" w:hAnsi="Times New Roman" w:eastAsia="宋体"/>
+                <w:rFonts w:ascii="Times New Roman" w:hAnsi="Times New Roman" w:eastAsia="宋体" w:cs="Times New Roman"/>
                 <w:b w:val="0"/>
-                <w:sz w:val="16"/>
+                <w:sz w:val="17"/>
               </w:rPr>
-              <w:t>6</w:t>
+              <w:t>8</w:t>
             </w:r>
           </w:p>
         </w:tc>
         <w:tc>
           <w:tcPr>
-            <w:tcW w:type="dxa" w:w="746"/>
+            <w:tcW w:type="dxa" w:w="1293"/>
+            <w:vAlign w:val="center"/>
+            <w:tcMar>
+              <w:top w:w="80" w:type="dxa"/>
+              <w:start w:w="70" w:type="dxa"/>
+              <w:bottom w:w="80" w:type="dxa"/>
+              <w:end w:w="70" w:type="dxa"/>
+            </w:tcMar>
+          </w:tcPr>
+          <w:p>
+            <w:pPr>
+              <w:spacing w:line="269" w:lineRule="auto" w:before="0" w:after="0"/>
+              <w:jc w:val="left"/>
+            </w:pPr>
+            <w:r/>
+            <w:r>
+              <w:rPr>
+                <w:rFonts w:ascii="Times New Roman" w:hAnsi="Times New Roman" w:eastAsia="宋体" w:cs="Times New Roman"/>
+                <w:b w:val="0"/>
+                <w:sz w:val="17"/>
+              </w:rPr>
+              <w:t>25%</w:t>
+            </w:r>
+          </w:p>
+        </w:tc>
+        <w:tc>
+          <w:tcPr>
+            <w:tcW w:type="dxa" w:w="1293"/>
+            <w:vAlign w:val="center"/>
+            <w:tcMar>
+              <w:top w:w="80" w:type="dxa"/>
+              <w:start w:w="70" w:type="dxa"/>
+              <w:bottom w:w="80" w:type="dxa"/>
+              <w:end w:w="70" w:type="dxa"/>
+            </w:tcMar>
+          </w:tcPr>
+          <w:p>
+            <w:pPr>
+              <w:spacing w:line="269" w:lineRule="auto" w:before="0" w:after="0"/>
+              <w:jc w:val="left"/>
+            </w:pPr>
+            <w:r/>
+            <w:r>
+              <w:rPr>
+                <w:rFonts w:ascii="Times New Roman" w:hAnsi="Times New Roman" w:eastAsia="宋体" w:cs="Times New Roman"/>
+                <w:b w:val="0"/>
+                <w:sz w:val="17"/>
+              </w:rPr>
+              <w:t>30%</w:t>
+            </w:r>
+          </w:p>
+        </w:tc>
+        <w:tc>
+          <w:tcPr>
+            <w:tcW w:type="dxa" w:w="1293"/>
+            <w:vAlign w:val="center"/>
+            <w:tcMar>
+              <w:top w:w="80" w:type="dxa"/>
+              <w:start w:w="70" w:type="dxa"/>
+              <w:bottom w:w="80" w:type="dxa"/>
+              <w:end w:w="70" w:type="dxa"/>
+            </w:tcMar>
+          </w:tcPr>
+          <w:p>
+            <w:pPr>
+              <w:spacing w:line="269" w:lineRule="auto" w:before="0" w:after="0"/>
+              <w:jc w:val="left"/>
+            </w:pPr>
+            <w:r/>
+            <w:r>
+              <w:rPr>
+                <w:rFonts w:ascii="Times New Roman" w:hAnsi="Times New Roman" w:eastAsia="宋体" w:cs="Times New Roman"/>
+                <w:b w:val="0"/>
+                <w:sz w:val="17"/>
+              </w:rPr>
+              <w:t>25%</w:t>
+            </w:r>
+          </w:p>
+        </w:tc>
+        <w:tc>
+          <w:tcPr>
+            <w:tcW w:type="dxa" w:w="1296"/>
+            <w:vAlign w:val="center"/>
+            <w:tcMar>
+              <w:top w:w="80" w:type="dxa"/>
+              <w:start w:w="70" w:type="dxa"/>
+              <w:bottom w:w="80" w:type="dxa"/>
+              <w:end w:w="70" w:type="dxa"/>
+            </w:tcMar>
+          </w:tcPr>
+          <w:p>
+            <w:pPr>
+              <w:spacing w:line="269" w:lineRule="auto" w:before="0" w:after="0"/>
+              <w:jc w:val="left"/>
+            </w:pPr>
+            <w:r/>
+            <w:r>
+              <w:rPr>
+                <w:rFonts w:ascii="Times New Roman" w:hAnsi="Times New Roman" w:eastAsia="宋体" w:cs="Times New Roman"/>
+                <w:b w:val="0"/>
+                <w:sz w:val="17"/>
+              </w:rPr>
+              <w:t>目标 1.4，2.4，3.4</w:t>
+            </w:r>
+          </w:p>
+        </w:tc>
+      </w:tr>
+      <w:tr>
+        <w:tc>
+          <w:tcPr>
+            <w:tcW w:type="dxa" w:w="1293"/>
+            <w:vAlign w:val="center"/>
+            <w:tcMar>
+              <w:top w:w="80" w:type="dxa"/>
+              <w:start w:w="70" w:type="dxa"/>
+              <w:bottom w:w="80" w:type="dxa"/>
+              <w:end w:w="70" w:type="dxa"/>
+            </w:tcMar>
+          </w:tcPr>
+          <w:p>
+            <w:pPr>
+              <w:spacing w:line="269" w:lineRule="auto" w:before="0" w:after="0"/>
+              <w:jc w:val="left"/>
+            </w:pPr>
+            <w:r/>
+            <w:r>
+              <w:rPr>
+                <w:rFonts w:ascii="Times New Roman" w:hAnsi="Times New Roman" w:eastAsia="宋体" w:cs="Times New Roman"/>
+                <w:b w:val="0"/>
+                <w:sz w:val="17"/>
+              </w:rPr>
+              <w:t>多源监测、智能故障诊断与状态评估</w:t>
+            </w:r>
+          </w:p>
+        </w:tc>
+        <w:tc>
+          <w:tcPr>
+            <w:tcW w:type="dxa" w:w="1293"/>
             <w:vAlign w:val="center"/>
             <w:tcMar>
               <w:top w:w="80" w:type="dxa"/>
@@ -5084,17 +5492,44 @@
             <w:r/>
             <w:r>
               <w:rPr>
-                <w:rFonts w:ascii="Times New Roman" w:hAnsi="Times New Roman" w:eastAsia="宋体"/>
+                <w:rFonts w:ascii="Times New Roman" w:hAnsi="Times New Roman" w:eastAsia="宋体" w:cs="Times New Roman"/>
                 <w:b w:val="0"/>
-                <w:sz w:val="16"/>
+                <w:sz w:val="17"/>
               </w:rPr>
-              <w:t>0</w:t>
+              <w:t>4</w:t>
             </w:r>
           </w:p>
         </w:tc>
         <w:tc>
           <w:tcPr>
-            <w:tcW w:type="dxa" w:w="959"/>
+            <w:tcW w:type="dxa" w:w="1293"/>
+            <w:vAlign w:val="center"/>
+            <w:tcMar>
+              <w:top w:w="80" w:type="dxa"/>
+              <w:start w:w="70" w:type="dxa"/>
+              <w:bottom w:w="80" w:type="dxa"/>
+              <w:end w:w="70" w:type="dxa"/>
+            </w:tcMar>
+          </w:tcPr>
+          <w:p>
+            <w:pPr>
+              <w:spacing w:line="269" w:lineRule="auto" w:before="0" w:after="0"/>
+              <w:jc w:val="center"/>
+            </w:pPr>
+            <w:r/>
+            <w:r>
+              <w:rPr>
+                <w:rFonts w:ascii="Times New Roman" w:hAnsi="Times New Roman" w:eastAsia="宋体" w:cs="Times New Roman"/>
+                <w:b w:val="0"/>
+                <w:sz w:val="17"/>
+              </w:rPr>
+              <w:t>4</w:t>
+            </w:r>
+          </w:p>
+        </w:tc>
+        <w:tc>
+          <w:tcPr>
+            <w:tcW w:type="dxa" w:w="1293"/>
             <w:vAlign w:val="center"/>
             <w:tcMar>
               <w:top w:w="80" w:type="dxa"/>
@@ -5111,17 +5546,17 @@
             <w:r/>
             <w:r>
               <w:rPr>
-                <w:rFonts w:ascii="Times New Roman" w:hAnsi="Times New Roman" w:eastAsia="宋体"/>
+                <w:rFonts w:ascii="Times New Roman" w:hAnsi="Times New Roman" w:eastAsia="宋体" w:cs="Times New Roman"/>
                 <w:b w:val="0"/>
-                <w:sz w:val="16"/>
+                <w:sz w:val="17"/>
               </w:rPr>
-              <w:t>15%</w:t>
+              <w:t>10%</w:t>
             </w:r>
           </w:p>
         </w:tc>
         <w:tc>
           <w:tcPr>
-            <w:tcW w:type="dxa" w:w="959"/>
+            <w:tcW w:type="dxa" w:w="1293"/>
             <w:vAlign w:val="center"/>
             <w:tcMar>
               <w:top w:w="80" w:type="dxa"/>
@@ -5138,17 +5573,17 @@
             <w:r/>
             <w:r>
               <w:rPr>
-                <w:rFonts w:ascii="Times New Roman" w:hAnsi="Times New Roman" w:eastAsia="宋体"/>
+                <w:rFonts w:ascii="Times New Roman" w:hAnsi="Times New Roman" w:eastAsia="宋体" w:cs="Times New Roman"/>
                 <w:b w:val="0"/>
-                <w:sz w:val="16"/>
+                <w:sz w:val="17"/>
               </w:rPr>
-              <w:t>15%</w:t>
+              <w:t>10%</w:t>
             </w:r>
           </w:p>
         </w:tc>
         <w:tc>
           <w:tcPr>
-            <w:tcW w:type="dxa" w:w="959"/>
+            <w:tcW w:type="dxa" w:w="1293"/>
             <w:vAlign w:val="center"/>
             <w:tcMar>
               <w:top w:w="80" w:type="dxa"/>
@@ -5165,9 +5600,9 @@
             <w:r/>
             <w:r>
               <w:rPr>
-                <w:rFonts w:ascii="Times New Roman" w:hAnsi="Times New Roman" w:eastAsia="宋体"/>
+                <w:rFonts w:ascii="Times New Roman" w:hAnsi="Times New Roman" w:eastAsia="宋体" w:cs="Times New Roman"/>
                 <w:b w:val="0"/>
-                <w:sz w:val="16"/>
+                <w:sz w:val="17"/>
               </w:rPr>
               <w:t>15%</w:t>
             </w:r>
@@ -5175,7 +5610,7 @@
         </w:tc>
         <w:tc>
           <w:tcPr>
-            <w:tcW w:type="dxa" w:w="959"/>
+            <w:tcW w:type="dxa" w:w="1296"/>
             <w:vAlign w:val="center"/>
             <w:tcMar>
               <w:top w:w="80" w:type="dxa"/>
@@ -5192,17 +5627,19 @@
             <w:r/>
             <w:r>
               <w:rPr>
-                <w:rFonts w:ascii="Times New Roman" w:hAnsi="Times New Roman" w:eastAsia="宋体"/>
+                <w:rFonts w:ascii="Times New Roman" w:hAnsi="Times New Roman" w:eastAsia="宋体" w:cs="Times New Roman"/>
                 <w:b w:val="0"/>
-                <w:sz w:val="16"/>
+                <w:sz w:val="17"/>
               </w:rPr>
-              <w:t>15%</w:t>
+              <w:t>目标 1.5，2.5，3.5</w:t>
             </w:r>
           </w:p>
         </w:tc>
+      </w:tr>
+      <w:tr>
         <w:tc>
           <w:tcPr>
-            <w:tcW w:type="dxa" w:w="1435"/>
+            <w:tcW w:type="dxa" w:w="1293"/>
             <w:vAlign w:val="center"/>
             <w:tcMar>
               <w:top w:w="80" w:type="dxa"/>
@@ -5219,19 +5656,71 @@
             <w:r/>
             <w:r>
               <w:rPr>
-                <w:rFonts w:ascii="Times New Roman" w:hAnsi="Times New Roman" w:eastAsia="宋体"/>
+                <w:rFonts w:ascii="Times New Roman" w:hAnsi="Times New Roman" w:eastAsia="宋体" w:cs="Times New Roman"/>
                 <w:b w:val="0"/>
-                <w:sz w:val="16"/>
+                <w:sz w:val="17"/>
               </w:rPr>
-              <w:t>目标 1.2，2.2，3.2</w:t>
+              <w:t>趋势预测、维护决策与设备全寿命管理</w:t>
             </w:r>
           </w:p>
         </w:tc>
-      </w:tr>
-      <w:tr>
         <w:tc>
           <w:tcPr>
-            <w:tcW w:type="dxa" w:w="1545"/>
+            <w:tcW w:type="dxa" w:w="1293"/>
+            <w:vAlign w:val="center"/>
+            <w:tcMar>
+              <w:top w:w="80" w:type="dxa"/>
+              <w:start w:w="70" w:type="dxa"/>
+              <w:bottom w:w="80" w:type="dxa"/>
+              <w:end w:w="70" w:type="dxa"/>
+            </w:tcMar>
+          </w:tcPr>
+          <w:p>
+            <w:pPr>
+              <w:spacing w:line="269" w:lineRule="auto" w:before="0" w:after="0"/>
+              <w:jc w:val="center"/>
+            </w:pPr>
+            <w:r/>
+            <w:r>
+              <w:rPr>
+                <w:rFonts w:ascii="Times New Roman" w:hAnsi="Times New Roman" w:eastAsia="宋体" w:cs="Times New Roman"/>
+                <w:b w:val="0"/>
+                <w:sz w:val="17"/>
+              </w:rPr>
+              <w:t>4</w:t>
+            </w:r>
+          </w:p>
+        </w:tc>
+        <w:tc>
+          <w:tcPr>
+            <w:tcW w:type="dxa" w:w="1293"/>
+            <w:vAlign w:val="center"/>
+            <w:tcMar>
+              <w:top w:w="80" w:type="dxa"/>
+              <w:start w:w="70" w:type="dxa"/>
+              <w:bottom w:w="80" w:type="dxa"/>
+              <w:end w:w="70" w:type="dxa"/>
+            </w:tcMar>
+          </w:tcPr>
+          <w:p>
+            <w:pPr>
+              <w:spacing w:line="269" w:lineRule="auto" w:before="0" w:after="0"/>
+              <w:jc w:val="center"/>
+            </w:pPr>
+            <w:r/>
+            <w:r>
+              <w:rPr>
+                <w:rFonts w:ascii="Times New Roman" w:hAnsi="Times New Roman" w:eastAsia="宋体" w:cs="Times New Roman"/>
+                <w:b w:val="0"/>
+                <w:sz w:val="17"/>
+              </w:rPr>
+              <w:t>4</w:t>
+            </w:r>
+          </w:p>
+        </w:tc>
+        <w:tc>
+          <w:tcPr>
+            <w:tcW w:type="dxa" w:w="1293"/>
             <w:vAlign w:val="center"/>
             <w:tcMar>
               <w:top w:w="80" w:type="dxa"/>
@@ -5248,17 +5737,127 @@
             <w:r/>
             <w:r>
               <w:rPr>
-                <w:rFonts w:ascii="Times New Roman" w:hAnsi="Times New Roman" w:eastAsia="宋体"/>
+                <w:rFonts w:ascii="Times New Roman" w:hAnsi="Times New Roman" w:eastAsia="宋体" w:cs="Times New Roman"/>
                 <w:b w:val="0"/>
-                <w:sz w:val="16"/>
+                <w:sz w:val="17"/>
               </w:rPr>
-              <w:t>时域、频域与包络分析及特征提取</w:t>
+              <w:t>20%</w:t>
             </w:r>
           </w:p>
         </w:tc>
         <w:tc>
           <w:tcPr>
-            <w:tcW w:type="dxa" w:w="746"/>
+            <w:tcW w:type="dxa" w:w="1293"/>
+            <w:vAlign w:val="center"/>
+            <w:tcMar>
+              <w:top w:w="80" w:type="dxa"/>
+              <w:start w:w="70" w:type="dxa"/>
+              <w:bottom w:w="80" w:type="dxa"/>
+              <w:end w:w="70" w:type="dxa"/>
+            </w:tcMar>
+          </w:tcPr>
+          <w:p>
+            <w:pPr>
+              <w:spacing w:line="269" w:lineRule="auto" w:before="0" w:after="0"/>
+              <w:jc w:val="left"/>
+            </w:pPr>
+            <w:r/>
+            <w:r>
+              <w:rPr>
+                <w:rFonts w:ascii="Times New Roman" w:hAnsi="Times New Roman" w:eastAsia="宋体" w:cs="Times New Roman"/>
+                <w:b w:val="0"/>
+                <w:sz w:val="17"/>
+              </w:rPr>
+              <w:t>15%</w:t>
+            </w:r>
+          </w:p>
+        </w:tc>
+        <w:tc>
+          <w:tcPr>
+            <w:tcW w:type="dxa" w:w="1293"/>
+            <w:vAlign w:val="center"/>
+            <w:tcMar>
+              <w:top w:w="80" w:type="dxa"/>
+              <w:start w:w="70" w:type="dxa"/>
+              <w:bottom w:w="80" w:type="dxa"/>
+              <w:end w:w="70" w:type="dxa"/>
+            </w:tcMar>
+          </w:tcPr>
+          <w:p>
+            <w:pPr>
+              <w:spacing w:line="269" w:lineRule="auto" w:before="0" w:after="0"/>
+              <w:jc w:val="left"/>
+            </w:pPr>
+            <w:r/>
+            <w:r>
+              <w:rPr>
+                <w:rFonts w:ascii="Times New Roman" w:hAnsi="Times New Roman" w:eastAsia="宋体" w:cs="Times New Roman"/>
+                <w:b w:val="0"/>
+                <w:sz w:val="17"/>
+              </w:rPr>
+              <w:t>15%</w:t>
+            </w:r>
+          </w:p>
+        </w:tc>
+        <w:tc>
+          <w:tcPr>
+            <w:tcW w:type="dxa" w:w="1296"/>
+            <w:vAlign w:val="center"/>
+            <w:tcMar>
+              <w:top w:w="80" w:type="dxa"/>
+              <w:start w:w="70" w:type="dxa"/>
+              <w:bottom w:w="80" w:type="dxa"/>
+              <w:end w:w="70" w:type="dxa"/>
+            </w:tcMar>
+          </w:tcPr>
+          <w:p>
+            <w:pPr>
+              <w:spacing w:line="269" w:lineRule="auto" w:before="0" w:after="0"/>
+              <w:jc w:val="left"/>
+            </w:pPr>
+            <w:r/>
+            <w:r>
+              <w:rPr>
+                <w:rFonts w:ascii="Times New Roman" w:hAnsi="Times New Roman" w:eastAsia="宋体" w:cs="Times New Roman"/>
+                <w:b w:val="0"/>
+                <w:sz w:val="17"/>
+              </w:rPr>
+              <w:t>目标 1.6，2.6，3.6</w:t>
+            </w:r>
+          </w:p>
+        </w:tc>
+      </w:tr>
+      <w:tr>
+        <w:tc>
+          <w:tcPr>
+            <w:tcW w:type="dxa" w:w="1293"/>
+            <w:vAlign w:val="center"/>
+            <w:tcMar>
+              <w:top w:w="80" w:type="dxa"/>
+              <w:start w:w="70" w:type="dxa"/>
+              <w:bottom w:w="80" w:type="dxa"/>
+              <w:end w:w="70" w:type="dxa"/>
+            </w:tcMar>
+          </w:tcPr>
+          <w:p>
+            <w:pPr>
+              <w:spacing w:line="269" w:lineRule="auto" w:before="0" w:after="0"/>
+              <w:jc w:val="left"/>
+            </w:pPr>
+            <w:r/>
+            <w:r>
+              <w:rPr>
+                <w:rFonts w:ascii="Times New Roman" w:hAnsi="Times New Roman" w:eastAsia="宋体" w:cs="Times New Roman"/>
+                <w:b w:val="0"/>
+                <w:sz w:val="17"/>
+              </w:rPr>
+              <w:t>合计</w:t>
+            </w:r>
+          </w:p>
+        </w:tc>
+        <w:tc>
+          <w:tcPr>
+            <w:tcW w:type="dxa" w:w="1293"/>
             <w:vAlign w:val="center"/>
             <w:tcMar>
               <w:top w:w="80" w:type="dxa"/>
@@ -5275,17 +5874,17 @@
             <w:r/>
             <w:r>
               <w:rPr>
-                <w:rFonts w:ascii="Times New Roman" w:hAnsi="Times New Roman" w:eastAsia="宋体"/>
+                <w:rFonts w:ascii="Times New Roman" w:hAnsi="Times New Roman" w:eastAsia="宋体" w:cs="Times New Roman"/>
                 <w:b w:val="0"/>
-                <w:sz w:val="16"/>
+                <w:sz w:val="17"/>
               </w:rPr>
-              <w:t>6</w:t>
+              <w:t>32</w:t>
             </w:r>
           </w:p>
         </w:tc>
         <w:tc>
           <w:tcPr>
-            <w:tcW w:type="dxa" w:w="746"/>
+            <w:tcW w:type="dxa" w:w="1293"/>
             <w:vAlign w:val="center"/>
             <w:tcMar>
               <w:top w:w="80" w:type="dxa"/>
@@ -5302,44 +5901,17 @@
             <w:r/>
             <w:r>
               <w:rPr>
-                <w:rFonts w:ascii="Times New Roman" w:hAnsi="Times New Roman" w:eastAsia="宋体"/>
+                <w:rFonts w:ascii="Times New Roman" w:hAnsi="Times New Roman" w:eastAsia="宋体" w:cs="Times New Roman"/>
                 <w:b w:val="0"/>
-                <w:sz w:val="16"/>
+                <w:sz w:val="17"/>
               </w:rPr>
-              <w:t>6</w:t>
+              <w:t>32</w:t>
             </w:r>
           </w:p>
         </w:tc>
         <w:tc>
           <w:tcPr>
-            <w:tcW w:type="dxa" w:w="746"/>
-            <w:vAlign w:val="center"/>
-            <w:tcMar>
-              <w:top w:w="80" w:type="dxa"/>
-              <w:start w:w="70" w:type="dxa"/>
-              <w:bottom w:w="80" w:type="dxa"/>
-              <w:end w:w="70" w:type="dxa"/>
-            </w:tcMar>
-          </w:tcPr>
-          <w:p>
-            <w:pPr>
-              <w:spacing w:line="269" w:lineRule="auto" w:before="0" w:after="0"/>
-              <w:jc w:val="center"/>
-            </w:pPr>
-            <w:r/>
-            <w:r>
-              <w:rPr>
-                <w:rFonts w:ascii="Times New Roman" w:hAnsi="Times New Roman" w:eastAsia="宋体"/>
-                <w:b w:val="0"/>
-                <w:sz w:val="16"/>
-              </w:rPr>
-              <w:t>0</w:t>
-            </w:r>
-          </w:p>
-        </w:tc>
-        <w:tc>
-          <w:tcPr>
-            <w:tcW w:type="dxa" w:w="959"/>
+            <w:tcW w:type="dxa" w:w="1293"/>
             <w:vAlign w:val="center"/>
             <w:tcMar>
               <w:top w:w="80" w:type="dxa"/>
@@ -5356,17 +5928,17 @@
             <w:r/>
             <w:r>
               <w:rPr>
-                <w:rFonts w:ascii="Times New Roman" w:hAnsi="Times New Roman" w:eastAsia="宋体"/>
+                <w:rFonts w:ascii="Times New Roman" w:hAnsi="Times New Roman" w:eastAsia="宋体" w:cs="Times New Roman"/>
                 <w:b w:val="0"/>
-                <w:sz w:val="16"/>
+                <w:sz w:val="17"/>
               </w:rPr>
-              <w:t>15%</w:t>
+              <w:t>100%</w:t>
             </w:r>
           </w:p>
         </w:tc>
         <w:tc>
           <w:tcPr>
-            <w:tcW w:type="dxa" w:w="959"/>
+            <w:tcW w:type="dxa" w:w="1293"/>
             <w:vAlign w:val="center"/>
             <w:tcMar>
               <w:top w:w="80" w:type="dxa"/>
@@ -5383,17 +5955,17 @@
             <w:r/>
             <w:r>
               <w:rPr>
-                <w:rFonts w:ascii="Times New Roman" w:hAnsi="Times New Roman" w:eastAsia="宋体"/>
+                <w:rFonts w:ascii="Times New Roman" w:hAnsi="Times New Roman" w:eastAsia="宋体" w:cs="Times New Roman"/>
                 <w:b w:val="0"/>
-                <w:sz w:val="16"/>
+                <w:sz w:val="17"/>
               </w:rPr>
-              <w:t>20%</w:t>
+              <w:t>100%</w:t>
             </w:r>
           </w:p>
         </w:tc>
         <w:tc>
           <w:tcPr>
-            <w:tcW w:type="dxa" w:w="959"/>
+            <w:tcW w:type="dxa" w:w="1293"/>
             <w:vAlign w:val="center"/>
             <w:tcMar>
               <w:top w:w="80" w:type="dxa"/>
@@ -5410,17 +5982,17 @@
             <w:r/>
             <w:r>
               <w:rPr>
-                <w:rFonts w:ascii="Times New Roman" w:hAnsi="Times New Roman" w:eastAsia="宋体"/>
+                <w:rFonts w:ascii="Times New Roman" w:hAnsi="Times New Roman" w:eastAsia="宋体" w:cs="Times New Roman"/>
                 <w:b w:val="0"/>
-                <w:sz w:val="16"/>
+                <w:sz w:val="17"/>
               </w:rPr>
-              <w:t>20%</w:t>
+              <w:t>100%</w:t>
             </w:r>
           </w:p>
         </w:tc>
         <w:tc>
           <w:tcPr>
-            <w:tcW w:type="dxa" w:w="959"/>
+            <w:tcW w:type="dxa" w:w="1296"/>
             <w:vAlign w:val="center"/>
             <w:tcMar>
               <w:top w:w="80" w:type="dxa"/>
@@ -5437,1016 +6009,9 @@
             <w:r/>
             <w:r>
               <w:rPr>
-                <w:rFonts w:ascii="Times New Roman" w:hAnsi="Times New Roman" w:eastAsia="宋体"/>
+                <w:rFonts w:ascii="Times New Roman" w:hAnsi="Times New Roman" w:eastAsia="宋体" w:cs="Times New Roman"/>
                 <w:b w:val="0"/>
-                <w:sz w:val="16"/>
-              </w:rPr>
-              <w:t>15%</w:t>
-            </w:r>
-          </w:p>
-        </w:tc>
-        <w:tc>
-          <w:tcPr>
-            <w:tcW w:type="dxa" w:w="1435"/>
-            <w:vAlign w:val="center"/>
-            <w:tcMar>
-              <w:top w:w="80" w:type="dxa"/>
-              <w:start w:w="70" w:type="dxa"/>
-              <w:bottom w:w="80" w:type="dxa"/>
-              <w:end w:w="70" w:type="dxa"/>
-            </w:tcMar>
-          </w:tcPr>
-          <w:p>
-            <w:pPr>
-              <w:spacing w:line="269" w:lineRule="auto" w:before="0" w:after="0"/>
-              <w:jc w:val="left"/>
-            </w:pPr>
-            <w:r/>
-            <w:r>
-              <w:rPr>
-                <w:rFonts w:ascii="Times New Roman" w:hAnsi="Times New Roman" w:eastAsia="宋体"/>
-                <w:b w:val="0"/>
-                <w:sz w:val="16"/>
-              </w:rPr>
-              <w:t>目标 1.3，2.3，3.3</w:t>
-            </w:r>
-          </w:p>
-        </w:tc>
-      </w:tr>
-      <w:tr>
-        <w:tc>
-          <w:tcPr>
-            <w:tcW w:type="dxa" w:w="1545"/>
-            <w:vAlign w:val="center"/>
-            <w:tcMar>
-              <w:top w:w="80" w:type="dxa"/>
-              <w:start w:w="70" w:type="dxa"/>
-              <w:bottom w:w="80" w:type="dxa"/>
-              <w:end w:w="70" w:type="dxa"/>
-            </w:tcMar>
-          </w:tcPr>
-          <w:p>
-            <w:pPr>
-              <w:spacing w:line="269" w:lineRule="auto" w:before="0" w:after="0"/>
-              <w:jc w:val="left"/>
-            </w:pPr>
-            <w:r/>
-            <w:r>
-              <w:rPr>
-                <w:rFonts w:ascii="Times New Roman" w:hAnsi="Times New Roman" w:eastAsia="宋体"/>
-                <w:b w:val="0"/>
-                <w:sz w:val="16"/>
-              </w:rPr>
-              <w:t>旋转机械、滚动轴承、齿轮箱与电动机故障诊断</w:t>
-            </w:r>
-          </w:p>
-        </w:tc>
-        <w:tc>
-          <w:tcPr>
-            <w:tcW w:type="dxa" w:w="746"/>
-            <w:vAlign w:val="center"/>
-            <w:tcMar>
-              <w:top w:w="80" w:type="dxa"/>
-              <w:start w:w="70" w:type="dxa"/>
-              <w:bottom w:w="80" w:type="dxa"/>
-              <w:end w:w="70" w:type="dxa"/>
-            </w:tcMar>
-          </w:tcPr>
-          <w:p>
-            <w:pPr>
-              <w:spacing w:line="269" w:lineRule="auto" w:before="0" w:after="0"/>
-              <w:jc w:val="center"/>
-            </w:pPr>
-            <w:r/>
-            <w:r>
-              <w:rPr>
-                <w:rFonts w:ascii="Times New Roman" w:hAnsi="Times New Roman" w:eastAsia="宋体"/>
-                <w:b w:val="0"/>
-                <w:sz w:val="16"/>
-              </w:rPr>
-              <w:t>8</w:t>
-            </w:r>
-          </w:p>
-        </w:tc>
-        <w:tc>
-          <w:tcPr>
-            <w:tcW w:type="dxa" w:w="746"/>
-            <w:vAlign w:val="center"/>
-            <w:tcMar>
-              <w:top w:w="80" w:type="dxa"/>
-              <w:start w:w="70" w:type="dxa"/>
-              <w:bottom w:w="80" w:type="dxa"/>
-              <w:end w:w="70" w:type="dxa"/>
-            </w:tcMar>
-          </w:tcPr>
-          <w:p>
-            <w:pPr>
-              <w:spacing w:line="269" w:lineRule="auto" w:before="0" w:after="0"/>
-              <w:jc w:val="center"/>
-            </w:pPr>
-            <w:r/>
-            <w:r>
-              <w:rPr>
-                <w:rFonts w:ascii="Times New Roman" w:hAnsi="Times New Roman" w:eastAsia="宋体"/>
-                <w:b w:val="0"/>
-                <w:sz w:val="16"/>
-              </w:rPr>
-              <w:t>8</w:t>
-            </w:r>
-          </w:p>
-        </w:tc>
-        <w:tc>
-          <w:tcPr>
-            <w:tcW w:type="dxa" w:w="746"/>
-            <w:vAlign w:val="center"/>
-            <w:tcMar>
-              <w:top w:w="80" w:type="dxa"/>
-              <w:start w:w="70" w:type="dxa"/>
-              <w:bottom w:w="80" w:type="dxa"/>
-              <w:end w:w="70" w:type="dxa"/>
-            </w:tcMar>
-          </w:tcPr>
-          <w:p>
-            <w:pPr>
-              <w:spacing w:line="269" w:lineRule="auto" w:before="0" w:after="0"/>
-              <w:jc w:val="center"/>
-            </w:pPr>
-            <w:r/>
-            <w:r>
-              <w:rPr>
-                <w:rFonts w:ascii="Times New Roman" w:hAnsi="Times New Roman" w:eastAsia="宋体"/>
-                <w:b w:val="0"/>
-                <w:sz w:val="16"/>
-              </w:rPr>
-              <w:t>0</w:t>
-            </w:r>
-          </w:p>
-        </w:tc>
-        <w:tc>
-          <w:tcPr>
-            <w:tcW w:type="dxa" w:w="959"/>
-            <w:vAlign w:val="center"/>
-            <w:tcMar>
-              <w:top w:w="80" w:type="dxa"/>
-              <w:start w:w="70" w:type="dxa"/>
-              <w:bottom w:w="80" w:type="dxa"/>
-              <w:end w:w="70" w:type="dxa"/>
-            </w:tcMar>
-          </w:tcPr>
-          <w:p>
-            <w:pPr>
-              <w:spacing w:line="269" w:lineRule="auto" w:before="0" w:after="0"/>
-              <w:jc w:val="left"/>
-            </w:pPr>
-            <w:r/>
-            <w:r>
-              <w:rPr>
-                <w:rFonts w:ascii="Times New Roman" w:hAnsi="Times New Roman" w:eastAsia="宋体"/>
-                <w:b w:val="0"/>
-                <w:sz w:val="16"/>
-              </w:rPr>
-              <w:t>25%</w:t>
-            </w:r>
-          </w:p>
-        </w:tc>
-        <w:tc>
-          <w:tcPr>
-            <w:tcW w:type="dxa" w:w="959"/>
-            <w:vAlign w:val="center"/>
-            <w:tcMar>
-              <w:top w:w="80" w:type="dxa"/>
-              <w:start w:w="70" w:type="dxa"/>
-              <w:bottom w:w="80" w:type="dxa"/>
-              <w:end w:w="70" w:type="dxa"/>
-            </w:tcMar>
-          </w:tcPr>
-          <w:p>
-            <w:pPr>
-              <w:spacing w:line="269" w:lineRule="auto" w:before="0" w:after="0"/>
-              <w:jc w:val="left"/>
-            </w:pPr>
-            <w:r/>
-            <w:r>
-              <w:rPr>
-                <w:rFonts w:ascii="Times New Roman" w:hAnsi="Times New Roman" w:eastAsia="宋体"/>
-                <w:b w:val="0"/>
-                <w:sz w:val="16"/>
-              </w:rPr>
-              <w:t>30%</w:t>
-            </w:r>
-          </w:p>
-        </w:tc>
-        <w:tc>
-          <w:tcPr>
-            <w:tcW w:type="dxa" w:w="959"/>
-            <w:vAlign w:val="center"/>
-            <w:tcMar>
-              <w:top w:w="80" w:type="dxa"/>
-              <w:start w:w="70" w:type="dxa"/>
-              <w:bottom w:w="80" w:type="dxa"/>
-              <w:end w:w="70" w:type="dxa"/>
-            </w:tcMar>
-          </w:tcPr>
-          <w:p>
-            <w:pPr>
-              <w:spacing w:line="269" w:lineRule="auto" w:before="0" w:after="0"/>
-              <w:jc w:val="left"/>
-            </w:pPr>
-            <w:r/>
-            <w:r>
-              <w:rPr>
-                <w:rFonts w:ascii="Times New Roman" w:hAnsi="Times New Roman" w:eastAsia="宋体"/>
-                <w:b w:val="0"/>
-                <w:sz w:val="16"/>
-              </w:rPr>
-              <w:t>25%</w:t>
-            </w:r>
-          </w:p>
-        </w:tc>
-        <w:tc>
-          <w:tcPr>
-            <w:tcW w:type="dxa" w:w="959"/>
-            <w:vAlign w:val="center"/>
-            <w:tcMar>
-              <w:top w:w="80" w:type="dxa"/>
-              <w:start w:w="70" w:type="dxa"/>
-              <w:bottom w:w="80" w:type="dxa"/>
-              <w:end w:w="70" w:type="dxa"/>
-            </w:tcMar>
-          </w:tcPr>
-          <w:p>
-            <w:pPr>
-              <w:spacing w:line="269" w:lineRule="auto" w:before="0" w:after="0"/>
-              <w:jc w:val="left"/>
-            </w:pPr>
-            <w:r/>
-            <w:r>
-              <w:rPr>
-                <w:rFonts w:ascii="Times New Roman" w:hAnsi="Times New Roman" w:eastAsia="宋体"/>
-                <w:b w:val="0"/>
-                <w:sz w:val="16"/>
-              </w:rPr>
-              <w:t>25%</w:t>
-            </w:r>
-          </w:p>
-        </w:tc>
-        <w:tc>
-          <w:tcPr>
-            <w:tcW w:type="dxa" w:w="1435"/>
-            <w:vAlign w:val="center"/>
-            <w:tcMar>
-              <w:top w:w="80" w:type="dxa"/>
-              <w:start w:w="70" w:type="dxa"/>
-              <w:bottom w:w="80" w:type="dxa"/>
-              <w:end w:w="70" w:type="dxa"/>
-            </w:tcMar>
-          </w:tcPr>
-          <w:p>
-            <w:pPr>
-              <w:spacing w:line="269" w:lineRule="auto" w:before="0" w:after="0"/>
-              <w:jc w:val="left"/>
-            </w:pPr>
-            <w:r/>
-            <w:r>
-              <w:rPr>
-                <w:rFonts w:ascii="Times New Roman" w:hAnsi="Times New Roman" w:eastAsia="宋体"/>
-                <w:b w:val="0"/>
-                <w:sz w:val="16"/>
-              </w:rPr>
-              <w:t>目标 1.4，2.4，3.4</w:t>
-            </w:r>
-          </w:p>
-        </w:tc>
-      </w:tr>
-      <w:tr>
-        <w:tc>
-          <w:tcPr>
-            <w:tcW w:type="dxa" w:w="1545"/>
-            <w:vAlign w:val="center"/>
-            <w:tcMar>
-              <w:top w:w="80" w:type="dxa"/>
-              <w:start w:w="70" w:type="dxa"/>
-              <w:bottom w:w="80" w:type="dxa"/>
-              <w:end w:w="70" w:type="dxa"/>
-            </w:tcMar>
-          </w:tcPr>
-          <w:p>
-            <w:pPr>
-              <w:spacing w:line="269" w:lineRule="auto" w:before="0" w:after="0"/>
-              <w:jc w:val="left"/>
-            </w:pPr>
-            <w:r/>
-            <w:r>
-              <w:rPr>
-                <w:rFonts w:ascii="Times New Roman" w:hAnsi="Times New Roman" w:eastAsia="宋体"/>
-                <w:b w:val="0"/>
-                <w:sz w:val="16"/>
-              </w:rPr>
-              <w:t>多源监测、智能故障诊断与状态评估</w:t>
-            </w:r>
-          </w:p>
-        </w:tc>
-        <w:tc>
-          <w:tcPr>
-            <w:tcW w:type="dxa" w:w="746"/>
-            <w:vAlign w:val="center"/>
-            <w:tcMar>
-              <w:top w:w="80" w:type="dxa"/>
-              <w:start w:w="70" w:type="dxa"/>
-              <w:bottom w:w="80" w:type="dxa"/>
-              <w:end w:w="70" w:type="dxa"/>
-            </w:tcMar>
-          </w:tcPr>
-          <w:p>
-            <w:pPr>
-              <w:spacing w:line="269" w:lineRule="auto" w:before="0" w:after="0"/>
-              <w:jc w:val="center"/>
-            </w:pPr>
-            <w:r/>
-            <w:r>
-              <w:rPr>
-                <w:rFonts w:ascii="Times New Roman" w:hAnsi="Times New Roman" w:eastAsia="宋体"/>
-                <w:b w:val="0"/>
-                <w:sz w:val="16"/>
-              </w:rPr>
-              <w:t>4</w:t>
-            </w:r>
-          </w:p>
-        </w:tc>
-        <w:tc>
-          <w:tcPr>
-            <w:tcW w:type="dxa" w:w="746"/>
-            <w:vAlign w:val="center"/>
-            <w:tcMar>
-              <w:top w:w="80" w:type="dxa"/>
-              <w:start w:w="70" w:type="dxa"/>
-              <w:bottom w:w="80" w:type="dxa"/>
-              <w:end w:w="70" w:type="dxa"/>
-            </w:tcMar>
-          </w:tcPr>
-          <w:p>
-            <w:pPr>
-              <w:spacing w:line="269" w:lineRule="auto" w:before="0" w:after="0"/>
-              <w:jc w:val="center"/>
-            </w:pPr>
-            <w:r/>
-            <w:r>
-              <w:rPr>
-                <w:rFonts w:ascii="Times New Roman" w:hAnsi="Times New Roman" w:eastAsia="宋体"/>
-                <w:b w:val="0"/>
-                <w:sz w:val="16"/>
-              </w:rPr>
-              <w:t>4</w:t>
-            </w:r>
-          </w:p>
-        </w:tc>
-        <w:tc>
-          <w:tcPr>
-            <w:tcW w:type="dxa" w:w="746"/>
-            <w:vAlign w:val="center"/>
-            <w:tcMar>
-              <w:top w:w="80" w:type="dxa"/>
-              <w:start w:w="70" w:type="dxa"/>
-              <w:bottom w:w="80" w:type="dxa"/>
-              <w:end w:w="70" w:type="dxa"/>
-            </w:tcMar>
-          </w:tcPr>
-          <w:p>
-            <w:pPr>
-              <w:spacing w:line="269" w:lineRule="auto" w:before="0" w:after="0"/>
-              <w:jc w:val="center"/>
-            </w:pPr>
-            <w:r/>
-            <w:r>
-              <w:rPr>
-                <w:rFonts w:ascii="Times New Roman" w:hAnsi="Times New Roman" w:eastAsia="宋体"/>
-                <w:b w:val="0"/>
-                <w:sz w:val="16"/>
-              </w:rPr>
-              <w:t>0</w:t>
-            </w:r>
-          </w:p>
-        </w:tc>
-        <w:tc>
-          <w:tcPr>
-            <w:tcW w:type="dxa" w:w="959"/>
-            <w:vAlign w:val="center"/>
-            <w:tcMar>
-              <w:top w:w="80" w:type="dxa"/>
-              <w:start w:w="70" w:type="dxa"/>
-              <w:bottom w:w="80" w:type="dxa"/>
-              <w:end w:w="70" w:type="dxa"/>
-            </w:tcMar>
-          </w:tcPr>
-          <w:p>
-            <w:pPr>
-              <w:spacing w:line="269" w:lineRule="auto" w:before="0" w:after="0"/>
-              <w:jc w:val="left"/>
-            </w:pPr>
-            <w:r/>
-            <w:r>
-              <w:rPr>
-                <w:rFonts w:ascii="Times New Roman" w:hAnsi="Times New Roman" w:eastAsia="宋体"/>
-                <w:b w:val="0"/>
-                <w:sz w:val="16"/>
-              </w:rPr>
-              <w:t>10%</w:t>
-            </w:r>
-          </w:p>
-        </w:tc>
-        <w:tc>
-          <w:tcPr>
-            <w:tcW w:type="dxa" w:w="959"/>
-            <w:vAlign w:val="center"/>
-            <w:tcMar>
-              <w:top w:w="80" w:type="dxa"/>
-              <w:start w:w="70" w:type="dxa"/>
-              <w:bottom w:w="80" w:type="dxa"/>
-              <w:end w:w="70" w:type="dxa"/>
-            </w:tcMar>
-          </w:tcPr>
-          <w:p>
-            <w:pPr>
-              <w:spacing w:line="269" w:lineRule="auto" w:before="0" w:after="0"/>
-              <w:jc w:val="left"/>
-            </w:pPr>
-            <w:r/>
-            <w:r>
-              <w:rPr>
-                <w:rFonts w:ascii="Times New Roman" w:hAnsi="Times New Roman" w:eastAsia="宋体"/>
-                <w:b w:val="0"/>
-                <w:sz w:val="16"/>
-              </w:rPr>
-              <w:t>10%</w:t>
-            </w:r>
-          </w:p>
-        </w:tc>
-        <w:tc>
-          <w:tcPr>
-            <w:tcW w:type="dxa" w:w="959"/>
-            <w:vAlign w:val="center"/>
-            <w:tcMar>
-              <w:top w:w="80" w:type="dxa"/>
-              <w:start w:w="70" w:type="dxa"/>
-              <w:bottom w:w="80" w:type="dxa"/>
-              <w:end w:w="70" w:type="dxa"/>
-            </w:tcMar>
-          </w:tcPr>
-          <w:p>
-            <w:pPr>
-              <w:spacing w:line="269" w:lineRule="auto" w:before="0" w:after="0"/>
-              <w:jc w:val="left"/>
-            </w:pPr>
-            <w:r/>
-            <w:r>
-              <w:rPr>
-                <w:rFonts w:ascii="Times New Roman" w:hAnsi="Times New Roman" w:eastAsia="宋体"/>
-                <w:b w:val="0"/>
-                <w:sz w:val="16"/>
-              </w:rPr>
-              <w:t>15%</w:t>
-            </w:r>
-          </w:p>
-        </w:tc>
-        <w:tc>
-          <w:tcPr>
-            <w:tcW w:type="dxa" w:w="959"/>
-            <w:vAlign w:val="center"/>
-            <w:tcMar>
-              <w:top w:w="80" w:type="dxa"/>
-              <w:start w:w="70" w:type="dxa"/>
-              <w:bottom w:w="80" w:type="dxa"/>
-              <w:end w:w="70" w:type="dxa"/>
-            </w:tcMar>
-          </w:tcPr>
-          <w:p>
-            <w:pPr>
-              <w:spacing w:line="269" w:lineRule="auto" w:before="0" w:after="0"/>
-              <w:jc w:val="left"/>
-            </w:pPr>
-            <w:r/>
-            <w:r>
-              <w:rPr>
-                <w:rFonts w:ascii="Times New Roman" w:hAnsi="Times New Roman" w:eastAsia="宋体"/>
-                <w:b w:val="0"/>
-                <w:sz w:val="16"/>
-              </w:rPr>
-              <w:t>15%</w:t>
-            </w:r>
-          </w:p>
-        </w:tc>
-        <w:tc>
-          <w:tcPr>
-            <w:tcW w:type="dxa" w:w="1435"/>
-            <w:vAlign w:val="center"/>
-            <w:tcMar>
-              <w:top w:w="80" w:type="dxa"/>
-              <w:start w:w="70" w:type="dxa"/>
-              <w:bottom w:w="80" w:type="dxa"/>
-              <w:end w:w="70" w:type="dxa"/>
-            </w:tcMar>
-          </w:tcPr>
-          <w:p>
-            <w:pPr>
-              <w:spacing w:line="269" w:lineRule="auto" w:before="0" w:after="0"/>
-              <w:jc w:val="left"/>
-            </w:pPr>
-            <w:r/>
-            <w:r>
-              <w:rPr>
-                <w:rFonts w:ascii="Times New Roman" w:hAnsi="Times New Roman" w:eastAsia="宋体"/>
-                <w:b w:val="0"/>
-                <w:sz w:val="16"/>
-              </w:rPr>
-              <w:t>目标 1.5，2.5，3.5</w:t>
-            </w:r>
-          </w:p>
-        </w:tc>
-      </w:tr>
-      <w:tr>
-        <w:tc>
-          <w:tcPr>
-            <w:tcW w:type="dxa" w:w="1545"/>
-            <w:vAlign w:val="center"/>
-            <w:tcMar>
-              <w:top w:w="80" w:type="dxa"/>
-              <w:start w:w="70" w:type="dxa"/>
-              <w:bottom w:w="80" w:type="dxa"/>
-              <w:end w:w="70" w:type="dxa"/>
-            </w:tcMar>
-          </w:tcPr>
-          <w:p>
-            <w:pPr>
-              <w:spacing w:line="269" w:lineRule="auto" w:before="0" w:after="0"/>
-              <w:jc w:val="left"/>
-            </w:pPr>
-            <w:r/>
-            <w:r>
-              <w:rPr>
-                <w:rFonts w:ascii="Times New Roman" w:hAnsi="Times New Roman" w:eastAsia="宋体"/>
-                <w:b w:val="0"/>
-                <w:sz w:val="16"/>
-              </w:rPr>
-              <w:t>趋势预测、维护决策与设备全寿命管理</w:t>
-            </w:r>
-          </w:p>
-        </w:tc>
-        <w:tc>
-          <w:tcPr>
-            <w:tcW w:type="dxa" w:w="746"/>
-            <w:vAlign w:val="center"/>
-            <w:tcMar>
-              <w:top w:w="80" w:type="dxa"/>
-              <w:start w:w="70" w:type="dxa"/>
-              <w:bottom w:w="80" w:type="dxa"/>
-              <w:end w:w="70" w:type="dxa"/>
-            </w:tcMar>
-          </w:tcPr>
-          <w:p>
-            <w:pPr>
-              <w:spacing w:line="269" w:lineRule="auto" w:before="0" w:after="0"/>
-              <w:jc w:val="center"/>
-            </w:pPr>
-            <w:r/>
-            <w:r>
-              <w:rPr>
-                <w:rFonts w:ascii="Times New Roman" w:hAnsi="Times New Roman" w:eastAsia="宋体"/>
-                <w:b w:val="0"/>
-                <w:sz w:val="16"/>
-              </w:rPr>
-              <w:t>4</w:t>
-            </w:r>
-          </w:p>
-        </w:tc>
-        <w:tc>
-          <w:tcPr>
-            <w:tcW w:type="dxa" w:w="746"/>
-            <w:vAlign w:val="center"/>
-            <w:tcMar>
-              <w:top w:w="80" w:type="dxa"/>
-              <w:start w:w="70" w:type="dxa"/>
-              <w:bottom w:w="80" w:type="dxa"/>
-              <w:end w:w="70" w:type="dxa"/>
-            </w:tcMar>
-          </w:tcPr>
-          <w:p>
-            <w:pPr>
-              <w:spacing w:line="269" w:lineRule="auto" w:before="0" w:after="0"/>
-              <w:jc w:val="center"/>
-            </w:pPr>
-            <w:r/>
-            <w:r>
-              <w:rPr>
-                <w:rFonts w:ascii="Times New Roman" w:hAnsi="Times New Roman" w:eastAsia="宋体"/>
-                <w:b w:val="0"/>
-                <w:sz w:val="16"/>
-              </w:rPr>
-              <w:t>4</w:t>
-            </w:r>
-          </w:p>
-        </w:tc>
-        <w:tc>
-          <w:tcPr>
-            <w:tcW w:type="dxa" w:w="746"/>
-            <w:vAlign w:val="center"/>
-            <w:tcMar>
-              <w:top w:w="80" w:type="dxa"/>
-              <w:start w:w="70" w:type="dxa"/>
-              <w:bottom w:w="80" w:type="dxa"/>
-              <w:end w:w="70" w:type="dxa"/>
-            </w:tcMar>
-          </w:tcPr>
-          <w:p>
-            <w:pPr>
-              <w:spacing w:line="269" w:lineRule="auto" w:before="0" w:after="0"/>
-              <w:jc w:val="center"/>
-            </w:pPr>
-            <w:r/>
-            <w:r>
-              <w:rPr>
-                <w:rFonts w:ascii="Times New Roman" w:hAnsi="Times New Roman" w:eastAsia="宋体"/>
-                <w:b w:val="0"/>
-                <w:sz w:val="16"/>
-              </w:rPr>
-              <w:t>0</w:t>
-            </w:r>
-          </w:p>
-        </w:tc>
-        <w:tc>
-          <w:tcPr>
-            <w:tcW w:type="dxa" w:w="959"/>
-            <w:vAlign w:val="center"/>
-            <w:tcMar>
-              <w:top w:w="80" w:type="dxa"/>
-              <w:start w:w="70" w:type="dxa"/>
-              <w:bottom w:w="80" w:type="dxa"/>
-              <w:end w:w="70" w:type="dxa"/>
-            </w:tcMar>
-          </w:tcPr>
-          <w:p>
-            <w:pPr>
-              <w:spacing w:line="269" w:lineRule="auto" w:before="0" w:after="0"/>
-              <w:jc w:val="left"/>
-            </w:pPr>
-            <w:r/>
-            <w:r>
-              <w:rPr>
-                <w:rFonts w:ascii="Times New Roman" w:hAnsi="Times New Roman" w:eastAsia="宋体"/>
-                <w:b w:val="0"/>
-                <w:sz w:val="16"/>
-              </w:rPr>
-              <w:t>20%</w:t>
-            </w:r>
-          </w:p>
-        </w:tc>
-        <w:tc>
-          <w:tcPr>
-            <w:tcW w:type="dxa" w:w="959"/>
-            <w:vAlign w:val="center"/>
-            <w:tcMar>
-              <w:top w:w="80" w:type="dxa"/>
-              <w:start w:w="70" w:type="dxa"/>
-              <w:bottom w:w="80" w:type="dxa"/>
-              <w:end w:w="70" w:type="dxa"/>
-            </w:tcMar>
-          </w:tcPr>
-          <w:p>
-            <w:pPr>
-              <w:spacing w:line="269" w:lineRule="auto" w:before="0" w:after="0"/>
-              <w:jc w:val="left"/>
-            </w:pPr>
-            <w:r/>
-            <w:r>
-              <w:rPr>
-                <w:rFonts w:ascii="Times New Roman" w:hAnsi="Times New Roman" w:eastAsia="宋体"/>
-                <w:b w:val="0"/>
-                <w:sz w:val="16"/>
-              </w:rPr>
-              <w:t>15%</w:t>
-            </w:r>
-          </w:p>
-        </w:tc>
-        <w:tc>
-          <w:tcPr>
-            <w:tcW w:type="dxa" w:w="959"/>
-            <w:vAlign w:val="center"/>
-            <w:tcMar>
-              <w:top w:w="80" w:type="dxa"/>
-              <w:start w:w="70" w:type="dxa"/>
-              <w:bottom w:w="80" w:type="dxa"/>
-              <w:end w:w="70" w:type="dxa"/>
-            </w:tcMar>
-          </w:tcPr>
-          <w:p>
-            <w:pPr>
-              <w:spacing w:line="269" w:lineRule="auto" w:before="0" w:after="0"/>
-              <w:jc w:val="left"/>
-            </w:pPr>
-            <w:r/>
-            <w:r>
-              <w:rPr>
-                <w:rFonts w:ascii="Times New Roman" w:hAnsi="Times New Roman" w:eastAsia="宋体"/>
-                <w:b w:val="0"/>
-                <w:sz w:val="16"/>
-              </w:rPr>
-              <w:t>15%</w:t>
-            </w:r>
-          </w:p>
-        </w:tc>
-        <w:tc>
-          <w:tcPr>
-            <w:tcW w:type="dxa" w:w="959"/>
-            <w:vAlign w:val="center"/>
-            <w:tcMar>
-              <w:top w:w="80" w:type="dxa"/>
-              <w:start w:w="70" w:type="dxa"/>
-              <w:bottom w:w="80" w:type="dxa"/>
-              <w:end w:w="70" w:type="dxa"/>
-            </w:tcMar>
-          </w:tcPr>
-          <w:p>
-            <w:pPr>
-              <w:spacing w:line="269" w:lineRule="auto" w:before="0" w:after="0"/>
-              <w:jc w:val="left"/>
-            </w:pPr>
-            <w:r/>
-            <w:r>
-              <w:rPr>
-                <w:rFonts w:ascii="Times New Roman" w:hAnsi="Times New Roman" w:eastAsia="宋体"/>
-                <w:b w:val="0"/>
-                <w:sz w:val="16"/>
-              </w:rPr>
-              <w:t>15%</w:t>
-            </w:r>
-          </w:p>
-        </w:tc>
-        <w:tc>
-          <w:tcPr>
-            <w:tcW w:type="dxa" w:w="1435"/>
-            <w:vAlign w:val="center"/>
-            <w:tcMar>
-              <w:top w:w="80" w:type="dxa"/>
-              <w:start w:w="70" w:type="dxa"/>
-              <w:bottom w:w="80" w:type="dxa"/>
-              <w:end w:w="70" w:type="dxa"/>
-            </w:tcMar>
-          </w:tcPr>
-          <w:p>
-            <w:pPr>
-              <w:spacing w:line="269" w:lineRule="auto" w:before="0" w:after="0"/>
-              <w:jc w:val="left"/>
-            </w:pPr>
-            <w:r/>
-            <w:r>
-              <w:rPr>
-                <w:rFonts w:ascii="Times New Roman" w:hAnsi="Times New Roman" w:eastAsia="宋体"/>
-                <w:b w:val="0"/>
-                <w:sz w:val="16"/>
-              </w:rPr>
-              <w:t>目标 1.6，2.6，3.6</w:t>
-            </w:r>
-          </w:p>
-        </w:tc>
-      </w:tr>
-      <w:tr>
-        <w:tc>
-          <w:tcPr>
-            <w:tcW w:type="dxa" w:w="1545"/>
-            <w:vAlign w:val="center"/>
-            <w:tcMar>
-              <w:top w:w="80" w:type="dxa"/>
-              <w:start w:w="70" w:type="dxa"/>
-              <w:bottom w:w="80" w:type="dxa"/>
-              <w:end w:w="70" w:type="dxa"/>
-            </w:tcMar>
-          </w:tcPr>
-          <w:p>
-            <w:pPr>
-              <w:spacing w:line="269" w:lineRule="auto" w:before="0" w:after="0"/>
-              <w:jc w:val="left"/>
-            </w:pPr>
-            <w:r/>
-            <w:r>
-              <w:rPr>
-                <w:rFonts w:ascii="Times New Roman" w:hAnsi="Times New Roman" w:eastAsia="宋体"/>
-                <w:b w:val="0"/>
-                <w:sz w:val="16"/>
-              </w:rPr>
-              <w:t>合计</w:t>
-            </w:r>
-          </w:p>
-        </w:tc>
-        <w:tc>
-          <w:tcPr>
-            <w:tcW w:type="dxa" w:w="746"/>
-            <w:vAlign w:val="center"/>
-            <w:tcMar>
-              <w:top w:w="80" w:type="dxa"/>
-              <w:start w:w="70" w:type="dxa"/>
-              <w:bottom w:w="80" w:type="dxa"/>
-              <w:end w:w="70" w:type="dxa"/>
-            </w:tcMar>
-          </w:tcPr>
-          <w:p>
-            <w:pPr>
-              <w:spacing w:line="269" w:lineRule="auto" w:before="0" w:after="0"/>
-              <w:jc w:val="center"/>
-            </w:pPr>
-            <w:r/>
-            <w:r>
-              <w:rPr>
-                <w:rFonts w:ascii="Times New Roman" w:hAnsi="Times New Roman" w:eastAsia="宋体"/>
-                <w:b w:val="0"/>
-                <w:sz w:val="16"/>
-              </w:rPr>
-              <w:t>32</w:t>
-            </w:r>
-          </w:p>
-        </w:tc>
-        <w:tc>
-          <w:tcPr>
-            <w:tcW w:type="dxa" w:w="746"/>
-            <w:vAlign w:val="center"/>
-            <w:tcMar>
-              <w:top w:w="80" w:type="dxa"/>
-              <w:start w:w="70" w:type="dxa"/>
-              <w:bottom w:w="80" w:type="dxa"/>
-              <w:end w:w="70" w:type="dxa"/>
-            </w:tcMar>
-          </w:tcPr>
-          <w:p>
-            <w:pPr>
-              <w:spacing w:line="269" w:lineRule="auto" w:before="0" w:after="0"/>
-              <w:jc w:val="center"/>
-            </w:pPr>
-            <w:r/>
-            <w:r>
-              <w:rPr>
-                <w:rFonts w:ascii="Times New Roman" w:hAnsi="Times New Roman" w:eastAsia="宋体"/>
-                <w:b w:val="0"/>
-                <w:sz w:val="16"/>
-              </w:rPr>
-              <w:t>32</w:t>
-            </w:r>
-          </w:p>
-        </w:tc>
-        <w:tc>
-          <w:tcPr>
-            <w:tcW w:type="dxa" w:w="746"/>
-            <w:vAlign w:val="center"/>
-            <w:tcMar>
-              <w:top w:w="80" w:type="dxa"/>
-              <w:start w:w="70" w:type="dxa"/>
-              <w:bottom w:w="80" w:type="dxa"/>
-              <w:end w:w="70" w:type="dxa"/>
-            </w:tcMar>
-          </w:tcPr>
-          <w:p>
-            <w:pPr>
-              <w:spacing w:line="269" w:lineRule="auto" w:before="0" w:after="0"/>
-              <w:jc w:val="center"/>
-            </w:pPr>
-            <w:r/>
-            <w:r>
-              <w:rPr>
-                <w:rFonts w:ascii="Times New Roman" w:hAnsi="Times New Roman" w:eastAsia="宋体"/>
-                <w:b w:val="0"/>
-                <w:sz w:val="16"/>
-              </w:rPr>
-              <w:t>0</w:t>
-            </w:r>
-          </w:p>
-        </w:tc>
-        <w:tc>
-          <w:tcPr>
-            <w:tcW w:type="dxa" w:w="959"/>
-            <w:vAlign w:val="center"/>
-            <w:tcMar>
-              <w:top w:w="80" w:type="dxa"/>
-              <w:start w:w="70" w:type="dxa"/>
-              <w:bottom w:w="80" w:type="dxa"/>
-              <w:end w:w="70" w:type="dxa"/>
-            </w:tcMar>
-          </w:tcPr>
-          <w:p>
-            <w:pPr>
-              <w:spacing w:line="269" w:lineRule="auto" w:before="0" w:after="0"/>
-              <w:jc w:val="left"/>
-            </w:pPr>
-            <w:r/>
-            <w:r>
-              <w:rPr>
-                <w:rFonts w:ascii="Times New Roman" w:hAnsi="Times New Roman" w:eastAsia="宋体"/>
-                <w:b w:val="0"/>
-                <w:sz w:val="16"/>
-              </w:rPr>
-              <w:t>100%</w:t>
-            </w:r>
-          </w:p>
-        </w:tc>
-        <w:tc>
-          <w:tcPr>
-            <w:tcW w:type="dxa" w:w="959"/>
-            <w:vAlign w:val="center"/>
-            <w:tcMar>
-              <w:top w:w="80" w:type="dxa"/>
-              <w:start w:w="70" w:type="dxa"/>
-              <w:bottom w:w="80" w:type="dxa"/>
-              <w:end w:w="70" w:type="dxa"/>
-            </w:tcMar>
-          </w:tcPr>
-          <w:p>
-            <w:pPr>
-              <w:spacing w:line="269" w:lineRule="auto" w:before="0" w:after="0"/>
-              <w:jc w:val="left"/>
-            </w:pPr>
-            <w:r/>
-            <w:r>
-              <w:rPr>
-                <w:rFonts w:ascii="Times New Roman" w:hAnsi="Times New Roman" w:eastAsia="宋体"/>
-                <w:b w:val="0"/>
-                <w:sz w:val="16"/>
-              </w:rPr>
-              <w:t>100%</w:t>
-            </w:r>
-          </w:p>
-        </w:tc>
-        <w:tc>
-          <w:tcPr>
-            <w:tcW w:type="dxa" w:w="959"/>
-            <w:vAlign w:val="center"/>
-            <w:tcMar>
-              <w:top w:w="80" w:type="dxa"/>
-              <w:start w:w="70" w:type="dxa"/>
-              <w:bottom w:w="80" w:type="dxa"/>
-              <w:end w:w="70" w:type="dxa"/>
-            </w:tcMar>
-          </w:tcPr>
-          <w:p>
-            <w:pPr>
-              <w:spacing w:line="269" w:lineRule="auto" w:before="0" w:after="0"/>
-              <w:jc w:val="left"/>
-            </w:pPr>
-            <w:r/>
-            <w:r>
-              <w:rPr>
-                <w:rFonts w:ascii="Times New Roman" w:hAnsi="Times New Roman" w:eastAsia="宋体"/>
-                <w:b w:val="0"/>
-                <w:sz w:val="16"/>
-              </w:rPr>
-              <w:t>100%</w:t>
-            </w:r>
-          </w:p>
-        </w:tc>
-        <w:tc>
-          <w:tcPr>
-            <w:tcW w:type="dxa" w:w="959"/>
-            <w:vAlign w:val="center"/>
-            <w:tcMar>
-              <w:top w:w="80" w:type="dxa"/>
-              <w:start w:w="70" w:type="dxa"/>
-              <w:bottom w:w="80" w:type="dxa"/>
-              <w:end w:w="70" w:type="dxa"/>
-            </w:tcMar>
-          </w:tcPr>
-          <w:p>
-            <w:pPr>
-              <w:spacing w:line="269" w:lineRule="auto" w:before="0" w:after="0"/>
-              <w:jc w:val="left"/>
-            </w:pPr>
-            <w:r/>
-            <w:r>
-              <w:rPr>
-                <w:rFonts w:ascii="Times New Roman" w:hAnsi="Times New Roman" w:eastAsia="宋体"/>
-                <w:b w:val="0"/>
-                <w:sz w:val="16"/>
-              </w:rPr>
-              <w:t>100%</w:t>
-            </w:r>
-          </w:p>
-        </w:tc>
-        <w:tc>
-          <w:tcPr>
-            <w:tcW w:type="dxa" w:w="1435"/>
-            <w:vAlign w:val="center"/>
-            <w:tcMar>
-              <w:top w:w="80" w:type="dxa"/>
-              <w:start w:w="70" w:type="dxa"/>
-              <w:bottom w:w="80" w:type="dxa"/>
-              <w:end w:w="70" w:type="dxa"/>
-            </w:tcMar>
-          </w:tcPr>
-          <w:p>
-            <w:pPr>
-              <w:spacing w:line="269" w:lineRule="auto" w:before="0" w:after="0"/>
-              <w:jc w:val="left"/>
-            </w:pPr>
-            <w:r/>
-            <w:r>
-              <w:rPr>
-                <w:rFonts w:ascii="Times New Roman" w:hAnsi="Times New Roman" w:eastAsia="宋体"/>
-                <w:b w:val="0"/>
-                <w:sz w:val="16"/>
+                <w:sz w:val="17"/>
               </w:rPr>
               <w:t>全部课程目标</w:t>
             </w:r>
@@ -6461,7 +6026,7 @@
       </w:pPr>
       <w:r>
         <w:rPr>
-          <w:rFonts w:ascii="Times New Roman" w:hAnsi="Times New Roman" w:eastAsia="宋体"/>
+          <w:rFonts w:ascii="Times New Roman" w:hAnsi="Times New Roman" w:eastAsia="宋体" w:cs="Times New Roman"/>
           <w:b/>
           <w:sz w:val="24"/>
         </w:rPr>
@@ -6475,7 +6040,7 @@
       </w:pPr>
       <w:r>
         <w:rPr>
-          <w:rFonts w:ascii="Times New Roman" w:hAnsi="Times New Roman" w:eastAsia="宋体"/>
+          <w:rFonts w:ascii="Times New Roman" w:hAnsi="Times New Roman" w:eastAsia="宋体" w:cs="Times New Roman"/>
           <w:b/>
           <w:sz w:val="21"/>
         </w:rPr>
@@ -6490,7 +6055,7 @@
       </w:pPr>
       <w:r>
         <w:rPr>
-          <w:rFonts w:ascii="Times New Roman" w:hAnsi="Times New Roman" w:eastAsia="宋体"/>
+          <w:rFonts w:ascii="Times New Roman" w:hAnsi="Times New Roman" w:eastAsia="宋体" w:cs="Times New Roman"/>
           <w:b w:val="0"/>
           <w:sz w:val="21"/>
         </w:rPr>
@@ -6504,7 +6069,7 @@
       </w:pPr>
       <w:r>
         <w:rPr>
-          <w:rFonts w:ascii="Times New Roman" w:hAnsi="Times New Roman" w:eastAsia="宋体"/>
+          <w:rFonts w:ascii="Times New Roman" w:hAnsi="Times New Roman" w:eastAsia="宋体" w:cs="Times New Roman"/>
           <w:b/>
           <w:sz w:val="21"/>
         </w:rPr>
@@ -6519,11 +6084,11 @@
       </w:pPr>
       <w:r>
         <w:rPr>
-          <w:rFonts w:ascii="Times New Roman" w:hAnsi="Times New Roman" w:eastAsia="宋体"/>
+          <w:rFonts w:ascii="Times New Roman" w:hAnsi="Times New Roman" w:eastAsia="宋体" w:cs="Times New Roman"/>
           <w:b w:val="0"/>
           <w:sz w:val="21"/>
         </w:rPr>
-        <w:t>各项按百分制评分。总评成绩=平时学习与课堂分析×20%＋信号与故障分析作业×30%＋诊断与维护方案报告×40%＋个人核验与答辩×10%。培养方案未设置实验、上机和项目式学时，Python信号分析、公开数据诊断和故障案例均作为课堂演示、课内分析或课后考核任务，不另计实践学时。涉及真实设备的维护方案必须明确停机、能量隔离、人员安全、复机检查和维修后复测要求。</w:t>
+        <w:t>各项按百分制评分。总评成绩=平时成绩×20%＋课程作业×20%＋期末考核×60%。培养方案未设置实验、上机和项目式学时，Python信号分析、公开数据诊断和故障案例仍作为课堂演示、课内分析或课后学习证据，不另计实践学时。课程作业主要评价故障基础、采样与信号分析、典型故障判读、智能诊断和维护验证等阶段性任务；期末考核采用诊断与维护综合方案报告（或等效综合成果）与现场答辩/个人核验相结合的形式，综合评价设备与风险定义、监测方案、信号证据、故障结论、智能诊断边界、维护与复机验证，以及学生独立解释、修正诊断和说明资料依据与个人贡献的能力。涉及真实设备的维护方案必须明确停机、能量隔离、人员安全、复机检查和维修后复测要求。</w:t>
       </w:r>
     </w:p>
     <w:p>
@@ -6534,7 +6099,7 @@
       </w:pPr>
       <w:r>
         <w:rPr>
-          <w:rFonts w:ascii="Times New Roman" w:hAnsi="Times New Roman" w:eastAsia="宋体"/>
+          <w:rFonts w:ascii="Times New Roman" w:hAnsi="Times New Roman" w:eastAsia="宋体" w:cs="Times New Roman"/>
           <w:b w:val="0"/>
           <w:sz w:val="21"/>
         </w:rPr>
@@ -6548,7 +6113,7 @@
       </w:pPr>
       <w:r>
         <w:rPr>
-          <w:rFonts w:ascii="Times New Roman" w:hAnsi="Times New Roman" w:eastAsia="宋体"/>
+          <w:rFonts w:ascii="Times New Roman" w:hAnsi="Times New Roman" w:eastAsia="宋体" w:cs="Times New Roman"/>
           <w:b/>
           <w:sz w:val="21"/>
         </w:rPr>
@@ -6562,11 +6127,11 @@
       </w:pPr>
       <w:r>
         <w:rPr>
-          <w:rFonts w:ascii="Times New Roman" w:hAnsi="Times New Roman" w:eastAsia="宋体"/>
+          <w:rFonts w:ascii="Times New Roman" w:hAnsi="Times New Roman" w:eastAsia="宋体" w:cs="Times New Roman"/>
           <w:b/>
           <w:sz w:val="21"/>
         </w:rPr>
-        <w:t>（1）平时学习与课堂分析评分标准</w:t>
+        <w:t>（1）平时成绩评分标准</w:t>
       </w:r>
     </w:p>
     <w:tbl>
@@ -6614,7 +6179,7 @@
             <w:r/>
             <w:r>
               <w:rPr>
-                <w:rFonts w:ascii="Times New Roman" w:hAnsi="Times New Roman" w:eastAsia="宋体"/>
+                <w:rFonts w:ascii="Times New Roman" w:hAnsi="Times New Roman" w:eastAsia="宋体" w:cs="Times New Roman"/>
                 <w:b/>
                 <w:sz w:val="17"/>
               </w:rPr>
@@ -6641,7 +6206,7 @@
             <w:r/>
             <w:r>
               <w:rPr>
-                <w:rFonts w:ascii="Times New Roman" w:hAnsi="Times New Roman" w:eastAsia="宋体"/>
+                <w:rFonts w:ascii="Times New Roman" w:hAnsi="Times New Roman" w:eastAsia="宋体" w:cs="Times New Roman"/>
                 <w:b/>
                 <w:sz w:val="17"/>
               </w:rPr>
@@ -6668,7 +6233,7 @@
             <w:r/>
             <w:r>
               <w:rPr>
-                <w:rFonts w:ascii="Times New Roman" w:hAnsi="Times New Roman" w:eastAsia="宋体"/>
+                <w:rFonts w:ascii="Times New Roman" w:hAnsi="Times New Roman" w:eastAsia="宋体" w:cs="Times New Roman"/>
                 <w:b/>
                 <w:sz w:val="17"/>
               </w:rPr>
@@ -6695,7 +6260,7 @@
             <w:r/>
             <w:r>
               <w:rPr>
-                <w:rFonts w:ascii="Times New Roman" w:hAnsi="Times New Roman" w:eastAsia="宋体"/>
+                <w:rFonts w:ascii="Times New Roman" w:hAnsi="Times New Roman" w:eastAsia="宋体" w:cs="Times New Roman"/>
                 <w:b/>
                 <w:sz w:val="17"/>
               </w:rPr>
@@ -6724,7 +6289,7 @@
             <w:r/>
             <w:r>
               <w:rPr>
-                <w:rFonts w:ascii="Times New Roman" w:hAnsi="Times New Roman" w:eastAsia="宋体"/>
+                <w:rFonts w:ascii="Times New Roman" w:hAnsi="Times New Roman" w:eastAsia="宋体" w:cs="Times New Roman"/>
                 <w:b w:val="0"/>
                 <w:sz w:val="17"/>
               </w:rPr>
@@ -6751,7 +6316,7 @@
             <w:r/>
             <w:r>
               <w:rPr>
-                <w:rFonts w:ascii="Times New Roman" w:hAnsi="Times New Roman" w:eastAsia="宋体"/>
+                <w:rFonts w:ascii="Times New Roman" w:hAnsi="Times New Roman" w:eastAsia="宋体" w:cs="Times New Roman"/>
                 <w:b w:val="0"/>
                 <w:sz w:val="17"/>
               </w:rPr>
@@ -6778,7 +6343,7 @@
             <w:r/>
             <w:r>
               <w:rPr>
-                <w:rFonts w:ascii="Times New Roman" w:hAnsi="Times New Roman" w:eastAsia="宋体"/>
+                <w:rFonts w:ascii="Times New Roman" w:hAnsi="Times New Roman" w:eastAsia="宋体" w:cs="Times New Roman"/>
                 <w:b w:val="0"/>
                 <w:sz w:val="17"/>
               </w:rPr>
@@ -6805,7 +6370,7 @@
             <w:r/>
             <w:r>
               <w:rPr>
-                <w:rFonts w:ascii="Times New Roman" w:hAnsi="Times New Roman" w:eastAsia="宋体"/>
+                <w:rFonts w:ascii="Times New Roman" w:hAnsi="Times New Roman" w:eastAsia="宋体" w:cs="Times New Roman"/>
                 <w:b w:val="0"/>
                 <w:sz w:val="17"/>
               </w:rPr>
@@ -6834,7 +6399,7 @@
             <w:r/>
             <w:r>
               <w:rPr>
-                <w:rFonts w:ascii="Times New Roman" w:hAnsi="Times New Roman" w:eastAsia="宋体"/>
+                <w:rFonts w:ascii="Times New Roman" w:hAnsi="Times New Roman" w:eastAsia="宋体" w:cs="Times New Roman"/>
                 <w:b w:val="0"/>
                 <w:sz w:val="17"/>
               </w:rPr>
@@ -6861,7 +6426,7 @@
             <w:r/>
             <w:r>
               <w:rPr>
-                <w:rFonts w:ascii="Times New Roman" w:hAnsi="Times New Roman" w:eastAsia="宋体"/>
+                <w:rFonts w:ascii="Times New Roman" w:hAnsi="Times New Roman" w:eastAsia="宋体" w:cs="Times New Roman"/>
                 <w:b w:val="0"/>
                 <w:sz w:val="17"/>
               </w:rPr>
@@ -6888,7 +6453,7 @@
             <w:r/>
             <w:r>
               <w:rPr>
-                <w:rFonts w:ascii="Times New Roman" w:hAnsi="Times New Roman" w:eastAsia="宋体"/>
+                <w:rFonts w:ascii="Times New Roman" w:hAnsi="Times New Roman" w:eastAsia="宋体" w:cs="Times New Roman"/>
                 <w:b w:val="0"/>
                 <w:sz w:val="17"/>
               </w:rPr>
@@ -6915,7 +6480,7 @@
             <w:r/>
             <w:r>
               <w:rPr>
-                <w:rFonts w:ascii="Times New Roman" w:hAnsi="Times New Roman" w:eastAsia="宋体"/>
+                <w:rFonts w:ascii="Times New Roman" w:hAnsi="Times New Roman" w:eastAsia="宋体" w:cs="Times New Roman"/>
                 <w:b w:val="0"/>
                 <w:sz w:val="17"/>
               </w:rPr>
@@ -6944,7 +6509,7 @@
             <w:r/>
             <w:r>
               <w:rPr>
-                <w:rFonts w:ascii="Times New Roman" w:hAnsi="Times New Roman" w:eastAsia="宋体"/>
+                <w:rFonts w:ascii="Times New Roman" w:hAnsi="Times New Roman" w:eastAsia="宋体" w:cs="Times New Roman"/>
                 <w:b w:val="0"/>
                 <w:sz w:val="17"/>
               </w:rPr>
@@ -6971,7 +6536,7 @@
             <w:r/>
             <w:r>
               <w:rPr>
-                <w:rFonts w:ascii="Times New Roman" w:hAnsi="Times New Roman" w:eastAsia="宋体"/>
+                <w:rFonts w:ascii="Times New Roman" w:hAnsi="Times New Roman" w:eastAsia="宋体" w:cs="Times New Roman"/>
                 <w:b w:val="0"/>
                 <w:sz w:val="17"/>
               </w:rPr>
@@ -6998,7 +6563,7 @@
             <w:r/>
             <w:r>
               <w:rPr>
-                <w:rFonts w:ascii="Times New Roman" w:hAnsi="Times New Roman" w:eastAsia="宋体"/>
+                <w:rFonts w:ascii="Times New Roman" w:hAnsi="Times New Roman" w:eastAsia="宋体" w:cs="Times New Roman"/>
                 <w:b w:val="0"/>
                 <w:sz w:val="17"/>
               </w:rPr>
@@ -7025,7 +6590,7 @@
             <w:r/>
             <w:r>
               <w:rPr>
-                <w:rFonts w:ascii="Times New Roman" w:hAnsi="Times New Roman" w:eastAsia="宋体"/>
+                <w:rFonts w:ascii="Times New Roman" w:hAnsi="Times New Roman" w:eastAsia="宋体" w:cs="Times New Roman"/>
                 <w:b w:val="0"/>
                 <w:sz w:val="17"/>
               </w:rPr>
@@ -7054,7 +6619,7 @@
             <w:r/>
             <w:r>
               <w:rPr>
-                <w:rFonts w:ascii="Times New Roman" w:hAnsi="Times New Roman" w:eastAsia="宋体"/>
+                <w:rFonts w:ascii="Times New Roman" w:hAnsi="Times New Roman" w:eastAsia="宋体" w:cs="Times New Roman"/>
                 <w:b w:val="0"/>
                 <w:sz w:val="17"/>
               </w:rPr>
@@ -7081,7 +6646,7 @@
             <w:r/>
             <w:r>
               <w:rPr>
-                <w:rFonts w:ascii="Times New Roman" w:hAnsi="Times New Roman" w:eastAsia="宋体"/>
+                <w:rFonts w:ascii="Times New Roman" w:hAnsi="Times New Roman" w:eastAsia="宋体" w:cs="Times New Roman"/>
                 <w:b w:val="0"/>
                 <w:sz w:val="17"/>
               </w:rPr>
@@ -7136,11 +6701,11 @@
       </w:pPr>
       <w:r>
         <w:rPr>
-          <w:rFonts w:ascii="Times New Roman" w:hAnsi="Times New Roman" w:eastAsia="宋体"/>
+          <w:rFonts w:ascii="Times New Roman" w:hAnsi="Times New Roman" w:eastAsia="宋体" w:cs="Times New Roman"/>
           <w:b/>
           <w:sz w:val="21"/>
         </w:rPr>
-        <w:t>（2）信号与故障分析作业评分标准</w:t>
+        <w:t>（2）课程作业评分标准</w:t>
       </w:r>
     </w:p>
     <w:tbl>
@@ -7188,7 +6753,7 @@
             <w:r/>
             <w:r>
               <w:rPr>
-                <w:rFonts w:ascii="Times New Roman" w:hAnsi="Times New Roman" w:eastAsia="宋体"/>
+                <w:rFonts w:ascii="Times New Roman" w:hAnsi="Times New Roman" w:eastAsia="宋体" w:cs="Times New Roman"/>
                 <w:b/>
                 <w:sz w:val="17"/>
               </w:rPr>
@@ -7215,7 +6780,7 @@
             <w:r/>
             <w:r>
               <w:rPr>
-                <w:rFonts w:ascii="Times New Roman" w:hAnsi="Times New Roman" w:eastAsia="宋体"/>
+                <w:rFonts w:ascii="Times New Roman" w:hAnsi="Times New Roman" w:eastAsia="宋体" w:cs="Times New Roman"/>
                 <w:b/>
                 <w:sz w:val="17"/>
               </w:rPr>
@@ -7242,7 +6807,7 @@
             <w:r/>
             <w:r>
               <w:rPr>
-                <w:rFonts w:ascii="Times New Roman" w:hAnsi="Times New Roman" w:eastAsia="宋体"/>
+                <w:rFonts w:ascii="Times New Roman" w:hAnsi="Times New Roman" w:eastAsia="宋体" w:cs="Times New Roman"/>
                 <w:b/>
                 <w:sz w:val="17"/>
               </w:rPr>
@@ -7269,7 +6834,7 @@
             <w:r/>
             <w:r>
               <w:rPr>
-                <w:rFonts w:ascii="Times New Roman" w:hAnsi="Times New Roman" w:eastAsia="宋体"/>
+                <w:rFonts w:ascii="Times New Roman" w:hAnsi="Times New Roman" w:eastAsia="宋体" w:cs="Times New Roman"/>
                 <w:b/>
                 <w:sz w:val="17"/>
               </w:rPr>
@@ -7298,7 +6863,7 @@
             <w:r/>
             <w:r>
               <w:rPr>
-                <w:rFonts w:ascii="Times New Roman" w:hAnsi="Times New Roman" w:eastAsia="宋体"/>
+                <w:rFonts w:ascii="Times New Roman" w:hAnsi="Times New Roman" w:eastAsia="宋体" w:cs="Times New Roman"/>
                 <w:b w:val="0"/>
                 <w:sz w:val="17"/>
               </w:rPr>
@@ -7325,7 +6890,7 @@
             <w:r/>
             <w:r>
               <w:rPr>
-                <w:rFonts w:ascii="Times New Roman" w:hAnsi="Times New Roman" w:eastAsia="宋体"/>
+                <w:rFonts w:ascii="Times New Roman" w:hAnsi="Times New Roman" w:eastAsia="宋体" w:cs="Times New Roman"/>
                 <w:b w:val="0"/>
                 <w:sz w:val="17"/>
               </w:rPr>
@@ -7352,7 +6917,7 @@
             <w:r/>
             <w:r>
               <w:rPr>
-                <w:rFonts w:ascii="Times New Roman" w:hAnsi="Times New Roman" w:eastAsia="宋体"/>
+                <w:rFonts w:ascii="Times New Roman" w:hAnsi="Times New Roman" w:eastAsia="宋体" w:cs="Times New Roman"/>
                 <w:b w:val="0"/>
                 <w:sz w:val="17"/>
               </w:rPr>
@@ -7379,7 +6944,7 @@
             <w:r/>
             <w:r>
               <w:rPr>
-                <w:rFonts w:ascii="Times New Roman" w:hAnsi="Times New Roman" w:eastAsia="宋体"/>
+                <w:rFonts w:ascii="Times New Roman" w:hAnsi="Times New Roman" w:eastAsia="宋体" w:cs="Times New Roman"/>
                 <w:b w:val="0"/>
                 <w:sz w:val="17"/>
               </w:rPr>
@@ -7408,7 +6973,7 @@
             <w:r/>
             <w:r>
               <w:rPr>
-                <w:rFonts w:ascii="Times New Roman" w:hAnsi="Times New Roman" w:eastAsia="宋体"/>
+                <w:rFonts w:ascii="Times New Roman" w:hAnsi="Times New Roman" w:eastAsia="宋体" w:cs="Times New Roman"/>
                 <w:b w:val="0"/>
                 <w:sz w:val="17"/>
               </w:rPr>
@@ -7435,7 +7000,7 @@
             <w:r/>
             <w:r>
               <w:rPr>
-                <w:rFonts w:ascii="Times New Roman" w:hAnsi="Times New Roman" w:eastAsia="宋体"/>
+                <w:rFonts w:ascii="Times New Roman" w:hAnsi="Times New Roman" w:eastAsia="宋体" w:cs="Times New Roman"/>
                 <w:b w:val="0"/>
                 <w:sz w:val="17"/>
               </w:rPr>
@@ -7462,7 +7027,7 @@
             <w:r/>
             <w:r>
               <w:rPr>
-                <w:rFonts w:ascii="Times New Roman" w:hAnsi="Times New Roman" w:eastAsia="宋体"/>
+                <w:rFonts w:ascii="Times New Roman" w:hAnsi="Times New Roman" w:eastAsia="宋体" w:cs="Times New Roman"/>
                 <w:b w:val="0"/>
                 <w:sz w:val="17"/>
               </w:rPr>
@@ -7489,7 +7054,7 @@
             <w:r/>
             <w:r>
               <w:rPr>
-                <w:rFonts w:ascii="Times New Roman" w:hAnsi="Times New Roman" w:eastAsia="宋体"/>
+                <w:rFonts w:ascii="Times New Roman" w:hAnsi="Times New Roman" w:eastAsia="宋体" w:cs="Times New Roman"/>
                 <w:b w:val="0"/>
                 <w:sz w:val="17"/>
               </w:rPr>
@@ -7518,7 +7083,7 @@
             <w:r/>
             <w:r>
               <w:rPr>
-                <w:rFonts w:ascii="Times New Roman" w:hAnsi="Times New Roman" w:eastAsia="宋体"/>
+                <w:rFonts w:ascii="Times New Roman" w:hAnsi="Times New Roman" w:eastAsia="宋体" w:cs="Times New Roman"/>
                 <w:b w:val="0"/>
                 <w:sz w:val="17"/>
               </w:rPr>
@@ -7545,7 +7110,7 @@
             <w:r/>
             <w:r>
               <w:rPr>
-                <w:rFonts w:ascii="Times New Roman" w:hAnsi="Times New Roman" w:eastAsia="宋体"/>
+                <w:rFonts w:ascii="Times New Roman" w:hAnsi="Times New Roman" w:eastAsia="宋体" w:cs="Times New Roman"/>
                 <w:b w:val="0"/>
                 <w:sz w:val="17"/>
               </w:rPr>
@@ -7572,7 +7137,7 @@
             <w:r/>
             <w:r>
               <w:rPr>
-                <w:rFonts w:ascii="Times New Roman" w:hAnsi="Times New Roman" w:eastAsia="宋体"/>
+                <w:rFonts w:ascii="Times New Roman" w:hAnsi="Times New Roman" w:eastAsia="宋体" w:cs="Times New Roman"/>
                 <w:b w:val="0"/>
                 <w:sz w:val="17"/>
               </w:rPr>
@@ -7599,7 +7164,7 @@
             <w:r/>
             <w:r>
               <w:rPr>
-                <w:rFonts w:ascii="Times New Roman" w:hAnsi="Times New Roman" w:eastAsia="宋体"/>
+                <w:rFonts w:ascii="Times New Roman" w:hAnsi="Times New Roman" w:eastAsia="宋体" w:cs="Times New Roman"/>
                 <w:b w:val="0"/>
                 <w:sz w:val="17"/>
               </w:rPr>
@@ -7628,7 +7193,7 @@
             <w:r/>
             <w:r>
               <w:rPr>
-                <w:rFonts w:ascii="Times New Roman" w:hAnsi="Times New Roman" w:eastAsia="宋体"/>
+                <w:rFonts w:ascii="Times New Roman" w:hAnsi="Times New Roman" w:eastAsia="宋体" w:cs="Times New Roman"/>
                 <w:b w:val="0"/>
                 <w:sz w:val="17"/>
               </w:rPr>
@@ -7655,7 +7220,7 @@
             <w:r/>
             <w:r>
               <w:rPr>
-                <w:rFonts w:ascii="Times New Roman" w:hAnsi="Times New Roman" w:eastAsia="宋体"/>
+                <w:rFonts w:ascii="Times New Roman" w:hAnsi="Times New Roman" w:eastAsia="宋体" w:cs="Times New Roman"/>
                 <w:b w:val="0"/>
                 <w:sz w:val="17"/>
               </w:rPr>
@@ -7682,7 +7247,7 @@
             <w:r/>
             <w:r>
               <w:rPr>
-                <w:rFonts w:ascii="Times New Roman" w:hAnsi="Times New Roman" w:eastAsia="宋体"/>
+                <w:rFonts w:ascii="Times New Roman" w:hAnsi="Times New Roman" w:eastAsia="宋体" w:cs="Times New Roman"/>
                 <w:b w:val="0"/>
                 <w:sz w:val="17"/>
               </w:rPr>
@@ -7709,7 +7274,7 @@
             <w:r/>
             <w:r>
               <w:rPr>
-                <w:rFonts w:ascii="Times New Roman" w:hAnsi="Times New Roman" w:eastAsia="宋体"/>
+                <w:rFonts w:ascii="Times New Roman" w:hAnsi="Times New Roman" w:eastAsia="宋体" w:cs="Times New Roman"/>
                 <w:b w:val="0"/>
                 <w:sz w:val="17"/>
               </w:rPr>
@@ -7738,7 +7303,7 @@
             <w:r/>
             <w:r>
               <w:rPr>
-                <w:rFonts w:ascii="Times New Roman" w:hAnsi="Times New Roman" w:eastAsia="宋体"/>
+                <w:rFonts w:ascii="Times New Roman" w:hAnsi="Times New Roman" w:eastAsia="宋体" w:cs="Times New Roman"/>
                 <w:b w:val="0"/>
                 <w:sz w:val="17"/>
               </w:rPr>
@@ -7765,7 +7330,7 @@
             <w:r/>
             <w:r>
               <w:rPr>
-                <w:rFonts w:ascii="Times New Roman" w:hAnsi="Times New Roman" w:eastAsia="宋体"/>
+                <w:rFonts w:ascii="Times New Roman" w:hAnsi="Times New Roman" w:eastAsia="宋体" w:cs="Times New Roman"/>
                 <w:b w:val="0"/>
                 <w:sz w:val="17"/>
               </w:rPr>
@@ -7792,7 +7357,7 @@
             <w:r/>
             <w:r>
               <w:rPr>
-                <w:rFonts w:ascii="Times New Roman" w:hAnsi="Times New Roman" w:eastAsia="宋体"/>
+                <w:rFonts w:ascii="Times New Roman" w:hAnsi="Times New Roman" w:eastAsia="宋体" w:cs="Times New Roman"/>
                 <w:b w:val="0"/>
                 <w:sz w:val="17"/>
               </w:rPr>
@@ -7819,7 +7384,7 @@
             <w:r/>
             <w:r>
               <w:rPr>
-                <w:rFonts w:ascii="Times New Roman" w:hAnsi="Times New Roman" w:eastAsia="宋体"/>
+                <w:rFonts w:ascii="Times New Roman" w:hAnsi="Times New Roman" w:eastAsia="宋体" w:cs="Times New Roman"/>
                 <w:b w:val="0"/>
                 <w:sz w:val="17"/>
               </w:rPr>
@@ -7848,7 +7413,7 @@
             <w:r/>
             <w:r>
               <w:rPr>
-                <w:rFonts w:ascii="Times New Roman" w:hAnsi="Times New Roman" w:eastAsia="宋体"/>
+                <w:rFonts w:ascii="Times New Roman" w:hAnsi="Times New Roman" w:eastAsia="宋体" w:cs="Times New Roman"/>
                 <w:b w:val="0"/>
                 <w:sz w:val="17"/>
               </w:rPr>
@@ -7875,7 +7440,7 @@
             <w:r/>
             <w:r>
               <w:rPr>
-                <w:rFonts w:ascii="Times New Roman" w:hAnsi="Times New Roman" w:eastAsia="宋体"/>
+                <w:rFonts w:ascii="Times New Roman" w:hAnsi="Times New Roman" w:eastAsia="宋体" w:cs="Times New Roman"/>
                 <w:b w:val="0"/>
                 <w:sz w:val="17"/>
               </w:rPr>
@@ -7902,7 +7467,7 @@
             <w:r/>
             <w:r>
               <w:rPr>
-                <w:rFonts w:ascii="Times New Roman" w:hAnsi="Times New Roman" w:eastAsia="宋体"/>
+                <w:rFonts w:ascii="Times New Roman" w:hAnsi="Times New Roman" w:eastAsia="宋体" w:cs="Times New Roman"/>
                 <w:b w:val="0"/>
                 <w:sz w:val="17"/>
               </w:rPr>
@@ -7929,7 +7494,7 @@
             <w:r/>
             <w:r>
               <w:rPr>
-                <w:rFonts w:ascii="Times New Roman" w:hAnsi="Times New Roman" w:eastAsia="宋体"/>
+                <w:rFonts w:ascii="Times New Roman" w:hAnsi="Times New Roman" w:eastAsia="宋体" w:cs="Times New Roman"/>
                 <w:b w:val="0"/>
                 <w:sz w:val="17"/>
               </w:rPr>
@@ -7958,7 +7523,7 @@
             <w:r/>
             <w:r>
               <w:rPr>
-                <w:rFonts w:ascii="Times New Roman" w:hAnsi="Times New Roman" w:eastAsia="宋体"/>
+                <w:rFonts w:ascii="Times New Roman" w:hAnsi="Times New Roman" w:eastAsia="宋体" w:cs="Times New Roman"/>
                 <w:b w:val="0"/>
                 <w:sz w:val="17"/>
               </w:rPr>
@@ -7985,7 +7550,7 @@
             <w:r/>
             <w:r>
               <w:rPr>
-                <w:rFonts w:ascii="Times New Roman" w:hAnsi="Times New Roman" w:eastAsia="宋体"/>
+                <w:rFonts w:ascii="Times New Roman" w:hAnsi="Times New Roman" w:eastAsia="宋体" w:cs="Times New Roman"/>
                 <w:b w:val="0"/>
                 <w:sz w:val="17"/>
               </w:rPr>
@@ -8040,11 +7605,11 @@
       </w:pPr>
       <w:r>
         <w:rPr>
-          <w:rFonts w:ascii="Times New Roman" w:hAnsi="Times New Roman" w:eastAsia="宋体"/>
+          <w:rFonts w:ascii="Times New Roman" w:hAnsi="Times New Roman" w:eastAsia="宋体" w:cs="Times New Roman"/>
           <w:b/>
           <w:sz w:val="21"/>
         </w:rPr>
-        <w:t>（3）诊断与维护方案报告评分标准</w:t>
+        <w:t>（3）期末考核评分标准</w:t>
       </w:r>
     </w:p>
     <w:tbl>
@@ -8092,7 +7657,7 @@
             <w:r/>
             <w:r>
               <w:rPr>
-                <w:rFonts w:ascii="Times New Roman" w:hAnsi="Times New Roman" w:eastAsia="宋体"/>
+                <w:rFonts w:ascii="Times New Roman" w:hAnsi="Times New Roman" w:eastAsia="宋体" w:cs="Times New Roman"/>
                 <w:b/>
                 <w:sz w:val="17"/>
               </w:rPr>
@@ -8119,7 +7684,7 @@
             <w:r/>
             <w:r>
               <w:rPr>
-                <w:rFonts w:ascii="Times New Roman" w:hAnsi="Times New Roman" w:eastAsia="宋体"/>
+                <w:rFonts w:ascii="Times New Roman" w:hAnsi="Times New Roman" w:eastAsia="宋体" w:cs="Times New Roman"/>
                 <w:b/>
                 <w:sz w:val="17"/>
               </w:rPr>
@@ -8146,7 +7711,7 @@
             <w:r/>
             <w:r>
               <w:rPr>
-                <w:rFonts w:ascii="Times New Roman" w:hAnsi="Times New Roman" w:eastAsia="宋体"/>
+                <w:rFonts w:ascii="Times New Roman" w:hAnsi="Times New Roman" w:eastAsia="宋体" w:cs="Times New Roman"/>
                 <w:b/>
                 <w:sz w:val="17"/>
               </w:rPr>
@@ -8173,7 +7738,7 @@
             <w:r/>
             <w:r>
               <w:rPr>
-                <w:rFonts w:ascii="Times New Roman" w:hAnsi="Times New Roman" w:eastAsia="宋体"/>
+                <w:rFonts w:ascii="Times New Roman" w:hAnsi="Times New Roman" w:eastAsia="宋体" w:cs="Times New Roman"/>
                 <w:b/>
                 <w:sz w:val="17"/>
               </w:rPr>
@@ -8202,7 +7767,7 @@
             <w:r/>
             <w:r>
               <w:rPr>
-                <w:rFonts w:ascii="Times New Roman" w:hAnsi="Times New Roman" w:eastAsia="宋体"/>
+                <w:rFonts w:ascii="Times New Roman" w:hAnsi="Times New Roman" w:eastAsia="宋体" w:cs="Times New Roman"/>
                 <w:b w:val="0"/>
                 <w:sz w:val="17"/>
               </w:rPr>
@@ -8229,11 +7794,11 @@
             <w:r/>
             <w:r>
               <w:rPr>
-                <w:rFonts w:ascii="Times New Roman" w:hAnsi="Times New Roman" w:eastAsia="宋体"/>
+                <w:rFonts w:ascii="Times New Roman" w:hAnsi="Times New Roman" w:eastAsia="宋体" w:cs="Times New Roman"/>
                 <w:b w:val="0"/>
                 <w:sz w:val="17"/>
               </w:rPr>
-              <w:t>10%</w:t>
+              <w:t>8%</w:t>
             </w:r>
           </w:p>
         </w:tc>
@@ -8256,7 +7821,7 @@
             <w:r/>
             <w:r>
               <w:rPr>
-                <w:rFonts w:ascii="Times New Roman" w:hAnsi="Times New Roman" w:eastAsia="宋体"/>
+                <w:rFonts w:ascii="Times New Roman" w:hAnsi="Times New Roman" w:eastAsia="宋体" w:cs="Times New Roman"/>
                 <w:b w:val="0"/>
                 <w:sz w:val="17"/>
               </w:rPr>
@@ -8283,7 +7848,7 @@
             <w:r/>
             <w:r>
               <w:rPr>
-                <w:rFonts w:ascii="Times New Roman" w:hAnsi="Times New Roman" w:eastAsia="宋体"/>
+                <w:rFonts w:ascii="Times New Roman" w:hAnsi="Times New Roman" w:eastAsia="宋体" w:cs="Times New Roman"/>
                 <w:b w:val="0"/>
                 <w:sz w:val="17"/>
               </w:rPr>
@@ -8312,7 +7877,7 @@
             <w:r/>
             <w:r>
               <w:rPr>
-                <w:rFonts w:ascii="Times New Roman" w:hAnsi="Times New Roman" w:eastAsia="宋体"/>
+                <w:rFonts w:ascii="Times New Roman" w:hAnsi="Times New Roman" w:eastAsia="宋体" w:cs="Times New Roman"/>
                 <w:b w:val="0"/>
                 <w:sz w:val="17"/>
               </w:rPr>
@@ -8339,11 +7904,11 @@
             <w:r/>
             <w:r>
               <w:rPr>
-                <w:rFonts w:ascii="Times New Roman" w:hAnsi="Times New Roman" w:eastAsia="宋体"/>
+                <w:rFonts w:ascii="Times New Roman" w:hAnsi="Times New Roman" w:eastAsia="宋体" w:cs="Times New Roman"/>
                 <w:b w:val="0"/>
                 <w:sz w:val="17"/>
               </w:rPr>
-              <w:t>15%</w:t>
+              <w:t>12%</w:t>
             </w:r>
           </w:p>
         </w:tc>
@@ -8366,7 +7931,7 @@
             <w:r/>
             <w:r>
               <w:rPr>
-                <w:rFonts w:ascii="Times New Roman" w:hAnsi="Times New Roman" w:eastAsia="宋体"/>
+                <w:rFonts w:ascii="Times New Roman" w:hAnsi="Times New Roman" w:eastAsia="宋体" w:cs="Times New Roman"/>
                 <w:b w:val="0"/>
                 <w:sz w:val="17"/>
               </w:rPr>
@@ -8393,7 +7958,7 @@
             <w:r/>
             <w:r>
               <w:rPr>
-                <w:rFonts w:ascii="Times New Roman" w:hAnsi="Times New Roman" w:eastAsia="宋体"/>
+                <w:rFonts w:ascii="Times New Roman" w:hAnsi="Times New Roman" w:eastAsia="宋体" w:cs="Times New Roman"/>
                 <w:b w:val="0"/>
                 <w:sz w:val="17"/>
               </w:rPr>
@@ -8422,7 +7987,7 @@
             <w:r/>
             <w:r>
               <w:rPr>
-                <w:rFonts w:ascii="Times New Roman" w:hAnsi="Times New Roman" w:eastAsia="宋体"/>
+                <w:rFonts w:ascii="Times New Roman" w:hAnsi="Times New Roman" w:eastAsia="宋体" w:cs="Times New Roman"/>
                 <w:b w:val="0"/>
                 <w:sz w:val="17"/>
               </w:rPr>
@@ -8449,11 +8014,11 @@
             <w:r/>
             <w:r>
               <w:rPr>
-                <w:rFonts w:ascii="Times New Roman" w:hAnsi="Times New Roman" w:eastAsia="宋体"/>
+                <w:rFonts w:ascii="Times New Roman" w:hAnsi="Times New Roman" w:eastAsia="宋体" w:cs="Times New Roman"/>
                 <w:b w:val="0"/>
                 <w:sz w:val="17"/>
               </w:rPr>
-              <w:t>20%</w:t>
+              <w:t>16%</w:t>
             </w:r>
           </w:p>
         </w:tc>
@@ -8476,7 +8041,7 @@
             <w:r/>
             <w:r>
               <w:rPr>
-                <w:rFonts w:ascii="Times New Roman" w:hAnsi="Times New Roman" w:eastAsia="宋体"/>
+                <w:rFonts w:ascii="Times New Roman" w:hAnsi="Times New Roman" w:eastAsia="宋体" w:cs="Times New Roman"/>
                 <w:b w:val="0"/>
                 <w:sz w:val="17"/>
               </w:rPr>
@@ -8503,7 +8068,7 @@
             <w:r/>
             <w:r>
               <w:rPr>
-                <w:rFonts w:ascii="Times New Roman" w:hAnsi="Times New Roman" w:eastAsia="宋体"/>
+                <w:rFonts w:ascii="Times New Roman" w:hAnsi="Times New Roman" w:eastAsia="宋体" w:cs="Times New Roman"/>
                 <w:b w:val="0"/>
                 <w:sz w:val="17"/>
               </w:rPr>
@@ -8532,7 +8097,7 @@
             <w:r/>
             <w:r>
               <w:rPr>
-                <w:rFonts w:ascii="Times New Roman" w:hAnsi="Times New Roman" w:eastAsia="宋体"/>
+                <w:rFonts w:ascii="Times New Roman" w:hAnsi="Times New Roman" w:eastAsia="宋体" w:cs="Times New Roman"/>
                 <w:b w:val="0"/>
                 <w:sz w:val="17"/>
               </w:rPr>
@@ -8559,11 +8124,11 @@
             <w:r/>
             <w:r>
               <w:rPr>
-                <w:rFonts w:ascii="Times New Roman" w:hAnsi="Times New Roman" w:eastAsia="宋体"/>
+                <w:rFonts w:ascii="Times New Roman" w:hAnsi="Times New Roman" w:eastAsia="宋体" w:cs="Times New Roman"/>
                 <w:b w:val="0"/>
                 <w:sz w:val="17"/>
               </w:rPr>
-              <w:t>25%</w:t>
+              <w:t>20%</w:t>
             </w:r>
           </w:p>
         </w:tc>
@@ -8586,7 +8151,7 @@
             <w:r/>
             <w:r>
               <w:rPr>
-                <w:rFonts w:ascii="Times New Roman" w:hAnsi="Times New Roman" w:eastAsia="宋体"/>
+                <w:rFonts w:ascii="Times New Roman" w:hAnsi="Times New Roman" w:eastAsia="宋体" w:cs="Times New Roman"/>
                 <w:b w:val="0"/>
                 <w:sz w:val="17"/>
               </w:rPr>
@@ -8613,7 +8178,7 @@
             <w:r/>
             <w:r>
               <w:rPr>
-                <w:rFonts w:ascii="Times New Roman" w:hAnsi="Times New Roman" w:eastAsia="宋体"/>
+                <w:rFonts w:ascii="Times New Roman" w:hAnsi="Times New Roman" w:eastAsia="宋体" w:cs="Times New Roman"/>
                 <w:b w:val="0"/>
                 <w:sz w:val="17"/>
               </w:rPr>
@@ -8642,7 +8207,7 @@
             <w:r/>
             <w:r>
               <w:rPr>
-                <w:rFonts w:ascii="Times New Roman" w:hAnsi="Times New Roman" w:eastAsia="宋体"/>
+                <w:rFonts w:ascii="Times New Roman" w:hAnsi="Times New Roman" w:eastAsia="宋体" w:cs="Times New Roman"/>
                 <w:b w:val="0"/>
                 <w:sz w:val="17"/>
               </w:rPr>
@@ -8669,11 +8234,11 @@
             <w:r/>
             <w:r>
               <w:rPr>
-                <w:rFonts w:ascii="Times New Roman" w:hAnsi="Times New Roman" w:eastAsia="宋体"/>
+                <w:rFonts w:ascii="Times New Roman" w:hAnsi="Times New Roman" w:eastAsia="宋体" w:cs="Times New Roman"/>
                 <w:b w:val="0"/>
                 <w:sz w:val="17"/>
               </w:rPr>
-              <w:t>15%</w:t>
+              <w:t>12%</w:t>
             </w:r>
           </w:p>
         </w:tc>
@@ -8696,7 +8261,7 @@
             <w:r/>
             <w:r>
               <w:rPr>
-                <w:rFonts w:ascii="Times New Roman" w:hAnsi="Times New Roman" w:eastAsia="宋体"/>
+                <w:rFonts w:ascii="Times New Roman" w:hAnsi="Times New Roman" w:eastAsia="宋体" w:cs="Times New Roman"/>
                 <w:b w:val="0"/>
                 <w:sz w:val="17"/>
               </w:rPr>
@@ -8723,7 +8288,7 @@
             <w:r/>
             <w:r>
               <w:rPr>
-                <w:rFonts w:ascii="Times New Roman" w:hAnsi="Times New Roman" w:eastAsia="宋体"/>
+                <w:rFonts w:ascii="Times New Roman" w:hAnsi="Times New Roman" w:eastAsia="宋体" w:cs="Times New Roman"/>
                 <w:b w:val="0"/>
                 <w:sz w:val="17"/>
               </w:rPr>
@@ -8752,7 +8317,7 @@
             <w:r/>
             <w:r>
               <w:rPr>
-                <w:rFonts w:ascii="Times New Roman" w:hAnsi="Times New Roman" w:eastAsia="宋体"/>
+                <w:rFonts w:ascii="Times New Roman" w:hAnsi="Times New Roman" w:eastAsia="宋体" w:cs="Times New Roman"/>
                 <w:b w:val="0"/>
                 <w:sz w:val="17"/>
               </w:rPr>
@@ -8779,11 +8344,11 @@
             <w:r/>
             <w:r>
               <w:rPr>
-                <w:rFonts w:ascii="Times New Roman" w:hAnsi="Times New Roman" w:eastAsia="宋体"/>
+                <w:rFonts w:ascii="Times New Roman" w:hAnsi="Times New Roman" w:eastAsia="宋体" w:cs="Times New Roman"/>
                 <w:b w:val="0"/>
                 <w:sz w:val="17"/>
               </w:rPr>
-              <w:t>15%</w:t>
+              <w:t>12%</w:t>
             </w:r>
           </w:p>
         </w:tc>
@@ -8806,7 +8371,7 @@
             <w:r/>
             <w:r>
               <w:rPr>
-                <w:rFonts w:ascii="Times New Roman" w:hAnsi="Times New Roman" w:eastAsia="宋体"/>
+                <w:rFonts w:ascii="Times New Roman" w:hAnsi="Times New Roman" w:eastAsia="宋体" w:cs="Times New Roman"/>
                 <w:b w:val="0"/>
                 <w:sz w:val="17"/>
               </w:rPr>
@@ -8833,7 +8398,7 @@
             <w:r/>
             <w:r>
               <w:rPr>
-                <w:rFonts w:ascii="Times New Roman" w:hAnsi="Times New Roman" w:eastAsia="宋体"/>
+                <w:rFonts w:ascii="Times New Roman" w:hAnsi="Times New Roman" w:eastAsia="宋体" w:cs="Times New Roman"/>
                 <w:b w:val="0"/>
                 <w:sz w:val="17"/>
               </w:rPr>
@@ -8862,251 +8427,7 @@
             <w:r/>
             <w:r>
               <w:rPr>
-                <w:rFonts w:ascii="Times New Roman" w:hAnsi="Times New Roman" w:eastAsia="宋体"/>
-                <w:b w:val="0"/>
-                <w:sz w:val="17"/>
-              </w:rPr>
-              <w:t>合计</w:t>
-            </w:r>
-          </w:p>
-        </w:tc>
-        <w:tc>
-          <w:tcPr>
-            <w:tcW w:type="dxa" w:w="900"/>
-            <w:vAlign w:val="center"/>
-            <w:tcMar>
-              <w:top w:w="80" w:type="dxa"/>
-              <w:start w:w="70" w:type="dxa"/>
-              <w:bottom w:w="80" w:type="dxa"/>
-              <w:end w:w="70" w:type="dxa"/>
-            </w:tcMar>
-          </w:tcPr>
-          <w:p>
-            <w:pPr>
-              <w:spacing w:line="269" w:lineRule="auto" w:before="0" w:after="0"/>
-              <w:jc w:val="center"/>
-            </w:pPr>
-            <w:r/>
-            <w:r>
-              <w:rPr>
-                <w:rFonts w:ascii="Times New Roman" w:hAnsi="Times New Roman" w:eastAsia="宋体"/>
-                <w:b w:val="0"/>
-                <w:sz w:val="17"/>
-              </w:rPr>
-              <w:t>100%</w:t>
-            </w:r>
-          </w:p>
-        </w:tc>
-        <w:tc>
-          <w:tcPr>
-            <w:tcW w:type="dxa" w:w="5100"/>
-            <w:vAlign w:val="center"/>
-            <w:tcMar>
-              <w:top w:w="80" w:type="dxa"/>
-              <w:start w:w="70" w:type="dxa"/>
-              <w:bottom w:w="80" w:type="dxa"/>
-              <w:end w:w="70" w:type="dxa"/>
-            </w:tcMar>
-          </w:tcPr>
-          <w:p>
-            <w:pPr>
-              <w:spacing w:line="269" w:lineRule="auto" w:before="0" w:after="0"/>
-              <w:jc w:val="left"/>
-            </w:pPr>
-            <w:r/>
-          </w:p>
-        </w:tc>
-        <w:tc>
-          <w:tcPr>
-            <w:tcW w:type="dxa" w:w="1354"/>
-            <w:vAlign w:val="center"/>
-            <w:tcMar>
-              <w:top w:w="80" w:type="dxa"/>
-              <w:start w:w="70" w:type="dxa"/>
-              <w:bottom w:w="80" w:type="dxa"/>
-              <w:end w:w="70" w:type="dxa"/>
-            </w:tcMar>
-          </w:tcPr>
-          <w:p>
-            <w:pPr>
-              <w:spacing w:line="269" w:lineRule="auto" w:before="0" w:after="0"/>
-              <w:jc w:val="left"/>
-            </w:pPr>
-            <w:r/>
-          </w:p>
-        </w:tc>
-      </w:tr>
-    </w:tbl>
-    <w:p>
-      <w:pPr>
-        <w:keepNext/>
-        <w:spacing w:line="283" w:lineRule="auto" w:before="60" w:after="20"/>
-      </w:pPr>
-      <w:r>
-        <w:rPr>
-          <w:rFonts w:ascii="Times New Roman" w:hAnsi="Times New Roman" w:eastAsia="宋体"/>
-          <w:b/>
-          <w:sz w:val="21"/>
-        </w:rPr>
-        <w:t>（4）个人核验与答辩评分标准</w:t>
-      </w:r>
-    </w:p>
-    <w:tbl>
-      <w:tblPr>
-        <w:tblW w:type="dxa" w:w="9054"/>
-        <w:jc w:val="center"/>
-        <w:tblLayout w:type="fixed"/>
-        <w:tblLook w:firstColumn="1" w:firstRow="1" w:lastColumn="0" w:lastRow="0" w:noHBand="0" w:noVBand="1" w:val="04A0"/>
-        <w:tblBorders>
-          <w:top w:val="single" w:sz="4" w:space="0" w:color="000000"/>
-          <w:left w:val="single" w:sz="4" w:space="0" w:color="000000"/>
-          <w:bottom w:val="single" w:sz="4" w:space="0" w:color="000000"/>
-          <w:right w:val="single" w:sz="4" w:space="0" w:color="000000"/>
-          <w:insideH w:val="single" w:sz="4" w:space="0" w:color="000000"/>
-          <w:insideV w:val="single" w:sz="4" w:space="0" w:color="000000"/>
-        </w:tblBorders>
-      </w:tblPr>
-      <w:tblGrid>
-        <w:gridCol w:w="1700"/>
-        <w:gridCol w:w="900"/>
-        <w:gridCol w:w="5100"/>
-        <w:gridCol w:w="1354"/>
-      </w:tblGrid>
-      <w:tr>
-        <w:trPr>
-          <w:tblHeader w:val="true"/>
-          <w:cantSplit/>
-        </w:trPr>
-        <w:tc>
-          <w:tcPr>
-            <w:tcW w:type="dxa" w:w="1700"/>
-            <w:tcMar>
-              <w:top w:w="80" w:type="dxa"/>
-              <w:start w:w="70" w:type="dxa"/>
-              <w:bottom w:w="80" w:type="dxa"/>
-              <w:end w:w="70" w:type="dxa"/>
-            </w:tcMar>
-            <w:vAlign w:val="center"/>
-          </w:tcPr>
-          <w:p>
-            <w:pPr>
-              <w:spacing w:line="269" w:lineRule="auto" w:before="0" w:after="0"/>
-              <w:jc w:val="center"/>
-            </w:pPr>
-            <w:r/>
-            <w:r>
-              <w:rPr>
-                <w:rFonts w:ascii="Times New Roman" w:hAnsi="Times New Roman" w:eastAsia="宋体"/>
-                <w:b/>
-                <w:sz w:val="17"/>
-              </w:rPr>
-              <w:t>考核内容</w:t>
-            </w:r>
-          </w:p>
-        </w:tc>
-        <w:tc>
-          <w:tcPr>
-            <w:tcW w:type="dxa" w:w="900"/>
-            <w:tcMar>
-              <w:top w:w="80" w:type="dxa"/>
-              <w:start w:w="70" w:type="dxa"/>
-              <w:bottom w:w="80" w:type="dxa"/>
-              <w:end w:w="70" w:type="dxa"/>
-            </w:tcMar>
-            <w:vAlign w:val="center"/>
-          </w:tcPr>
-          <w:p>
-            <w:pPr>
-              <w:spacing w:line="269" w:lineRule="auto" w:before="0" w:after="0"/>
-              <w:jc w:val="center"/>
-            </w:pPr>
-            <w:r/>
-            <w:r>
-              <w:rPr>
-                <w:rFonts w:ascii="Times New Roman" w:hAnsi="Times New Roman" w:eastAsia="宋体"/>
-                <w:b/>
-                <w:sz w:val="17"/>
-              </w:rPr>
-              <w:t>成绩占比</w:t>
-            </w:r>
-          </w:p>
-        </w:tc>
-        <w:tc>
-          <w:tcPr>
-            <w:tcW w:type="dxa" w:w="5100"/>
-            <w:tcMar>
-              <w:top w:w="80" w:type="dxa"/>
-              <w:start w:w="70" w:type="dxa"/>
-              <w:bottom w:w="80" w:type="dxa"/>
-              <w:end w:w="70" w:type="dxa"/>
-            </w:tcMar>
-            <w:vAlign w:val="center"/>
-          </w:tcPr>
-          <w:p>
-            <w:pPr>
-              <w:spacing w:line="269" w:lineRule="auto" w:before="0" w:after="0"/>
-              <w:jc w:val="center"/>
-            </w:pPr>
-            <w:r/>
-            <w:r>
-              <w:rPr>
-                <w:rFonts w:ascii="Times New Roman" w:hAnsi="Times New Roman" w:eastAsia="宋体"/>
-                <w:b/>
-                <w:sz w:val="17"/>
-              </w:rPr>
-              <w:t>评分要求</w:t>
-            </w:r>
-          </w:p>
-        </w:tc>
-        <w:tc>
-          <w:tcPr>
-            <w:tcW w:type="dxa" w:w="1354"/>
-            <w:tcMar>
-              <w:top w:w="80" w:type="dxa"/>
-              <w:start w:w="70" w:type="dxa"/>
-              <w:bottom w:w="80" w:type="dxa"/>
-              <w:end w:w="70" w:type="dxa"/>
-            </w:tcMar>
-            <w:vAlign w:val="center"/>
-          </w:tcPr>
-          <w:p>
-            <w:pPr>
-              <w:spacing w:line="269" w:lineRule="auto" w:before="0" w:after="0"/>
-              <w:jc w:val="center"/>
-            </w:pPr>
-            <w:r/>
-            <w:r>
-              <w:rPr>
-                <w:rFonts w:ascii="Times New Roman" w:hAnsi="Times New Roman" w:eastAsia="宋体"/>
-                <w:b/>
-                <w:sz w:val="17"/>
-              </w:rPr>
-              <w:t>课程目标</w:t>
-            </w:r>
-          </w:p>
-        </w:tc>
-      </w:tr>
-      <w:tr>
-        <w:tc>
-          <w:tcPr>
-            <w:tcW w:type="dxa" w:w="1700"/>
-            <w:vAlign w:val="center"/>
-            <w:tcMar>
-              <w:top w:w="80" w:type="dxa"/>
-              <w:start w:w="70" w:type="dxa"/>
-              <w:bottom w:w="80" w:type="dxa"/>
-              <w:end w:w="70" w:type="dxa"/>
-            </w:tcMar>
-          </w:tcPr>
-          <w:p>
-            <w:pPr>
-              <w:spacing w:line="269" w:lineRule="auto" w:before="0" w:after="0"/>
-              <w:jc w:val="left"/>
-            </w:pPr>
-            <w:r/>
-            <w:r>
-              <w:rPr>
-                <w:rFonts w:ascii="Times New Roman" w:hAnsi="Times New Roman" w:eastAsia="宋体"/>
+                <w:rFonts w:ascii="Times New Roman" w:hAnsi="Times New Roman" w:eastAsia="宋体" w:cs="Times New Roman"/>
                 <w:b w:val="0"/>
                 <w:sz w:val="17"/>
               </w:rPr>
@@ -9133,11 +8454,11 @@
             <w:r/>
             <w:r>
               <w:rPr>
-                <w:rFonts w:ascii="Times New Roman" w:hAnsi="Times New Roman" w:eastAsia="宋体"/>
+                <w:rFonts w:ascii="Times New Roman" w:hAnsi="Times New Roman" w:eastAsia="宋体" w:cs="Times New Roman"/>
                 <w:b w:val="0"/>
                 <w:sz w:val="17"/>
               </w:rPr>
-              <w:t>35%</w:t>
+              <w:t>7%</w:t>
             </w:r>
           </w:p>
         </w:tc>
@@ -9160,11 +8481,11 @@
             <w:r/>
             <w:r>
               <w:rPr>
-                <w:rFonts w:ascii="Times New Roman" w:hAnsi="Times New Roman" w:eastAsia="宋体"/>
+                <w:rFonts w:ascii="Times New Roman" w:hAnsi="Times New Roman" w:eastAsia="宋体" w:cs="Times New Roman"/>
                 <w:b w:val="0"/>
                 <w:sz w:val="17"/>
               </w:rPr>
-              <w:t>独立解释本人分析中的故障机理、特征频率、波形/频谱和工况条件。</w:t>
+              <w:t>现场能够独立解释综合成果中的故障机理、特征频率、波形/频谱和工况条件。</w:t>
             </w:r>
           </w:p>
         </w:tc>
@@ -9187,7 +8508,7 @@
             <w:r/>
             <w:r>
               <w:rPr>
-                <w:rFonts w:ascii="Times New Roman" w:hAnsi="Times New Roman" w:eastAsia="宋体"/>
+                <w:rFonts w:ascii="Times New Roman" w:hAnsi="Times New Roman" w:eastAsia="宋体" w:cs="Times New Roman"/>
                 <w:b w:val="0"/>
                 <w:sz w:val="17"/>
               </w:rPr>
@@ -9216,7 +8537,7 @@
             <w:r/>
             <w:r>
               <w:rPr>
-                <w:rFonts w:ascii="Times New Roman" w:hAnsi="Times New Roman" w:eastAsia="宋体"/>
+                <w:rFonts w:ascii="Times New Roman" w:hAnsi="Times New Roman" w:eastAsia="宋体" w:cs="Times New Roman"/>
                 <w:b w:val="0"/>
                 <w:sz w:val="17"/>
               </w:rPr>
@@ -9243,11 +8564,11 @@
             <w:r/>
             <w:r>
               <w:rPr>
-                <w:rFonts w:ascii="Times New Roman" w:hAnsi="Times New Roman" w:eastAsia="宋体"/>
+                <w:rFonts w:ascii="Times New Roman" w:hAnsi="Times New Roman" w:eastAsia="宋体" w:cs="Times New Roman"/>
                 <w:b w:val="0"/>
                 <w:sz w:val="17"/>
               </w:rPr>
-              <w:t>45%</w:t>
+              <w:t>9%</w:t>
             </w:r>
           </w:p>
         </w:tc>
@@ -9270,7 +8591,7 @@
             <w:r/>
             <w:r>
               <w:rPr>
-                <w:rFonts w:ascii="Times New Roman" w:hAnsi="Times New Roman" w:eastAsia="宋体"/>
+                <w:rFonts w:ascii="Times New Roman" w:hAnsi="Times New Roman" w:eastAsia="宋体" w:cs="Times New Roman"/>
                 <w:b w:val="0"/>
                 <w:sz w:val="17"/>
               </w:rPr>
@@ -9297,7 +8618,7 @@
             <w:r/>
             <w:r>
               <w:rPr>
-                <w:rFonts w:ascii="Times New Roman" w:hAnsi="Times New Roman" w:eastAsia="宋体"/>
+                <w:rFonts w:ascii="Times New Roman" w:hAnsi="Times New Roman" w:eastAsia="宋体" w:cs="Times New Roman"/>
                 <w:b w:val="0"/>
                 <w:sz w:val="17"/>
               </w:rPr>
@@ -9326,7 +8647,7 @@
             <w:r/>
             <w:r>
               <w:rPr>
-                <w:rFonts w:ascii="Times New Roman" w:hAnsi="Times New Roman" w:eastAsia="宋体"/>
+                <w:rFonts w:ascii="Times New Roman" w:hAnsi="Times New Roman" w:eastAsia="宋体" w:cs="Times New Roman"/>
                 <w:b w:val="0"/>
                 <w:sz w:val="17"/>
               </w:rPr>
@@ -9353,11 +8674,11 @@
             <w:r/>
             <w:r>
               <w:rPr>
-                <w:rFonts w:ascii="Times New Roman" w:hAnsi="Times New Roman" w:eastAsia="宋体"/>
+                <w:rFonts w:ascii="Times New Roman" w:hAnsi="Times New Roman" w:eastAsia="宋体" w:cs="Times New Roman"/>
                 <w:b w:val="0"/>
                 <w:sz w:val="17"/>
               </w:rPr>
-              <w:t>20%</w:t>
+              <w:t>4%</w:t>
             </w:r>
           </w:p>
         </w:tc>
@@ -9380,11 +8701,11 @@
             <w:r/>
             <w:r>
               <w:rPr>
-                <w:rFonts w:ascii="Times New Roman" w:hAnsi="Times New Roman" w:eastAsia="宋体"/>
+                <w:rFonts w:ascii="Times New Roman" w:hAnsi="Times New Roman" w:eastAsia="宋体" w:cs="Times New Roman"/>
                 <w:b w:val="0"/>
                 <w:sz w:val="17"/>
               </w:rPr>
-              <w:t>能够说明教材、设备手册或数据依据，明确方案边界和个人完成内容。</w:t>
+              <w:t>能够说明教材、设备手册或数据依据，明确方案边界、本人完成内容以及外部代码/AI辅助的核验情况。</w:t>
             </w:r>
           </w:p>
         </w:tc>
@@ -9407,7 +8728,7 @@
             <w:r/>
             <w:r>
               <w:rPr>
-                <w:rFonts w:ascii="Times New Roman" w:hAnsi="Times New Roman" w:eastAsia="宋体"/>
+                <w:rFonts w:ascii="Times New Roman" w:hAnsi="Times New Roman" w:eastAsia="宋体" w:cs="Times New Roman"/>
                 <w:b w:val="0"/>
                 <w:sz w:val="17"/>
               </w:rPr>
@@ -9436,7 +8757,7 @@
             <w:r/>
             <w:r>
               <w:rPr>
-                <w:rFonts w:ascii="Times New Roman" w:hAnsi="Times New Roman" w:eastAsia="宋体"/>
+                <w:rFonts w:ascii="Times New Roman" w:hAnsi="Times New Roman" w:eastAsia="宋体" w:cs="Times New Roman"/>
                 <w:b w:val="0"/>
                 <w:sz w:val="17"/>
               </w:rPr>
@@ -9463,7 +8784,7 @@
             <w:r/>
             <w:r>
               <w:rPr>
-                <w:rFonts w:ascii="Times New Roman" w:hAnsi="Times New Roman" w:eastAsia="宋体"/>
+                <w:rFonts w:ascii="Times New Roman" w:hAnsi="Times New Roman" w:eastAsia="宋体" w:cs="Times New Roman"/>
                 <w:b w:val="0"/>
                 <w:sz w:val="17"/>
               </w:rPr>
@@ -9518,7 +8839,7 @@
       </w:pPr>
       <w:r>
         <w:rPr>
-          <w:rFonts w:ascii="Times New Roman" w:hAnsi="Times New Roman" w:eastAsia="黑体"/>
+          <w:rFonts w:ascii="Times New Roman" w:hAnsi="Times New Roman" w:eastAsia="黑体" w:cs="Times New Roman"/>
           <w:b/>
           <w:sz w:val="28"/>
         </w:rPr>
@@ -9532,7 +8853,7 @@
       </w:pPr>
       <w:r>
         <w:rPr>
-          <w:rFonts w:ascii="Times New Roman" w:hAnsi="Times New Roman" w:eastAsia="宋体"/>
+          <w:rFonts w:ascii="Times New Roman" w:hAnsi="Times New Roman" w:eastAsia="宋体" w:cs="Times New Roman"/>
           <w:b/>
           <w:sz w:val="24"/>
         </w:rPr>
@@ -9547,7 +8868,7 @@
       </w:pPr>
       <w:r>
         <w:rPr>
-          <w:rFonts w:ascii="Times New Roman" w:hAnsi="Times New Roman" w:eastAsia="宋体"/>
+          <w:rFonts w:ascii="Times New Roman" w:hAnsi="Times New Roman" w:eastAsia="宋体" w:cs="Times New Roman"/>
           <w:b w:val="0"/>
           <w:sz w:val="21"/>
         </w:rPr>
@@ -9561,7 +8882,7 @@
       </w:pPr>
       <w:r>
         <w:rPr>
-          <w:rFonts w:ascii="Times New Roman" w:hAnsi="Times New Roman" w:eastAsia="宋体"/>
+          <w:rFonts w:ascii="Times New Roman" w:hAnsi="Times New Roman" w:eastAsia="宋体" w:cs="Times New Roman"/>
           <w:b/>
           <w:sz w:val="24"/>
         </w:rPr>
@@ -9575,7 +8896,7 @@
       </w:pPr>
       <w:r>
         <w:rPr>
-          <w:rFonts w:ascii="Times New Roman" w:hAnsi="Times New Roman" w:eastAsia="宋体"/>
+          <w:rFonts w:ascii="Times New Roman" w:hAnsi="Times New Roman" w:eastAsia="宋体" w:cs="Times New Roman"/>
           <w:b w:val="0"/>
           <w:sz w:val="21"/>
         </w:rPr>
@@ -9589,7 +8910,7 @@
       </w:pPr>
       <w:r>
         <w:rPr>
-          <w:rFonts w:ascii="Times New Roman" w:hAnsi="Times New Roman" w:eastAsia="宋体"/>
+          <w:rFonts w:ascii="Times New Roman" w:hAnsi="Times New Roman" w:eastAsia="宋体" w:cs="Times New Roman"/>
           <w:b w:val="0"/>
           <w:sz w:val="21"/>
         </w:rPr>
@@ -9603,7 +8924,7 @@
       </w:pPr>
       <w:r>
         <w:rPr>
-          <w:rFonts w:ascii="Times New Roman" w:hAnsi="Times New Roman" w:eastAsia="宋体"/>
+          <w:rFonts w:ascii="Times New Roman" w:hAnsi="Times New Roman" w:eastAsia="宋体" w:cs="Times New Roman"/>
           <w:b w:val="0"/>
           <w:sz w:val="21"/>
         </w:rPr>
@@ -9618,7 +8939,7 @@
       </w:pPr>
       <w:r>
         <w:rPr>
-          <w:rFonts w:ascii="Times New Roman" w:hAnsi="Times New Roman" w:eastAsia="宋体"/>
+          <w:rFonts w:ascii="Times New Roman" w:hAnsi="Times New Roman" w:eastAsia="宋体" w:cs="Times New Roman"/>
           <w:b w:val="0"/>
           <w:sz w:val="21"/>
         </w:rPr>
@@ -9633,7 +8954,7 @@
       </w:pPr>
       <w:r>
         <w:rPr>
-          <w:rFonts w:ascii="Times New Roman" w:hAnsi="Times New Roman" w:eastAsia="宋体"/>
+          <w:rFonts w:ascii="Times New Roman" w:hAnsi="Times New Roman" w:eastAsia="宋体" w:cs="Times New Roman"/>
           <w:b w:val="0"/>
           <w:sz w:val="21"/>
         </w:rPr>
@@ -9660,7 +8981,7 @@
     </w:pPr>
     <w:r>
       <w:rPr>
-        <w:rFonts w:ascii="Times New Roman" w:hAnsi="Times New Roman" w:eastAsia="宋体"/>
+        <w:rFonts w:ascii="Times New Roman" w:hAnsi="Times New Roman" w:eastAsia="宋体" w:cs="Times New Roman"/>
         <w:b w:val="0"/>
         <w:sz w:val="18"/>
       </w:rPr>
